--- a/Practicas Preprofesionales/Rubber_Soul/04MerinoEdnanInformeTecnicoBORRADOR.docx
+++ b/Practicas Preprofesionales/Rubber_Soul/04MerinoEdnanInformeTecnicoBORRADOR.docx
@@ -78,7 +78,7 @@
               </wp:anchor>
             </w:drawing>
           </mc:Choice>
-          <mc:Fallback xmlns:cx="http://schemas.microsoft.com/office/drawing/2014/chartex" xmlns:cx1="http://schemas.microsoft.com/office/drawing/2015/9/8/chartex" xmlns:cx2="http://schemas.microsoft.com/office/drawing/2015/10/21/chartex" xmlns:cx3="http://schemas.microsoft.com/office/drawing/2016/5/9/chartex" xmlns:cx4="http://schemas.microsoft.com/office/drawing/2016/5/10/chartex" xmlns:cx5="http://schemas.microsoft.com/office/drawing/2016/5/11/chartex" xmlns:cx6="http://schemas.microsoft.com/office/drawing/2016/5/12/chartex" xmlns:cx7="http://schemas.microsoft.com/office/drawing/2016/5/13/chartex" xmlns:cx8="http://schemas.microsoft.com/office/drawing/2016/5/14/chartex" xmlns:aink="http://schemas.microsoft.com/office/drawing/2016/ink" xmlns:am3d="http://schemas.microsoft.com/office/drawing/2017/model3d" xmlns:oel="http://schemas.microsoft.com/office/2019/extlst" xmlns:w16cex="http://schemas.microsoft.com/office/word/2018/wordml/cex" xmlns:w16cid="http://schemas.microsoft.com/office/word/2016/wordml/cid" xmlns:w16="http://schemas.microsoft.com/office/word/2018/wordml" xmlns:w16du="http://schemas.microsoft.com/office/word/2023/wordml/word16du" xmlns:w16sdtdh="http://schemas.microsoft.com/office/word/2020/wordml/sdtdatahash" xmlns:w16sdtfl="http://schemas.microsoft.com/office/word/2024/wordml/sdtformatlock" xmlns:w16se="http://schemas.microsoft.com/office/word/2015/wordml/symex">
+          <mc:Fallback xmlns:w16se="http://schemas.microsoft.com/office/word/2015/wordml/symex" xmlns:w16sdtfl="http://schemas.microsoft.com/office/word/2024/wordml/sdtformatlock" xmlns:w16sdtdh="http://schemas.microsoft.com/office/word/2020/wordml/sdtdatahash" xmlns:w16du="http://schemas.microsoft.com/office/word/2023/wordml/word16du" xmlns:w16="http://schemas.microsoft.com/office/word/2018/wordml" xmlns:w16cid="http://schemas.microsoft.com/office/word/2016/wordml/cid" xmlns:w16cex="http://schemas.microsoft.com/office/word/2018/wordml/cex" xmlns:oel="http://schemas.microsoft.com/office/2019/extlst" xmlns:am3d="http://schemas.microsoft.com/office/drawing/2017/model3d" xmlns:aink="http://schemas.microsoft.com/office/drawing/2016/ink" xmlns:cx8="http://schemas.microsoft.com/office/drawing/2016/5/14/chartex" xmlns:cx7="http://schemas.microsoft.com/office/drawing/2016/5/13/chartex" xmlns:cx6="http://schemas.microsoft.com/office/drawing/2016/5/12/chartex" xmlns:cx5="http://schemas.microsoft.com/office/drawing/2016/5/11/chartex" xmlns:cx4="http://schemas.microsoft.com/office/drawing/2016/5/10/chartex" xmlns:cx3="http://schemas.microsoft.com/office/drawing/2016/5/9/chartex" xmlns:cx2="http://schemas.microsoft.com/office/drawing/2015/10/21/chartex" xmlns:cx1="http://schemas.microsoft.com/office/drawing/2015/9/8/chartex" xmlns:cx="http://schemas.microsoft.com/office/drawing/2014/chartex">
             <w:pict>
               <v:line w14:anchorId="1C4AAAF1" id="Line 15" o:spid="_x0000_s1026" style="position:absolute;z-index:251659264;visibility:visible;mso-wrap-style:square;mso-width-percent:0;mso-height-percent:0;mso-wrap-distance-left:9pt;mso-wrap-distance-top:0;mso-wrap-distance-right:9pt;mso-wrap-distance-bottom:0;mso-position-horizontal:absolute;mso-position-horizontal-relative:page;mso-position-vertical:absolute;mso-position-vertical-relative:page;mso-width-percent:0;mso-height-percent:0;mso-width-relative:page;mso-height-relative:page" from="70.95pt,752.3pt" to="214.95pt,752.3pt" o:gfxdata="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" strokeweight=".21169mm">
                 <w10:wrap anchorx="page" anchory="page"/>
@@ -173,7 +173,7 @@
               </wp:anchor>
             </w:drawing>
           </mc:Choice>
-          <mc:Fallback xmlns:cx="http://schemas.microsoft.com/office/drawing/2014/chartex" xmlns:cx1="http://schemas.microsoft.com/office/drawing/2015/9/8/chartex" xmlns:cx2="http://schemas.microsoft.com/office/drawing/2015/10/21/chartex" xmlns:cx3="http://schemas.microsoft.com/office/drawing/2016/5/9/chartex" xmlns:cx4="http://schemas.microsoft.com/office/drawing/2016/5/10/chartex" xmlns:cx5="http://schemas.microsoft.com/office/drawing/2016/5/11/chartex" xmlns:cx6="http://schemas.microsoft.com/office/drawing/2016/5/12/chartex" xmlns:cx7="http://schemas.microsoft.com/office/drawing/2016/5/13/chartex" xmlns:cx8="http://schemas.microsoft.com/office/drawing/2016/5/14/chartex" xmlns:aink="http://schemas.microsoft.com/office/drawing/2016/ink" xmlns:am3d="http://schemas.microsoft.com/office/drawing/2017/model3d" xmlns:oel="http://schemas.microsoft.com/office/2019/extlst" xmlns:w16cex="http://schemas.microsoft.com/office/word/2018/wordml/cex" xmlns:w16cid="http://schemas.microsoft.com/office/word/2016/wordml/cid" xmlns:w16="http://schemas.microsoft.com/office/word/2018/wordml" xmlns:w16du="http://schemas.microsoft.com/office/word/2023/wordml/word16du" xmlns:w16sdtdh="http://schemas.microsoft.com/office/word/2020/wordml/sdtdatahash" xmlns:w16sdtfl="http://schemas.microsoft.com/office/word/2024/wordml/sdtformatlock" xmlns:w16se="http://schemas.microsoft.com/office/word/2015/wordml/symex">
+          <mc:Fallback xmlns:w16se="http://schemas.microsoft.com/office/word/2015/wordml/symex" xmlns:w16sdtfl="http://schemas.microsoft.com/office/word/2024/wordml/sdtformatlock" xmlns:w16sdtdh="http://schemas.microsoft.com/office/word/2020/wordml/sdtdatahash" xmlns:w16du="http://schemas.microsoft.com/office/word/2023/wordml/word16du" xmlns:w16="http://schemas.microsoft.com/office/word/2018/wordml" xmlns:w16cid="http://schemas.microsoft.com/office/word/2016/wordml/cid" xmlns:w16cex="http://schemas.microsoft.com/office/word/2018/wordml/cex" xmlns:oel="http://schemas.microsoft.com/office/2019/extlst" xmlns:am3d="http://schemas.microsoft.com/office/drawing/2017/model3d" xmlns:aink="http://schemas.microsoft.com/office/drawing/2016/ink" xmlns:cx8="http://schemas.microsoft.com/office/drawing/2016/5/14/chartex" xmlns:cx7="http://schemas.microsoft.com/office/drawing/2016/5/13/chartex" xmlns:cx6="http://schemas.microsoft.com/office/drawing/2016/5/12/chartex" xmlns:cx5="http://schemas.microsoft.com/office/drawing/2016/5/11/chartex" xmlns:cx4="http://schemas.microsoft.com/office/drawing/2016/5/10/chartex" xmlns:cx3="http://schemas.microsoft.com/office/drawing/2016/5/9/chartex" xmlns:cx2="http://schemas.microsoft.com/office/drawing/2015/10/21/chartex" xmlns:cx1="http://schemas.microsoft.com/office/drawing/2015/9/8/chartex" xmlns:cx="http://schemas.microsoft.com/office/drawing/2014/chartex">
             <w:pict>
               <v:line w14:anchorId="761B1C8A" id="Line 14" o:spid="_x0000_s1026" style="position:absolute;z-index:251658240;visibility:visible;mso-wrap-style:square;mso-width-percent:0;mso-height-percent:0;mso-wrap-distance-left:9pt;mso-wrap-distance-top:0;mso-wrap-distance-right:9pt;mso-wrap-distance-bottom:0;mso-position-horizontal:absolute;mso-position-horizontal-relative:page;mso-position-vertical:absolute;mso-position-vertical-relative:text;mso-width-percent:0;mso-height-percent:0;mso-width-relative:page;mso-height-relative:page" from="207.4pt,24.65pt" to="387.9pt,24.65pt" o:gfxdata="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" strokeweight="1.08pt">
                 <w10:wrap anchorx="page"/>
@@ -4282,15 +4282,29 @@
             <w:r>
               <w:t>Análisis de hallazgos</w:t>
             </w:r>
-          </w:p>
-        </w:tc>
-        <w:tc>
-          <w:tcPr>
-            <w:tcW w:w="0" w:type="auto"/>
-          </w:tcPr>
-          <w:p>
-            <w:r>
-              <w:t>Revisión de los hallazgos documentados en la Semana 1 y definición de prioridades para el prototipo.</w:t>
+            <w:r>
+              <w:t xml:space="preserve"> y Levantamiento de Requerimientos</w:t>
+            </w:r>
+          </w:p>
+        </w:tc>
+        <w:tc>
+          <w:tcPr>
+            <w:tcW w:w="0" w:type="auto"/>
+          </w:tcPr>
+          <w:p>
+            <w:r>
+              <w:t>Revisión de los hallaz</w:t>
+            </w:r>
+            <w:r>
+              <w:t xml:space="preserve">gos documentados en la Semana 1, </w:t>
+            </w:r>
+            <w:bookmarkStart w:id="1" w:name="_GoBack"/>
+            <w:bookmarkEnd w:id="1"/>
+            <w:r>
+              <w:t>definición d</w:t>
+            </w:r>
+            <w:r>
+              <w:t>e prioridades para el prototipo y levantamiento de requerimientos</w:t>
             </w:r>
           </w:p>
         </w:tc>
@@ -6956,13 +6970,7 @@
               <w:rPr>
                 <w:color w:val="C0504D" w:themeColor="accent2"/>
               </w:rPr>
-              <w:t xml:space="preserve"> y corrección de errores</w:t>
-            </w:r>
-            <w:r>
-              <w:rPr>
-                <w:color w:val="C0504D" w:themeColor="accent2"/>
-              </w:rPr>
-              <w:t xml:space="preserve"> I</w:t>
+              <w:t xml:space="preserve"> y corrección de errores I</w:t>
             </w:r>
           </w:p>
         </w:tc>
@@ -7055,13 +7063,7 @@
               <w:rPr>
                 <w:color w:val="C0504D" w:themeColor="accent2"/>
               </w:rPr>
-              <w:t xml:space="preserve"> y corrección de errores</w:t>
-            </w:r>
-            <w:r>
-              <w:rPr>
-                <w:color w:val="C0504D" w:themeColor="accent2"/>
-              </w:rPr>
-              <w:t xml:space="preserve"> II</w:t>
+              <w:t xml:space="preserve"> y corrección de errores II</w:t>
             </w:r>
           </w:p>
         </w:tc>
@@ -7253,16 +7255,8 @@
               <w:rPr>
                 <w:color w:val="C0504D" w:themeColor="accent2"/>
               </w:rPr>
-              <w:t xml:space="preserve">Revisión del prototipo, </w:t>
-            </w:r>
-            <w:proofErr w:type="spellStart"/>
-            <w:r>
-              <w:rPr>
-                <w:color w:val="C0504D" w:themeColor="accent2"/>
-              </w:rPr>
-              <w:t>feedback</w:t>
-            </w:r>
-            <w:proofErr w:type="spellEnd"/>
+              <w:t>Revisión del prototipo, feedback</w:t>
+            </w:r>
           </w:p>
         </w:tc>
         <w:tc>
@@ -8018,21 +8012,7 @@
               <w:rPr>
                 <w:color w:val="C0504D" w:themeColor="accent2"/>
               </w:rPr>
-              <w:t>Revisión y mejora de código de los módulos del prototipo: refactorización, optimización de consultas y ajustes de funcio</w:t>
-            </w:r>
-            <w:bookmarkStart w:id="1" w:name="_GoBack"/>
-            <w:bookmarkEnd w:id="1"/>
-            <w:r>
-              <w:rPr>
-                <w:color w:val="C0504D" w:themeColor="accent2"/>
-              </w:rPr>
-              <w:t>nalidad para un rendimiento más estable.</w:t>
-            </w:r>
-            <w:r>
-              <w:rPr>
-                <w:color w:val="C0504D" w:themeColor="accent2"/>
-              </w:rPr>
-              <w:t xml:space="preserve"> Para un futuro despliegue</w:t>
+              <w:t>Revisión y mejora de código de los módulos del prototipo: refactorización, optimización de consultas y ajustes de funcionalidad para un rendimiento más estable. Para un futuro despliegue</w:t>
             </w:r>
           </w:p>
         </w:tc>
@@ -8113,31 +8093,7 @@
               <w:rPr>
                 <w:color w:val="C0504D" w:themeColor="accent2"/>
               </w:rPr>
-              <w:t>Ajustes de diseño visual, consistencia de estilos</w:t>
-            </w:r>
-            <w:r>
-              <w:rPr>
-                <w:color w:val="C0504D" w:themeColor="accent2"/>
-              </w:rPr>
-              <w:t xml:space="preserve">, </w:t>
-            </w:r>
-            <w:r>
-              <w:rPr>
-                <w:color w:val="C0504D" w:themeColor="accent2"/>
-              </w:rPr>
-              <w:t xml:space="preserve">asegurando un uso eficiente de recursos para minimizar consumo y facilitar un </w:t>
-            </w:r>
-            <w:r>
-              <w:rPr>
-                <w:color w:val="C0504D" w:themeColor="accent2"/>
-              </w:rPr>
-              <w:t>próximo</w:t>
-            </w:r>
-            <w:r>
-              <w:rPr>
-                <w:color w:val="C0504D" w:themeColor="accent2"/>
-              </w:rPr>
-              <w:t xml:space="preserve"> despliegue en producción.</w:t>
+              <w:t>Ajustes de diseño visual, consistencia de estilos, asegurando un uso eficiente de recursos para minimizar consumo y facilitar un próximo despliegue en producción.</w:t>
             </w:r>
           </w:p>
         </w:tc>
@@ -8200,13 +8156,7 @@
               <w:rPr>
                 <w:color w:val="C0504D" w:themeColor="accent2"/>
               </w:rPr>
-              <w:t xml:space="preserve">Reunión: Entrega de prototipo, </w:t>
-            </w:r>
-            <w:r>
-              <w:rPr>
-                <w:color w:val="C0504D" w:themeColor="accent2"/>
-              </w:rPr>
-              <w:t>revisión final</w:t>
+              <w:t>Reunión: Entrega de prototipo, revisión final</w:t>
             </w:r>
           </w:p>
         </w:tc>
@@ -10487,14 +10437,6 @@
 </file>
 
 <file path=customXml/item1.xml><?xml version="1.0" encoding="utf-8"?>
-<p:properties xmlns:p="http://schemas.microsoft.com/office/2006/metadata/properties" xmlns:xsi="http://www.w3.org/2001/XMLSchema-instance" xmlns:pc="http://schemas.microsoft.com/office/infopath/2007/PartnerControls">
-  <documentManagement>
-    <_activity xmlns="f1f31ffb-9912-4459-99c8-b26e82094b51" xsi:nil="true"/>
-  </documentManagement>
-</p:properties>
-</file>
-
-<file path=customXml/item2.xml><?xml version="1.0" encoding="utf-8"?>
 <ct:contentTypeSchema xmlns:ct="http://schemas.microsoft.com/office/2006/metadata/contentType" xmlns:ma="http://schemas.microsoft.com/office/2006/metadata/properties/metaAttributes" ct:_="" ma:_="" ma:contentTypeName="Documento" ma:contentTypeID="0x010100EDB39E34F5A9B445B025C05B2A05D030" ma:contentTypeVersion="18" ma:contentTypeDescription="Crear nuevo documento." ma:contentTypeScope="" ma:versionID="4b8c5b34f0f0da9123a52d787f594f58">
   <xsd:schema xmlns:xsd="http://www.w3.org/2001/XMLSchema" xmlns:xs="http://www.w3.org/2001/XMLSchema" xmlns:p="http://schemas.microsoft.com/office/2006/metadata/properties" xmlns:ns3="f1f31ffb-9912-4459-99c8-b26e82094b51" xmlns:ns4="ce621958-37b1-43fe-a1f1-1aad67996a88" targetNamespace="http://schemas.microsoft.com/office/2006/metadata/properties" ma:root="true" ma:fieldsID="ed7624c736e5958f5cff85571969e9e2" ns3:_="" ns4:_="">
     <xsd:import namespace="f1f31ffb-9912-4459-99c8-b26e82094b51"/>
@@ -10747,6 +10689,14 @@
 </ct:contentTypeSchema>
 </file>
 
+<file path=customXml/item2.xml><?xml version="1.0" encoding="utf-8"?>
+<p:properties xmlns:p="http://schemas.microsoft.com/office/2006/metadata/properties" xmlns:xsi="http://www.w3.org/2001/XMLSchema-instance" xmlns:pc="http://schemas.microsoft.com/office/infopath/2007/PartnerControls">
+  <documentManagement>
+    <_activity xmlns="f1f31ffb-9912-4459-99c8-b26e82094b51" xsi:nil="true"/>
+  </documentManagement>
+</p:properties>
+</file>
+
 <file path=customXml/item3.xml><?xml version="1.0" encoding="utf-8"?>
 <?mso-contentType ?>
 <FormTemplates xmlns="http://schemas.microsoft.com/sharepoint/v3/contenttype/forms">
@@ -10761,16 +10711,6 @@
 </file>
 
 <file path=customXml/itemProps1.xml><?xml version="1.0" encoding="utf-8"?>
-<ds:datastoreItem xmlns:ds="http://schemas.openxmlformats.org/officeDocument/2006/customXml" ds:itemID="{4841E046-27A1-4B2E-9F43-F67D72354C8F}">
-  <ds:schemaRefs>
-    <ds:schemaRef ds:uri="http://schemas.microsoft.com/office/2006/metadata/properties"/>
-    <ds:schemaRef ds:uri="http://schemas.microsoft.com/office/infopath/2007/PartnerControls"/>
-    <ds:schemaRef ds:uri="f1f31ffb-9912-4459-99c8-b26e82094b51"/>
-  </ds:schemaRefs>
-</ds:datastoreItem>
-</file>
-
-<file path=customXml/itemProps2.xml><?xml version="1.0" encoding="utf-8"?>
 <ds:datastoreItem xmlns:ds="http://schemas.openxmlformats.org/officeDocument/2006/customXml" ds:itemID="{355C7FB5-BF0E-4F0F-BA5F-10B843AFE9E5}">
   <ds:schemaRefs>
     <ds:schemaRef ds:uri="http://schemas.microsoft.com/office/2006/metadata/contentType"/>
@@ -10789,6 +10729,16 @@
 </ds:datastoreItem>
 </file>
 
+<file path=customXml/itemProps2.xml><?xml version="1.0" encoding="utf-8"?>
+<ds:datastoreItem xmlns:ds="http://schemas.openxmlformats.org/officeDocument/2006/customXml" ds:itemID="{4841E046-27A1-4B2E-9F43-F67D72354C8F}">
+  <ds:schemaRefs>
+    <ds:schemaRef ds:uri="http://schemas.microsoft.com/office/2006/metadata/properties"/>
+    <ds:schemaRef ds:uri="http://schemas.microsoft.com/office/infopath/2007/PartnerControls"/>
+    <ds:schemaRef ds:uri="f1f31ffb-9912-4459-99c8-b26e82094b51"/>
+  </ds:schemaRefs>
+</ds:datastoreItem>
+</file>
+
 <file path=customXml/itemProps3.xml><?xml version="1.0" encoding="utf-8"?>
 <ds:datastoreItem xmlns:ds="http://schemas.openxmlformats.org/officeDocument/2006/customXml" ds:itemID="{D97C98BB-D733-4755-AF30-F518FC2AEFAB}">
   <ds:schemaRefs>
@@ -10798,7 +10748,7 @@
 </file>
 
 <file path=customXml/itemProps4.xml><?xml version="1.0" encoding="utf-8"?>
-<ds:datastoreItem xmlns:ds="http://schemas.openxmlformats.org/officeDocument/2006/customXml" ds:itemID="{9A06223B-9B38-4BD3-A18C-E5B5D122FE10}">
+<ds:datastoreItem xmlns:ds="http://schemas.openxmlformats.org/officeDocument/2006/customXml" ds:itemID="{B7562722-6308-41F5-80F4-D46E73DA2A09}">
   <ds:schemaRefs>
     <ds:schemaRef ds:uri="http://schemas.openxmlformats.org/officeDocument/2006/bibliography"/>
   </ds:schemaRefs>

--- a/Practicas Preprofesionales/Rubber_Soul/04MerinoEdnanInformeTecnicoBORRADOR.docx
+++ b/Practicas Preprofesionales/Rubber_Soul/04MerinoEdnanInformeTecnicoBORRADOR.docx
@@ -78,7 +78,7 @@
               </wp:anchor>
             </w:drawing>
           </mc:Choice>
-          <mc:Fallback xmlns:w16se="http://schemas.microsoft.com/office/word/2015/wordml/symex" xmlns:w16sdtfl="http://schemas.microsoft.com/office/word/2024/wordml/sdtformatlock" xmlns:w16sdtdh="http://schemas.microsoft.com/office/word/2020/wordml/sdtdatahash" xmlns:w16du="http://schemas.microsoft.com/office/word/2023/wordml/word16du" xmlns:w16="http://schemas.microsoft.com/office/word/2018/wordml" xmlns:w16cid="http://schemas.microsoft.com/office/word/2016/wordml/cid" xmlns:w16cex="http://schemas.microsoft.com/office/word/2018/wordml/cex" xmlns:oel="http://schemas.microsoft.com/office/2019/extlst" xmlns:am3d="http://schemas.microsoft.com/office/drawing/2017/model3d" xmlns:aink="http://schemas.microsoft.com/office/drawing/2016/ink" xmlns:cx8="http://schemas.microsoft.com/office/drawing/2016/5/14/chartex" xmlns:cx7="http://schemas.microsoft.com/office/drawing/2016/5/13/chartex" xmlns:cx6="http://schemas.microsoft.com/office/drawing/2016/5/12/chartex" xmlns:cx5="http://schemas.microsoft.com/office/drawing/2016/5/11/chartex" xmlns:cx4="http://schemas.microsoft.com/office/drawing/2016/5/10/chartex" xmlns:cx3="http://schemas.microsoft.com/office/drawing/2016/5/9/chartex" xmlns:cx2="http://schemas.microsoft.com/office/drawing/2015/10/21/chartex" xmlns:cx1="http://schemas.microsoft.com/office/drawing/2015/9/8/chartex" xmlns:cx="http://schemas.microsoft.com/office/drawing/2014/chartex">
+          <mc:Fallback xmlns:cx="http://schemas.microsoft.com/office/drawing/2014/chartex" xmlns:cx1="http://schemas.microsoft.com/office/drawing/2015/9/8/chartex" xmlns:cx2="http://schemas.microsoft.com/office/drawing/2015/10/21/chartex" xmlns:cx3="http://schemas.microsoft.com/office/drawing/2016/5/9/chartex" xmlns:cx4="http://schemas.microsoft.com/office/drawing/2016/5/10/chartex" xmlns:cx5="http://schemas.microsoft.com/office/drawing/2016/5/11/chartex" xmlns:cx6="http://schemas.microsoft.com/office/drawing/2016/5/12/chartex" xmlns:cx7="http://schemas.microsoft.com/office/drawing/2016/5/13/chartex" xmlns:cx8="http://schemas.microsoft.com/office/drawing/2016/5/14/chartex" xmlns:aink="http://schemas.microsoft.com/office/drawing/2016/ink" xmlns:am3d="http://schemas.microsoft.com/office/drawing/2017/model3d" xmlns:oel="http://schemas.microsoft.com/office/2019/extlst" xmlns:w16cex="http://schemas.microsoft.com/office/word/2018/wordml/cex" xmlns:w16cid="http://schemas.microsoft.com/office/word/2016/wordml/cid" xmlns:w16="http://schemas.microsoft.com/office/word/2018/wordml" xmlns:w16du="http://schemas.microsoft.com/office/word/2023/wordml/word16du" xmlns:w16sdtdh="http://schemas.microsoft.com/office/word/2020/wordml/sdtdatahash" xmlns:w16sdtfl="http://schemas.microsoft.com/office/word/2024/wordml/sdtformatlock" xmlns:w16se="http://schemas.microsoft.com/office/word/2015/wordml/symex">
             <w:pict>
               <v:line w14:anchorId="1C4AAAF1" id="Line 15" o:spid="_x0000_s1026" style="position:absolute;z-index:251659264;visibility:visible;mso-wrap-style:square;mso-width-percent:0;mso-height-percent:0;mso-wrap-distance-left:9pt;mso-wrap-distance-top:0;mso-wrap-distance-right:9pt;mso-wrap-distance-bottom:0;mso-position-horizontal:absolute;mso-position-horizontal-relative:page;mso-position-vertical:absolute;mso-position-vertical-relative:page;mso-width-percent:0;mso-height-percent:0;mso-width-relative:page;mso-height-relative:page" from="70.95pt,752.3pt" to="214.95pt,752.3pt" o:gfxdata="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" strokeweight=".21169mm">
                 <w10:wrap anchorx="page" anchory="page"/>
@@ -173,7 +173,7 @@
               </wp:anchor>
             </w:drawing>
           </mc:Choice>
-          <mc:Fallback xmlns:w16se="http://schemas.microsoft.com/office/word/2015/wordml/symex" xmlns:w16sdtfl="http://schemas.microsoft.com/office/word/2024/wordml/sdtformatlock" xmlns:w16sdtdh="http://schemas.microsoft.com/office/word/2020/wordml/sdtdatahash" xmlns:w16du="http://schemas.microsoft.com/office/word/2023/wordml/word16du" xmlns:w16="http://schemas.microsoft.com/office/word/2018/wordml" xmlns:w16cid="http://schemas.microsoft.com/office/word/2016/wordml/cid" xmlns:w16cex="http://schemas.microsoft.com/office/word/2018/wordml/cex" xmlns:oel="http://schemas.microsoft.com/office/2019/extlst" xmlns:am3d="http://schemas.microsoft.com/office/drawing/2017/model3d" xmlns:aink="http://schemas.microsoft.com/office/drawing/2016/ink" xmlns:cx8="http://schemas.microsoft.com/office/drawing/2016/5/14/chartex" xmlns:cx7="http://schemas.microsoft.com/office/drawing/2016/5/13/chartex" xmlns:cx6="http://schemas.microsoft.com/office/drawing/2016/5/12/chartex" xmlns:cx5="http://schemas.microsoft.com/office/drawing/2016/5/11/chartex" xmlns:cx4="http://schemas.microsoft.com/office/drawing/2016/5/10/chartex" xmlns:cx3="http://schemas.microsoft.com/office/drawing/2016/5/9/chartex" xmlns:cx2="http://schemas.microsoft.com/office/drawing/2015/10/21/chartex" xmlns:cx1="http://schemas.microsoft.com/office/drawing/2015/9/8/chartex" xmlns:cx="http://schemas.microsoft.com/office/drawing/2014/chartex">
+          <mc:Fallback xmlns:cx="http://schemas.microsoft.com/office/drawing/2014/chartex" xmlns:cx1="http://schemas.microsoft.com/office/drawing/2015/9/8/chartex" xmlns:cx2="http://schemas.microsoft.com/office/drawing/2015/10/21/chartex" xmlns:cx3="http://schemas.microsoft.com/office/drawing/2016/5/9/chartex" xmlns:cx4="http://schemas.microsoft.com/office/drawing/2016/5/10/chartex" xmlns:cx5="http://schemas.microsoft.com/office/drawing/2016/5/11/chartex" xmlns:cx6="http://schemas.microsoft.com/office/drawing/2016/5/12/chartex" xmlns:cx7="http://schemas.microsoft.com/office/drawing/2016/5/13/chartex" xmlns:cx8="http://schemas.microsoft.com/office/drawing/2016/5/14/chartex" xmlns:aink="http://schemas.microsoft.com/office/drawing/2016/ink" xmlns:am3d="http://schemas.microsoft.com/office/drawing/2017/model3d" xmlns:oel="http://schemas.microsoft.com/office/2019/extlst" xmlns:w16cex="http://schemas.microsoft.com/office/word/2018/wordml/cex" xmlns:w16cid="http://schemas.microsoft.com/office/word/2016/wordml/cid" xmlns:w16="http://schemas.microsoft.com/office/word/2018/wordml" xmlns:w16du="http://schemas.microsoft.com/office/word/2023/wordml/word16du" xmlns:w16sdtdh="http://schemas.microsoft.com/office/word/2020/wordml/sdtdatahash" xmlns:w16sdtfl="http://schemas.microsoft.com/office/word/2024/wordml/sdtformatlock" xmlns:w16se="http://schemas.microsoft.com/office/word/2015/wordml/symex">
             <w:pict>
               <v:line w14:anchorId="761B1C8A" id="Line 14" o:spid="_x0000_s1026" style="position:absolute;z-index:251658240;visibility:visible;mso-wrap-style:square;mso-width-percent:0;mso-height-percent:0;mso-wrap-distance-left:9pt;mso-wrap-distance-top:0;mso-wrap-distance-right:9pt;mso-wrap-distance-bottom:0;mso-position-horizontal:absolute;mso-position-horizontal-relative:page;mso-position-vertical:absolute;mso-position-vertical-relative:text;mso-width-percent:0;mso-height-percent:0;mso-width-relative:page;mso-height-relative:page" from="207.4pt,24.65pt" to="387.9pt,24.65pt" o:gfxdata="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" strokeweight="1.08pt">
                 <w10:wrap anchorx="page"/>
@@ -243,6 +243,8 @@
         <w:t>PORTADA</w:t>
       </w:r>
     </w:p>
+    <w:bookmarkStart w:id="1" w:name="_GoBack"/>
+    <w:bookmarkEnd w:id="1"/>
     <w:p>
       <w:pPr>
         <w:rPr>
@@ -2308,13 +2310,23 @@
                               </w:rPr>
                               <w:br/>
                             </w:r>
+                            <w:proofErr w:type="spellStart"/>
                             <w:r>
                               <w:rPr>
                                 <w:bCs/>
                                 <w:spacing w:val="-3"/>
                                 <w:sz w:val="18"/>
                               </w:rPr>
-                              <w:t xml:space="preserve">Ing. </w:t>
+                              <w:t>Mgtr</w:t>
+                            </w:r>
+                            <w:proofErr w:type="spellEnd"/>
+                            <w:r>
+                              <w:rPr>
+                                <w:bCs/>
+                                <w:spacing w:val="-3"/>
+                                <w:sz w:val="18"/>
+                              </w:rPr>
+                              <w:t xml:space="preserve">. </w:t>
                             </w:r>
                             <w:r>
                               <w:rPr>
@@ -2343,21 +2355,12 @@
                                 <w:sz w:val="20"/>
                               </w:rPr>
                             </w:pPr>
-                            <w:proofErr w:type="spellStart"/>
                             <w:r>
                               <w:rPr>
                                 <w:b/>
                                 <w:sz w:val="20"/>
                               </w:rPr>
-                              <w:t>Sangolquí</w:t>
-                            </w:r>
-                            <w:proofErr w:type="spellEnd"/>
-                            <w:r>
-                              <w:rPr>
-                                <w:b/>
-                                <w:sz w:val="20"/>
-                              </w:rPr>
-                              <w:t xml:space="preserve">, </w:t>
+                              <w:t xml:space="preserve">Sangolquí, </w:t>
                             </w:r>
                             <w:r>
                               <w:rPr>
@@ -2401,7 +2404,11 @@
           </mc:Choice>
           <mc:Fallback>
             <w:pict>
-              <v:shape w14:anchorId="63ED53BF" id="Text Box 19" o:spid="_x0000_s1039" type="#_x0000_t202" style="position:absolute;margin-left:94.5pt;margin-top:521.95pt;width:254pt;height:55.5pt;z-index:251673600;visibility:visible;mso-wrap-style:square;mso-width-percent:0;mso-height-percent:0;mso-wrap-distance-left:9pt;mso-wrap-distance-top:0;mso-wrap-distance-right:9pt;mso-wrap-distance-bottom:0;mso-position-horizontal:absolute;mso-position-horizontal-relative:text;mso-position-vertical:absolute;mso-position-vertical-relative:text;mso-width-percent:0;mso-height-percent:0;mso-width-relative:page;mso-height-relative:page;v-text-anchor:top" o:gfxdata="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" filled="f" stroked="f">
+              <v:shapetype w14:anchorId="63ED53BF" id="_x0000_t202" coordsize="21600,21600" o:spt="202" path="m,l,21600r21600,l21600,xe">
+                <v:stroke joinstyle="miter"/>
+                <v:path gradientshapeok="t" o:connecttype="rect"/>
+              </v:shapetype>
+              <v:shape id="Text Box 19" o:spid="_x0000_s1039" type="#_x0000_t202" style="position:absolute;margin-left:94.5pt;margin-top:521.95pt;width:254pt;height:55.5pt;z-index:251673600;visibility:visible;mso-wrap-style:square;mso-width-percent:0;mso-height-percent:0;mso-wrap-distance-left:9pt;mso-wrap-distance-top:0;mso-wrap-distance-right:9pt;mso-wrap-distance-bottom:0;mso-position-horizontal:absolute;mso-position-horizontal-relative:text;mso-position-vertical:absolute;mso-position-vertical-relative:text;mso-width-percent:0;mso-height-percent:0;mso-width-relative:page;mso-height-relative:page;v-text-anchor:top" o:gfxdata="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" filled="f" stroked="f">
                 <v:textbox>
                   <w:txbxContent>
                     <w:p>
@@ -2448,13 +2455,23 @@
                         </w:rPr>
                         <w:br/>
                       </w:r>
+                      <w:proofErr w:type="spellStart"/>
                       <w:r>
                         <w:rPr>
                           <w:bCs/>
                           <w:spacing w:val="-3"/>
                           <w:sz w:val="18"/>
                         </w:rPr>
-                        <w:t xml:space="preserve">Ing. </w:t>
+                        <w:t>Mgtr</w:t>
+                      </w:r>
+                      <w:proofErr w:type="spellEnd"/>
+                      <w:r>
+                        <w:rPr>
+                          <w:bCs/>
+                          <w:spacing w:val="-3"/>
+                          <w:sz w:val="18"/>
+                        </w:rPr>
+                        <w:t xml:space="preserve">. </w:t>
                       </w:r>
                       <w:r>
                         <w:rPr>
@@ -2483,21 +2500,12 @@
                           <w:sz w:val="20"/>
                         </w:rPr>
                       </w:pPr>
-                      <w:proofErr w:type="spellStart"/>
                       <w:r>
                         <w:rPr>
                           <w:b/>
                           <w:sz w:val="20"/>
                         </w:rPr>
-                        <w:t>Sangolquí</w:t>
-                      </w:r>
-                      <w:proofErr w:type="spellEnd"/>
-                      <w:r>
-                        <w:rPr>
-                          <w:b/>
-                          <w:sz w:val="20"/>
-                        </w:rPr>
-                        <w:t xml:space="preserve">, </w:t>
+                        <w:t xml:space="preserve">Sangolquí, </w:t>
                       </w:r>
                       <w:r>
                         <w:rPr>
@@ -3772,8 +3780,8 @@
         <w:gridCol w:w="703"/>
         <w:gridCol w:w="1310"/>
         <w:gridCol w:w="1176"/>
-        <w:gridCol w:w="2346"/>
-        <w:gridCol w:w="3572"/>
+        <w:gridCol w:w="2582"/>
+        <w:gridCol w:w="3336"/>
         <w:gridCol w:w="843"/>
       </w:tblGrid>
       <w:tr>
@@ -3909,6 +3917,7 @@
         <w:tc>
           <w:tcPr>
             <w:tcW w:w="0" w:type="auto"/>
+            <w:shd w:val="clear" w:color="auto" w:fill="9BBB59" w:themeFill="accent3"/>
             <w:hideMark/>
           </w:tcPr>
           <w:p>
@@ -3920,6 +3929,7 @@
         <w:tc>
           <w:tcPr>
             <w:tcW w:w="0" w:type="auto"/>
+            <w:shd w:val="clear" w:color="auto" w:fill="9BBB59" w:themeFill="accent3"/>
             <w:hideMark/>
           </w:tcPr>
           <w:p>
@@ -3931,6 +3941,7 @@
         <w:tc>
           <w:tcPr>
             <w:tcW w:w="0" w:type="auto"/>
+            <w:shd w:val="clear" w:color="auto" w:fill="9BBB59" w:themeFill="accent3"/>
             <w:hideMark/>
           </w:tcPr>
           <w:p>
@@ -3942,6 +3953,7 @@
         <w:tc>
           <w:tcPr>
             <w:tcW w:w="0" w:type="auto"/>
+            <w:shd w:val="clear" w:color="auto" w:fill="9BBB59" w:themeFill="accent3"/>
           </w:tcPr>
           <w:p>
             <w:r>
@@ -3955,6 +3967,7 @@
         <w:tc>
           <w:tcPr>
             <w:tcW w:w="0" w:type="auto"/>
+            <w:shd w:val="clear" w:color="auto" w:fill="9BBB59" w:themeFill="accent3"/>
           </w:tcPr>
           <w:p>
             <w:r>
@@ -3965,6 +3978,7 @@
         <w:tc>
           <w:tcPr>
             <w:tcW w:w="0" w:type="auto"/>
+            <w:shd w:val="clear" w:color="auto" w:fill="9BBB59" w:themeFill="accent3"/>
             <w:hideMark/>
           </w:tcPr>
           <w:p>
@@ -3975,9 +3989,13 @@
         </w:tc>
       </w:tr>
       <w:tr>
-        <w:tc>
-          <w:tcPr>
-            <w:tcW w:w="0" w:type="auto"/>
+        <w:trPr>
+          <w:trHeight w:val="4699"/>
+        </w:trPr>
+        <w:tc>
+          <w:tcPr>
+            <w:tcW w:w="0" w:type="auto"/>
+            <w:shd w:val="clear" w:color="auto" w:fill="9BBB59" w:themeFill="accent3"/>
             <w:hideMark/>
           </w:tcPr>
           <w:p>
@@ -3989,6 +4007,7 @@
         <w:tc>
           <w:tcPr>
             <w:tcW w:w="0" w:type="auto"/>
+            <w:shd w:val="clear" w:color="auto" w:fill="9BBB59" w:themeFill="accent3"/>
             <w:hideMark/>
           </w:tcPr>
           <w:p>
@@ -4000,6 +4019,7 @@
         <w:tc>
           <w:tcPr>
             <w:tcW w:w="0" w:type="auto"/>
+            <w:shd w:val="clear" w:color="auto" w:fill="9BBB59" w:themeFill="accent3"/>
             <w:hideMark/>
           </w:tcPr>
           <w:p>
@@ -4011,6 +4031,7 @@
         <w:tc>
           <w:tcPr>
             <w:tcW w:w="0" w:type="auto"/>
+            <w:shd w:val="clear" w:color="auto" w:fill="9BBB59" w:themeFill="accent3"/>
           </w:tcPr>
           <w:p>
             <w:r>
@@ -4021,6 +4042,7 @@
         <w:tc>
           <w:tcPr>
             <w:tcW w:w="0" w:type="auto"/>
+            <w:shd w:val="clear" w:color="auto" w:fill="9BBB59" w:themeFill="accent3"/>
           </w:tcPr>
           <w:p>
             <w:r>
@@ -4031,6 +4053,7 @@
         <w:tc>
           <w:tcPr>
             <w:tcW w:w="0" w:type="auto"/>
+            <w:shd w:val="clear" w:color="auto" w:fill="9BBB59" w:themeFill="accent3"/>
             <w:hideMark/>
           </w:tcPr>
           <w:p>
@@ -4044,6 +4067,7 @@
         <w:tc>
           <w:tcPr>
             <w:tcW w:w="0" w:type="auto"/>
+            <w:shd w:val="clear" w:color="auto" w:fill="9BBB59" w:themeFill="accent3"/>
             <w:hideMark/>
           </w:tcPr>
           <w:p>
@@ -4055,6 +4079,7 @@
         <w:tc>
           <w:tcPr>
             <w:tcW w:w="0" w:type="auto"/>
+            <w:shd w:val="clear" w:color="auto" w:fill="9BBB59" w:themeFill="accent3"/>
             <w:hideMark/>
           </w:tcPr>
           <w:p>
@@ -4066,6 +4091,7 @@
         <w:tc>
           <w:tcPr>
             <w:tcW w:w="0" w:type="auto"/>
+            <w:shd w:val="clear" w:color="auto" w:fill="9BBB59" w:themeFill="accent3"/>
             <w:hideMark/>
           </w:tcPr>
           <w:p>
@@ -4077,26 +4103,29 @@
         <w:tc>
           <w:tcPr>
             <w:tcW w:w="0" w:type="auto"/>
-          </w:tcPr>
-          <w:p>
-            <w:r>
-              <w:t>Exploración de la plataforma existente</w:t>
-            </w:r>
-          </w:p>
-        </w:tc>
-        <w:tc>
-          <w:tcPr>
-            <w:tcW w:w="0" w:type="auto"/>
-          </w:tcPr>
-          <w:p>
-            <w:r>
-              <w:t>Navegación por el sistema actual, registro de funcionalidades principales y primeras observaciones de usabilidad.</w:t>
-            </w:r>
-          </w:p>
-        </w:tc>
-        <w:tc>
-          <w:tcPr>
-            <w:tcW w:w="0" w:type="auto"/>
+            <w:shd w:val="clear" w:color="auto" w:fill="9BBB59" w:themeFill="accent3"/>
+          </w:tcPr>
+          <w:p>
+            <w:r>
+              <w:t>Levantamiento de Requerimientos Funcionales</w:t>
+            </w:r>
+          </w:p>
+        </w:tc>
+        <w:tc>
+          <w:tcPr>
+            <w:tcW w:w="0" w:type="auto"/>
+            <w:shd w:val="clear" w:color="auto" w:fill="9BBB59" w:themeFill="accent3"/>
+          </w:tcPr>
+          <w:p>
+            <w:r>
+              <w:t>Redacción de los Requerimientos funcionales de la plataforma educativa</w:t>
+            </w:r>
+          </w:p>
+        </w:tc>
+        <w:tc>
+          <w:tcPr>
+            <w:tcW w:w="0" w:type="auto"/>
+            <w:shd w:val="clear" w:color="auto" w:fill="9BBB59" w:themeFill="accent3"/>
             <w:hideMark/>
           </w:tcPr>
           <w:p>
@@ -4110,6 +4139,7 @@
         <w:tc>
           <w:tcPr>
             <w:tcW w:w="0" w:type="auto"/>
+            <w:shd w:val="clear" w:color="auto" w:fill="9BBB59" w:themeFill="accent3"/>
             <w:hideMark/>
           </w:tcPr>
           <w:p>
@@ -4121,6 +4151,7 @@
         <w:tc>
           <w:tcPr>
             <w:tcW w:w="0" w:type="auto"/>
+            <w:shd w:val="clear" w:color="auto" w:fill="9BBB59" w:themeFill="accent3"/>
             <w:hideMark/>
           </w:tcPr>
           <w:p>
@@ -4132,6 +4163,7 @@
         <w:tc>
           <w:tcPr>
             <w:tcW w:w="0" w:type="auto"/>
+            <w:shd w:val="clear" w:color="auto" w:fill="9BBB59" w:themeFill="accent3"/>
             <w:hideMark/>
           </w:tcPr>
           <w:p>
@@ -4143,26 +4175,38 @@
         <w:tc>
           <w:tcPr>
             <w:tcW w:w="0" w:type="auto"/>
-          </w:tcPr>
-          <w:p>
-            <w:r>
-              <w:t>Identificación de módulos actuales</w:t>
-            </w:r>
-          </w:p>
-        </w:tc>
-        <w:tc>
-          <w:tcPr>
-            <w:tcW w:w="0" w:type="auto"/>
-          </w:tcPr>
-          <w:p>
-            <w:r>
-              <w:t>Revisión de módulos clave como login, inscripción a cursos y gestión de contenidos. Documentación inicial de su funcionamiento.</w:t>
-            </w:r>
-          </w:p>
-        </w:tc>
-        <w:tc>
-          <w:tcPr>
-            <w:tcW w:w="0" w:type="auto"/>
+            <w:shd w:val="clear" w:color="auto" w:fill="9BBB59" w:themeFill="accent3"/>
+          </w:tcPr>
+          <w:p>
+            <w:r>
+              <w:t>Levantamiento de Requerimientos no Funcionales</w:t>
+            </w:r>
+          </w:p>
+        </w:tc>
+        <w:tc>
+          <w:tcPr>
+            <w:tcW w:w="0" w:type="auto"/>
+            <w:shd w:val="clear" w:color="auto" w:fill="9BBB59" w:themeFill="accent3"/>
+          </w:tcPr>
+          <w:p>
+            <w:r>
+              <w:t xml:space="preserve">Redacción de los Requerimientos </w:t>
+            </w:r>
+            <w:r>
+              <w:t xml:space="preserve">no </w:t>
+            </w:r>
+            <w:r>
+              <w:t>funcionales de la plataforma educativa</w:t>
+            </w:r>
+            <w:r>
+              <w:t>.</w:t>
+            </w:r>
+          </w:p>
+        </w:tc>
+        <w:tc>
+          <w:tcPr>
+            <w:tcW w:w="0" w:type="auto"/>
+            <w:shd w:val="clear" w:color="auto" w:fill="9BBB59" w:themeFill="accent3"/>
             <w:hideMark/>
           </w:tcPr>
           <w:p>
@@ -4176,10 +4220,19 @@
         <w:tc>
           <w:tcPr>
             <w:tcW w:w="0" w:type="auto"/>
-            <w:hideMark/>
-          </w:tcPr>
-          <w:p>
-            <w:r>
+            <w:shd w:val="clear" w:color="auto" w:fill="9BBB59" w:themeFill="accent3"/>
+            <w:hideMark/>
+          </w:tcPr>
+          <w:p>
+            <w:pPr>
+              <w:rPr>
+                <w:b/>
+              </w:rPr>
+            </w:pPr>
+            <w:r>
+              <w:rPr>
+                <w:b/>
+              </w:rPr>
               <w:t>5</w:t>
             </w:r>
           </w:p>
@@ -4187,10 +4240,19 @@
         <w:tc>
           <w:tcPr>
             <w:tcW w:w="0" w:type="auto"/>
-            <w:hideMark/>
-          </w:tcPr>
-          <w:p>
-            <w:r>
+            <w:shd w:val="clear" w:color="auto" w:fill="9BBB59" w:themeFill="accent3"/>
+            <w:hideMark/>
+          </w:tcPr>
+          <w:p>
+            <w:pPr>
+              <w:rPr>
+                <w:b/>
+              </w:rPr>
+            </w:pPr>
+            <w:r>
+              <w:rPr>
+                <w:b/>
+              </w:rPr>
               <w:t>29/08/2025</w:t>
             </w:r>
           </w:p>
@@ -4198,10 +4260,19 @@
         <w:tc>
           <w:tcPr>
             <w:tcW w:w="0" w:type="auto"/>
-            <w:hideMark/>
-          </w:tcPr>
-          <w:p>
-            <w:r>
+            <w:shd w:val="clear" w:color="auto" w:fill="9BBB59" w:themeFill="accent3"/>
+            <w:hideMark/>
+          </w:tcPr>
+          <w:p>
+            <w:pPr>
+              <w:rPr>
+                <w:b/>
+              </w:rPr>
+            </w:pPr>
+            <w:r>
+              <w:rPr>
+                <w:b/>
+              </w:rPr>
               <w:t>Viernes</w:t>
             </w:r>
           </w:p>
@@ -4209,33 +4280,75 @@
         <w:tc>
           <w:tcPr>
             <w:tcW w:w="0" w:type="auto"/>
-          </w:tcPr>
-          <w:p>
-            <w:r>
-              <w:t>Reunión: Registro de hallazgos</w:t>
-            </w:r>
-            <w:r>
-              <w:t xml:space="preserve"> y observaciones del sistema actual</w:t>
-            </w:r>
-          </w:p>
-        </w:tc>
-        <w:tc>
-          <w:tcPr>
-            <w:tcW w:w="0" w:type="auto"/>
-          </w:tcPr>
-          <w:p>
-            <w:r>
-              <w:t>Documentación de aspectos técnicos y funcionales de la plataforma, incluyendo puntos fuertes y áreas de mejora, como base para el desarrollo del prototipo.</w:t>
-            </w:r>
-          </w:p>
-        </w:tc>
-        <w:tc>
-          <w:tcPr>
-            <w:tcW w:w="0" w:type="auto"/>
-            <w:hideMark/>
-          </w:tcPr>
-          <w:p>
-            <w:r>
+            <w:shd w:val="clear" w:color="auto" w:fill="9BBB59" w:themeFill="accent3"/>
+          </w:tcPr>
+          <w:p>
+            <w:pPr>
+              <w:rPr>
+                <w:b/>
+              </w:rPr>
+            </w:pPr>
+            <w:r>
+              <w:rPr>
+                <w:b/>
+              </w:rPr>
+              <w:t xml:space="preserve">Reunión: </w:t>
+            </w:r>
+            <w:r>
+              <w:rPr>
+                <w:b/>
+              </w:rPr>
+              <w:t>Presentación de documentación,</w:t>
+            </w:r>
+            <w:r>
+              <w:rPr>
+                <w:b/>
+              </w:rPr>
+              <w:t xml:space="preserve"> observaciones del sistema actual</w:t>
+            </w:r>
+          </w:p>
+        </w:tc>
+        <w:tc>
+          <w:tcPr>
+            <w:tcW w:w="0" w:type="auto"/>
+            <w:shd w:val="clear" w:color="auto" w:fill="9BBB59" w:themeFill="accent3"/>
+          </w:tcPr>
+          <w:p>
+            <w:pPr>
+              <w:rPr>
+                <w:b/>
+              </w:rPr>
+            </w:pPr>
+            <w:r>
+              <w:rPr>
+                <w:b/>
+              </w:rPr>
+              <w:t xml:space="preserve">Validación de la documentación, feedback, búsqueda de </w:t>
+            </w:r>
+            <w:r>
+              <w:rPr>
+                <w:b/>
+              </w:rPr>
+              <w:t>puntos fuertes y áreas de mejora, como base para el desarrollo del prototipo.</w:t>
+            </w:r>
+          </w:p>
+        </w:tc>
+        <w:tc>
+          <w:tcPr>
+            <w:tcW w:w="0" w:type="auto"/>
+            <w:shd w:val="clear" w:color="auto" w:fill="9BBB59" w:themeFill="accent3"/>
+            <w:hideMark/>
+          </w:tcPr>
+          <w:p>
+            <w:pPr>
+              <w:rPr>
+                <w:b/>
+              </w:rPr>
+            </w:pPr>
+            <w:r>
+              <w:rPr>
+                <w:b/>
+              </w:rPr>
               <w:t>6</w:t>
             </w:r>
           </w:p>
@@ -4245,6 +4358,7 @@
         <w:tc>
           <w:tcPr>
             <w:tcW w:w="0" w:type="auto"/>
+            <w:shd w:val="clear" w:color="auto" w:fill="9BBB59" w:themeFill="accent3"/>
             <w:hideMark/>
           </w:tcPr>
           <w:p>
@@ -4256,6 +4370,7 @@
         <w:tc>
           <w:tcPr>
             <w:tcW w:w="0" w:type="auto"/>
+            <w:shd w:val="clear" w:color="auto" w:fill="9BBB59" w:themeFill="accent3"/>
             <w:hideMark/>
           </w:tcPr>
           <w:p>
@@ -4267,6 +4382,7 @@
         <w:tc>
           <w:tcPr>
             <w:tcW w:w="0" w:type="auto"/>
+            <w:shd w:val="clear" w:color="auto" w:fill="9BBB59" w:themeFill="accent3"/>
           </w:tcPr>
           <w:p>
             <w:r>
@@ -4277,40 +4393,121 @@
         <w:tc>
           <w:tcPr>
             <w:tcW w:w="0" w:type="auto"/>
-          </w:tcPr>
-          <w:p>
-            <w:r>
-              <w:t>Análisis de hallazgos</w:t>
-            </w:r>
-            <w:r>
-              <w:t xml:space="preserve"> y Levantamiento de Requerimientos</w:t>
-            </w:r>
-          </w:p>
-        </w:tc>
-        <w:tc>
-          <w:tcPr>
-            <w:tcW w:w="0" w:type="auto"/>
-          </w:tcPr>
-          <w:p>
-            <w:r>
-              <w:t>Revisión de los hallaz</w:t>
-            </w:r>
-            <w:r>
-              <w:t xml:space="preserve">gos documentados en la Semana 1, </w:t>
-            </w:r>
-            <w:bookmarkStart w:id="1" w:name="_GoBack"/>
-            <w:bookmarkEnd w:id="1"/>
-            <w:r>
-              <w:t>definición d</w:t>
-            </w:r>
-            <w:r>
-              <w:t>e prioridades para el prototipo y levantamiento de requerimientos</w:t>
-            </w:r>
-          </w:p>
-        </w:tc>
-        <w:tc>
-          <w:tcPr>
-            <w:tcW w:w="0" w:type="auto"/>
+            <w:shd w:val="clear" w:color="auto" w:fill="9BBB59" w:themeFill="accent3"/>
+          </w:tcPr>
+          <w:p>
+            <w:r>
+              <w:t>Elaboración de Diagrama de Casos de Uso</w:t>
+            </w:r>
+          </w:p>
+        </w:tc>
+        <w:tc>
+          <w:tcPr>
+            <w:tcW w:w="0" w:type="auto"/>
+            <w:shd w:val="clear" w:color="auto" w:fill="9BBB59" w:themeFill="accent3"/>
+          </w:tcPr>
+          <w:p>
+            <w:r>
+              <w:t>Documentación de los actores y los casos de uso que conforman la plataforma educativa</w:t>
+            </w:r>
+          </w:p>
+        </w:tc>
+        <w:tc>
+          <w:tcPr>
+            <w:tcW w:w="0" w:type="auto"/>
+            <w:shd w:val="clear" w:color="auto" w:fill="9BBB59" w:themeFill="accent3"/>
+            <w:hideMark/>
+          </w:tcPr>
+          <w:p>
+            <w:r>
+              <w:t>6</w:t>
+            </w:r>
+          </w:p>
+        </w:tc>
+      </w:tr>
+    </w:tbl>
+    <w:p>
+      <w:r>
+        <w:br w:type="page"/>
+      </w:r>
+    </w:p>
+    <w:tbl>
+      <w:tblPr>
+        <w:tblStyle w:val="Tablaconcuadrcula"/>
+        <w:tblW w:w="0" w:type="auto"/>
+        <w:tblLook w:val="04A0" w:firstRow="1" w:lastRow="0" w:firstColumn="1" w:lastColumn="0" w:noHBand="0" w:noVBand="1"/>
+      </w:tblPr>
+      <w:tblGrid>
+        <w:gridCol w:w="456"/>
+        <w:gridCol w:w="1310"/>
+        <w:gridCol w:w="1176"/>
+        <w:gridCol w:w="2380"/>
+        <w:gridCol w:w="4052"/>
+        <w:gridCol w:w="576"/>
+      </w:tblGrid>
+      <w:tr>
+        <w:tc>
+          <w:tcPr>
+            <w:tcW w:w="0" w:type="auto"/>
+            <w:shd w:val="clear" w:color="auto" w:fill="9BBB59" w:themeFill="accent3"/>
+            <w:hideMark/>
+          </w:tcPr>
+          <w:p>
+            <w:r>
+              <w:lastRenderedPageBreak/>
+              <w:t>7</w:t>
+            </w:r>
+          </w:p>
+        </w:tc>
+        <w:tc>
+          <w:tcPr>
+            <w:tcW w:w="0" w:type="auto"/>
+            <w:shd w:val="clear" w:color="auto" w:fill="9BBB59" w:themeFill="accent3"/>
+            <w:hideMark/>
+          </w:tcPr>
+          <w:p>
+            <w:r>
+              <w:t>02/09/2025</w:t>
+            </w:r>
+          </w:p>
+        </w:tc>
+        <w:tc>
+          <w:tcPr>
+            <w:tcW w:w="0" w:type="auto"/>
+            <w:shd w:val="clear" w:color="auto" w:fill="9BBB59" w:themeFill="accent3"/>
+          </w:tcPr>
+          <w:p>
+            <w:r>
+              <w:t>Martes</w:t>
+            </w:r>
+          </w:p>
+        </w:tc>
+        <w:tc>
+          <w:tcPr>
+            <w:tcW w:w="0" w:type="auto"/>
+            <w:shd w:val="clear" w:color="auto" w:fill="9BBB59" w:themeFill="accent3"/>
+          </w:tcPr>
+          <w:p>
+            <w:r>
+              <w:t>Planificación de mejoras</w:t>
+            </w:r>
+          </w:p>
+        </w:tc>
+        <w:tc>
+          <w:tcPr>
+            <w:tcW w:w="0" w:type="auto"/>
+            <w:shd w:val="clear" w:color="auto" w:fill="9BBB59" w:themeFill="accent3"/>
+          </w:tcPr>
+          <w:p>
+            <w:r>
+              <w:t>Elaboración de lista de mejoras a implementar en el prototipo, identificando módulos clave y funcionalidades críticas.</w:t>
+            </w:r>
+          </w:p>
+        </w:tc>
+        <w:tc>
+          <w:tcPr>
+            <w:tcW w:w="0" w:type="auto"/>
+            <w:shd w:val="clear" w:color="auto" w:fill="9BBB59" w:themeFill="accent3"/>
             <w:hideMark/>
           </w:tcPr>
           <w:p>
@@ -4324,58 +4521,64 @@
         <w:tc>
           <w:tcPr>
             <w:tcW w:w="0" w:type="auto"/>
-            <w:hideMark/>
-          </w:tcPr>
-          <w:p>
-            <w:r>
-              <w:t>7</w:t>
-            </w:r>
-          </w:p>
-        </w:tc>
-        <w:tc>
-          <w:tcPr>
-            <w:tcW w:w="0" w:type="auto"/>
-            <w:hideMark/>
-          </w:tcPr>
-          <w:p>
-            <w:r>
-              <w:t>02/09/2025</w:t>
-            </w:r>
-          </w:p>
-        </w:tc>
-        <w:tc>
-          <w:tcPr>
-            <w:tcW w:w="0" w:type="auto"/>
-          </w:tcPr>
-          <w:p>
-            <w:r>
-              <w:t>Martes</w:t>
-            </w:r>
-          </w:p>
-        </w:tc>
-        <w:tc>
-          <w:tcPr>
-            <w:tcW w:w="0" w:type="auto"/>
-          </w:tcPr>
-          <w:p>
-            <w:r>
-              <w:t>Planificación de mejoras</w:t>
-            </w:r>
-          </w:p>
-        </w:tc>
-        <w:tc>
-          <w:tcPr>
-            <w:tcW w:w="0" w:type="auto"/>
-          </w:tcPr>
-          <w:p>
-            <w:r>
-              <w:t>Elaboración de lista de mejoras a implementar en el prototipo, identificando módulos clave y funcionalidades críticas.</w:t>
-            </w:r>
-          </w:p>
-        </w:tc>
-        <w:tc>
-          <w:tcPr>
-            <w:tcW w:w="0" w:type="auto"/>
+            <w:shd w:val="clear" w:color="auto" w:fill="9BBB59" w:themeFill="accent3"/>
+            <w:hideMark/>
+          </w:tcPr>
+          <w:p>
+            <w:r>
+              <w:t>8</w:t>
+            </w:r>
+          </w:p>
+        </w:tc>
+        <w:tc>
+          <w:tcPr>
+            <w:tcW w:w="0" w:type="auto"/>
+            <w:shd w:val="clear" w:color="auto" w:fill="9BBB59" w:themeFill="accent3"/>
+            <w:hideMark/>
+          </w:tcPr>
+          <w:p>
+            <w:r>
+              <w:t>03/09/2025</w:t>
+            </w:r>
+          </w:p>
+        </w:tc>
+        <w:tc>
+          <w:tcPr>
+            <w:tcW w:w="0" w:type="auto"/>
+            <w:shd w:val="clear" w:color="auto" w:fill="9BBB59" w:themeFill="accent3"/>
+          </w:tcPr>
+          <w:p>
+            <w:r>
+              <w:t>Miércoles</w:t>
+            </w:r>
+          </w:p>
+        </w:tc>
+        <w:tc>
+          <w:tcPr>
+            <w:tcW w:w="0" w:type="auto"/>
+            <w:shd w:val="clear" w:color="auto" w:fill="9BBB59" w:themeFill="accent3"/>
+          </w:tcPr>
+          <w:p>
+            <w:r>
+              <w:t>Definición de arquitectura del prototipo</w:t>
+            </w:r>
+          </w:p>
+        </w:tc>
+        <w:tc>
+          <w:tcPr>
+            <w:tcW w:w="0" w:type="auto"/>
+            <w:shd w:val="clear" w:color="auto" w:fill="9BBB59" w:themeFill="accent3"/>
+          </w:tcPr>
+          <w:p>
+            <w:r>
+              <w:t>Diseño preliminar de la arquitectura del sistema.</w:t>
+            </w:r>
+          </w:p>
+        </w:tc>
+        <w:tc>
+          <w:tcPr>
+            <w:tcW w:w="0" w:type="auto"/>
+            <w:shd w:val="clear" w:color="auto" w:fill="9BBB59" w:themeFill="accent3"/>
             <w:hideMark/>
           </w:tcPr>
           <w:p>
@@ -4389,58 +4592,64 @@
         <w:tc>
           <w:tcPr>
             <w:tcW w:w="0" w:type="auto"/>
-            <w:hideMark/>
-          </w:tcPr>
-          <w:p>
-            <w:r>
-              <w:t>8</w:t>
-            </w:r>
-          </w:p>
-        </w:tc>
-        <w:tc>
-          <w:tcPr>
-            <w:tcW w:w="0" w:type="auto"/>
-            <w:hideMark/>
-          </w:tcPr>
-          <w:p>
-            <w:r>
-              <w:t>03/09/2025</w:t>
-            </w:r>
-          </w:p>
-        </w:tc>
-        <w:tc>
-          <w:tcPr>
-            <w:tcW w:w="0" w:type="auto"/>
-          </w:tcPr>
-          <w:p>
-            <w:r>
-              <w:t>Miércoles</w:t>
-            </w:r>
-          </w:p>
-        </w:tc>
-        <w:tc>
-          <w:tcPr>
-            <w:tcW w:w="0" w:type="auto"/>
-          </w:tcPr>
-          <w:p>
-            <w:r>
-              <w:t>Definición de arquitectura del prototipo</w:t>
-            </w:r>
-          </w:p>
-        </w:tc>
-        <w:tc>
-          <w:tcPr>
-            <w:tcW w:w="0" w:type="auto"/>
-          </w:tcPr>
-          <w:p>
-            <w:r>
-              <w:t>Diseño preliminar de la arquitectura del sistema, indicando cómo se integrarán los módulos en el prototipo sin detallar flujos reales.</w:t>
-            </w:r>
-          </w:p>
-        </w:tc>
-        <w:tc>
-          <w:tcPr>
-            <w:tcW w:w="0" w:type="auto"/>
+            <w:shd w:val="clear" w:color="auto" w:fill="9BBB59" w:themeFill="accent3"/>
+            <w:hideMark/>
+          </w:tcPr>
+          <w:p>
+            <w:r>
+              <w:t>9</w:t>
+            </w:r>
+          </w:p>
+        </w:tc>
+        <w:tc>
+          <w:tcPr>
+            <w:tcW w:w="0" w:type="auto"/>
+            <w:shd w:val="clear" w:color="auto" w:fill="9BBB59" w:themeFill="accent3"/>
+            <w:hideMark/>
+          </w:tcPr>
+          <w:p>
+            <w:r>
+              <w:t>04/09/2025</w:t>
+            </w:r>
+          </w:p>
+        </w:tc>
+        <w:tc>
+          <w:tcPr>
+            <w:tcW w:w="0" w:type="auto"/>
+            <w:shd w:val="clear" w:color="auto" w:fill="9BBB59" w:themeFill="accent3"/>
+          </w:tcPr>
+          <w:p>
+            <w:r>
+              <w:t>Jueves</w:t>
+            </w:r>
+          </w:p>
+        </w:tc>
+        <w:tc>
+          <w:tcPr>
+            <w:tcW w:w="0" w:type="auto"/>
+            <w:shd w:val="clear" w:color="auto" w:fill="9BBB59" w:themeFill="accent3"/>
+          </w:tcPr>
+          <w:p>
+            <w:r>
+              <w:t>Documentación Arquitectura</w:t>
+            </w:r>
+          </w:p>
+        </w:tc>
+        <w:tc>
+          <w:tcPr>
+            <w:tcW w:w="0" w:type="auto"/>
+            <w:shd w:val="clear" w:color="auto" w:fill="9BBB59" w:themeFill="accent3"/>
+          </w:tcPr>
+          <w:p>
+            <w:r>
+              <w:t>Documentación del diseño preliminar de la arquitectura del sistema.</w:t>
+            </w:r>
+          </w:p>
+        </w:tc>
+        <w:tc>
+          <w:tcPr>
+            <w:tcW w:w="0" w:type="auto"/>
+            <w:shd w:val="clear" w:color="auto" w:fill="9BBB59" w:themeFill="accent3"/>
             <w:hideMark/>
           </w:tcPr>
           <w:p>
@@ -4454,66 +4663,117 @@
         <w:tc>
           <w:tcPr>
             <w:tcW w:w="0" w:type="auto"/>
-            <w:hideMark/>
-          </w:tcPr>
-          <w:p>
-            <w:r>
-              <w:t>9</w:t>
-            </w:r>
-          </w:p>
-        </w:tc>
-        <w:tc>
-          <w:tcPr>
-            <w:tcW w:w="0" w:type="auto"/>
-            <w:hideMark/>
-          </w:tcPr>
-          <w:p>
-            <w:r>
-              <w:t>04/09/2025</w:t>
-            </w:r>
-          </w:p>
-        </w:tc>
-        <w:tc>
-          <w:tcPr>
-            <w:tcW w:w="0" w:type="auto"/>
-          </w:tcPr>
-          <w:p>
-            <w:r>
-              <w:t>Jueves</w:t>
-            </w:r>
-          </w:p>
-        </w:tc>
-        <w:tc>
-          <w:tcPr>
-            <w:tcW w:w="0" w:type="auto"/>
-          </w:tcPr>
-          <w:p>
-            <w:r>
-              <w:t>Diseño de interfaz preliminar</w:t>
-            </w:r>
-          </w:p>
-        </w:tc>
-        <w:tc>
-          <w:tcPr>
-            <w:tcW w:w="0" w:type="auto"/>
-          </w:tcPr>
-          <w:p>
-            <w:r>
-              <w:t xml:space="preserve">Creación de bocetos o </w:t>
-            </w:r>
-            <w:proofErr w:type="spellStart"/>
-            <w:r>
-              <w:t>mockups</w:t>
-            </w:r>
-            <w:proofErr w:type="spellEnd"/>
-            <w:r>
-              <w:t xml:space="preserve"> de las pantallas principales del prototipo (login, registro, listado de cursos).</w:t>
-            </w:r>
-          </w:p>
-        </w:tc>
-        <w:tc>
-          <w:tcPr>
-            <w:tcW w:w="0" w:type="auto"/>
+            <w:shd w:val="clear" w:color="auto" w:fill="9BBB59" w:themeFill="accent3"/>
+            <w:hideMark/>
+          </w:tcPr>
+          <w:p>
+            <w:pPr>
+              <w:rPr>
+                <w:b/>
+              </w:rPr>
+            </w:pPr>
+            <w:r>
+              <w:rPr>
+                <w:b/>
+              </w:rPr>
+              <w:t>10</w:t>
+            </w:r>
+          </w:p>
+        </w:tc>
+        <w:tc>
+          <w:tcPr>
+            <w:tcW w:w="0" w:type="auto"/>
+            <w:shd w:val="clear" w:color="auto" w:fill="9BBB59" w:themeFill="accent3"/>
+            <w:hideMark/>
+          </w:tcPr>
+          <w:p>
+            <w:pPr>
+              <w:rPr>
+                <w:b/>
+              </w:rPr>
+            </w:pPr>
+            <w:r>
+              <w:rPr>
+                <w:b/>
+              </w:rPr>
+              <w:t>05/09/2025</w:t>
+            </w:r>
+          </w:p>
+          <w:p>
+            <w:pPr>
+              <w:rPr>
+                <w:b/>
+              </w:rPr>
+            </w:pPr>
+          </w:p>
+        </w:tc>
+        <w:tc>
+          <w:tcPr>
+            <w:tcW w:w="0" w:type="auto"/>
+            <w:shd w:val="clear" w:color="auto" w:fill="9BBB59" w:themeFill="accent3"/>
+          </w:tcPr>
+          <w:p>
+            <w:pPr>
+              <w:rPr>
+                <w:b/>
+              </w:rPr>
+            </w:pPr>
+            <w:r>
+              <w:rPr>
+                <w:b/>
+              </w:rPr>
+              <w:t>Viernes</w:t>
+            </w:r>
+          </w:p>
+        </w:tc>
+        <w:tc>
+          <w:tcPr>
+            <w:tcW w:w="0" w:type="auto"/>
+            <w:shd w:val="clear" w:color="auto" w:fill="9BBB59" w:themeFill="accent3"/>
+          </w:tcPr>
+          <w:p>
+            <w:pPr>
+              <w:rPr>
+                <w:b/>
+              </w:rPr>
+            </w:pPr>
+            <w:r>
+              <w:rPr>
+                <w:b/>
+              </w:rPr>
+              <w:t>Reunión: Plan Prototipo</w:t>
+            </w:r>
+          </w:p>
+        </w:tc>
+        <w:tc>
+          <w:tcPr>
+            <w:tcW w:w="0" w:type="auto"/>
+            <w:shd w:val="clear" w:color="auto" w:fill="9BBB59" w:themeFill="accent3"/>
+          </w:tcPr>
+          <w:p>
+            <w:pPr>
+              <w:rPr>
+                <w:b/>
+              </w:rPr>
+            </w:pPr>
+            <w:r>
+              <w:rPr>
+                <w:b/>
+              </w:rPr>
+              <w:t>Revisión de documentación, d</w:t>
+            </w:r>
+            <w:r>
+              <w:rPr>
+                <w:b/>
+              </w:rPr>
+              <w:t>escripción de la estructura del prototipo para guiar el desarrollo.</w:t>
+            </w:r>
+          </w:p>
+        </w:tc>
+        <w:tc>
+          <w:tcPr>
+            <w:tcW w:w="0" w:type="auto"/>
+            <w:shd w:val="clear" w:color="auto" w:fill="9BBB59" w:themeFill="accent3"/>
             <w:hideMark/>
           </w:tcPr>
           <w:p>
@@ -4531,71 +4791,6 @@
           </w:tcPr>
           <w:p>
             <w:r>
-              <w:t>10</w:t>
-            </w:r>
-          </w:p>
-        </w:tc>
-        <w:tc>
-          <w:tcPr>
-            <w:tcW w:w="0" w:type="auto"/>
-            <w:hideMark/>
-          </w:tcPr>
-          <w:p>
-            <w:r>
-              <w:t>05/09/2025</w:t>
-            </w:r>
-          </w:p>
-        </w:tc>
-        <w:tc>
-          <w:tcPr>
-            <w:tcW w:w="0" w:type="auto"/>
-          </w:tcPr>
-          <w:p>
-            <w:r>
-              <w:t>Viernes</w:t>
-            </w:r>
-          </w:p>
-        </w:tc>
-        <w:tc>
-          <w:tcPr>
-            <w:tcW w:w="0" w:type="auto"/>
-          </w:tcPr>
-          <w:p>
-            <w:r>
-              <w:t>Reunión: Plan Prototipo</w:t>
-            </w:r>
-          </w:p>
-        </w:tc>
-        <w:tc>
-          <w:tcPr>
-            <w:tcW w:w="0" w:type="auto"/>
-          </w:tcPr>
-          <w:p>
-            <w:r>
-              <w:t>Registro de decisiones tomadas, módulos seleccionados y descripción de la estructura del prototipo para guiar el desarrollo.</w:t>
-            </w:r>
-          </w:p>
-        </w:tc>
-        <w:tc>
-          <w:tcPr>
-            <w:tcW w:w="0" w:type="auto"/>
-            <w:hideMark/>
-          </w:tcPr>
-          <w:p>
-            <w:r>
-              <w:t>6</w:t>
-            </w:r>
-          </w:p>
-        </w:tc>
-      </w:tr>
-      <w:tr>
-        <w:tc>
-          <w:tcPr>
-            <w:tcW w:w="0" w:type="auto"/>
-            <w:hideMark/>
-          </w:tcPr>
-          <w:p>
-            <w:r>
               <w:t>11</w:t>
             </w:r>
           </w:p>
@@ -4637,22 +4832,17 @@
           </w:tcPr>
           <w:p>
             <w:r>
-              <w:t xml:space="preserve">Selección de módulos esenciales para el prototipo (login, registro, </w:t>
-            </w:r>
-            <w:r>
-              <w:lastRenderedPageBreak/>
-              <w:t>cursos, panel de administración) y documentación de sus objetivos.</w:t>
-            </w:r>
-          </w:p>
-        </w:tc>
-        <w:tc>
-          <w:tcPr>
-            <w:tcW w:w="0" w:type="auto"/>
-            <w:hideMark/>
-          </w:tcPr>
-          <w:p>
-            <w:r>
-              <w:lastRenderedPageBreak/>
+              <w:t>Selección de módulos esenciales para el prototipo (login, registro, cursos, panel de administración) y documentación de sus objetivos.</w:t>
+            </w:r>
+          </w:p>
+        </w:tc>
+        <w:tc>
+          <w:tcPr>
+            <w:tcW w:w="0" w:type="auto"/>
+            <w:hideMark/>
+          </w:tcPr>
+          <w:p>
+            <w:r>
               <w:t>6</w:t>
             </w:r>
           </w:p>
@@ -4756,7 +4946,7 @@
               <w:tblLook w:val="04A0" w:firstRow="1" w:lastRow="0" w:firstColumn="1" w:lastColumn="0" w:noHBand="0" w:noVBand="1"/>
             </w:tblPr>
             <w:tblGrid>
-              <w:gridCol w:w="2130"/>
+              <w:gridCol w:w="2164"/>
             </w:tblGrid>
             <w:tr>
               <w:trPr>
@@ -4975,6 +5165,7 @@
         <w:tc>
           <w:tcPr>
             <w:tcW w:w="0" w:type="auto"/>
+            <w:shd w:val="clear" w:color="auto" w:fill="4BACC6" w:themeFill="accent5"/>
             <w:hideMark/>
           </w:tcPr>
           <w:p>
@@ -5129,7 +5320,7 @@
               <w:tblLook w:val="04A0" w:firstRow="1" w:lastRow="0" w:firstColumn="1" w:lastColumn="0" w:noHBand="0" w:noVBand="1"/>
             </w:tblPr>
             <w:tblGrid>
-              <w:gridCol w:w="2130"/>
+              <w:gridCol w:w="2164"/>
             </w:tblGrid>
             <w:tr>
               <w:trPr>
@@ -5303,7 +5494,7 @@
               <w:tblLook w:val="04A0" w:firstRow="1" w:lastRow="0" w:firstColumn="1" w:lastColumn="0" w:noHBand="0" w:noVBand="1"/>
             </w:tblPr>
             <w:tblGrid>
-              <w:gridCol w:w="2130"/>
+              <w:gridCol w:w="2164"/>
             </w:tblGrid>
             <w:tr>
               <w:trPr>
@@ -5326,23 +5517,13 @@
                       <w:lang w:val="es-EC" w:eastAsia="es-EC" w:bidi="ar-SA"/>
                     </w:rPr>
                   </w:pPr>
-                  <w:proofErr w:type="spellStart"/>
                   <w:r>
                     <w:rPr>
                       <w:sz w:val="24"/>
                       <w:szCs w:val="24"/>
                       <w:lang w:val="es-EC" w:eastAsia="es-EC" w:bidi="ar-SA"/>
                     </w:rPr>
-                    <w:t>Mockup</w:t>
-                  </w:r>
-                  <w:proofErr w:type="spellEnd"/>
-                  <w:r>
-                    <w:rPr>
-                      <w:sz w:val="24"/>
-                      <w:szCs w:val="24"/>
-                      <w:lang w:val="es-EC" w:eastAsia="es-EC" w:bidi="ar-SA"/>
-                    </w:rPr>
-                    <w:t xml:space="preserve"> de panel administrativo</w:t>
+                    <w:t>Mockup de panel administrativo</w:t>
                   </w:r>
                   <w:r>
                     <w:rPr>
@@ -5471,7 +5652,7 @@
               <w:tblLook w:val="04A0" w:firstRow="1" w:lastRow="0" w:firstColumn="1" w:lastColumn="0" w:noHBand="0" w:noVBand="1"/>
             </w:tblPr>
             <w:tblGrid>
-              <w:gridCol w:w="3356"/>
+              <w:gridCol w:w="3836"/>
             </w:tblGrid>
             <w:tr>
               <w:trPr>
@@ -5632,11 +5813,22 @@
         <w:tc>
           <w:tcPr>
             <w:tcW w:w="0" w:type="auto"/>
+            <w:shd w:val="clear" w:color="auto" w:fill="4BACC6" w:themeFill="accent5"/>
             <w:hideMark/>
           </w:tcPr>
           <w:p>
             <w:r>
               <w:t>19/09/2025</w:t>
+            </w:r>
+          </w:p>
+          <w:p>
+            <w:pPr>
+              <w:tabs>
+                <w:tab w:val="left" w:pos="972"/>
+              </w:tabs>
+            </w:pPr>
+            <w:r>
+              <w:tab/>
             </w:r>
           </w:p>
         </w:tc>
@@ -5797,7 +5989,7 @@
               <w:tblLook w:val="04A0" w:firstRow="1" w:lastRow="0" w:firstColumn="1" w:lastColumn="0" w:noHBand="0" w:noVBand="1"/>
             </w:tblPr>
             <w:tblGrid>
-              <w:gridCol w:w="2130"/>
+              <w:gridCol w:w="2164"/>
             </w:tblGrid>
             <w:tr>
               <w:trPr>
@@ -5918,6 +6110,7 @@
           </w:tcPr>
           <w:p>
             <w:r>
+              <w:lastRenderedPageBreak/>
               <w:t>23</w:t>
             </w:r>
           </w:p>
@@ -5960,7 +6153,7 @@
               <w:tblLook w:val="04A0" w:firstRow="1" w:lastRow="0" w:firstColumn="1" w:lastColumn="0" w:noHBand="0" w:noVBand="1"/>
             </w:tblPr>
             <w:tblGrid>
-              <w:gridCol w:w="2130"/>
+              <w:gridCol w:w="2164"/>
             </w:tblGrid>
             <w:tr>
               <w:trPr>
@@ -6221,7 +6414,6 @@
           </w:tcPr>
           <w:p>
             <w:r>
-              <w:lastRenderedPageBreak/>
               <w:t>26</w:t>
             </w:r>
           </w:p>
@@ -6229,6 +6421,7 @@
         <w:tc>
           <w:tcPr>
             <w:tcW w:w="0" w:type="auto"/>
+            <w:shd w:val="clear" w:color="auto" w:fill="4BACC6" w:themeFill="accent5"/>
             <w:hideMark/>
           </w:tcPr>
           <w:p>
@@ -6264,7 +6457,7 @@
               <w:tblLook w:val="04A0" w:firstRow="1" w:lastRow="0" w:firstColumn="1" w:lastColumn="0" w:noHBand="0" w:noVBand="1"/>
             </w:tblPr>
             <w:tblGrid>
-              <w:gridCol w:w="2130"/>
+              <w:gridCol w:w="2164"/>
             </w:tblGrid>
             <w:tr>
               <w:trPr>
@@ -6638,6 +6831,7 @@
         <w:tc>
           <w:tcPr>
             <w:tcW w:w="0" w:type="auto"/>
+            <w:shd w:val="clear" w:color="auto" w:fill="4BACC6" w:themeFill="accent5"/>
             <w:hideMark/>
           </w:tcPr>
           <w:p>
@@ -6645,6 +6839,7 @@
               <w:t>03/10/2025</w:t>
             </w:r>
           </w:p>
+          <w:p/>
         </w:tc>
         <w:tc>
           <w:tcPr>
@@ -6673,7 +6868,7 @@
               <w:tblLook w:val="04A0" w:firstRow="1" w:lastRow="0" w:firstColumn="1" w:lastColumn="0" w:noHBand="0" w:noVBand="1"/>
             </w:tblPr>
             <w:tblGrid>
-              <w:gridCol w:w="2130"/>
+              <w:gridCol w:w="2164"/>
             </w:tblGrid>
             <w:tr>
               <w:trPr>
@@ -6844,7 +7039,7 @@
               <w:tblLook w:val="04A0" w:firstRow="1" w:lastRow="0" w:firstColumn="1" w:lastColumn="0" w:noHBand="0" w:noVBand="1"/>
             </w:tblPr>
             <w:tblGrid>
-              <w:gridCol w:w="3356"/>
+              <w:gridCol w:w="3836"/>
             </w:tblGrid>
             <w:tr>
               <w:trPr>
@@ -7205,6 +7400,7 @@
         <w:tc>
           <w:tcPr>
             <w:tcW w:w="0" w:type="auto"/>
+            <w:shd w:val="clear" w:color="auto" w:fill="4BACC6" w:themeFill="accent5"/>
             <w:hideMark/>
           </w:tcPr>
           <w:p>
@@ -7495,7 +7691,7 @@
               <w:tblLook w:val="04A0" w:firstRow="1" w:lastRow="0" w:firstColumn="1" w:lastColumn="0" w:noHBand="0" w:noVBand="1"/>
             </w:tblPr>
             <w:tblGrid>
-              <w:gridCol w:w="2130"/>
+              <w:gridCol w:w="2164"/>
             </w:tblGrid>
             <w:tr>
               <w:trPr>
@@ -7711,6 +7907,7 @@
           </w:tcPr>
           <w:p>
             <w:r>
+              <w:lastRenderedPageBreak/>
               <w:t>39</w:t>
             </w:r>
           </w:p>
@@ -7718,6 +7915,7 @@
         <w:tc>
           <w:tcPr>
             <w:tcW w:w="0" w:type="auto"/>
+            <w:shd w:val="clear" w:color="auto" w:fill="4BACC6" w:themeFill="accent5"/>
             <w:hideMark/>
           </w:tcPr>
           <w:p>
@@ -7954,7 +8152,6 @@
           </w:tcPr>
           <w:p>
             <w:r>
-              <w:lastRenderedPageBreak/>
               <w:t>42</w:t>
             </w:r>
           </w:p>
@@ -8393,6 +8590,119 @@
       </w:pPr>
       <w:r>
         <w:t>ANEXOS</w:t>
+      </w:r>
+    </w:p>
+    <w:p>
+      <w:pPr>
+        <w:pStyle w:val="Ttulo1"/>
+        <w:tabs>
+          <w:tab w:val="left" w:pos="798"/>
+        </w:tabs>
+        <w:ind w:firstLine="0"/>
+      </w:pPr>
+    </w:p>
+    <w:p>
+      <w:pPr>
+        <w:pStyle w:val="Ttulo1"/>
+        <w:tabs>
+          <w:tab w:val="left" w:pos="798"/>
+        </w:tabs>
+        <w:ind w:firstLine="0"/>
+      </w:pPr>
+      <w:r>
+        <w:rPr>
+          <w:noProof/>
+          <w:lang w:val="es-EC" w:eastAsia="es-EC" w:bidi="ar-SA"/>
+        </w:rPr>
+        <w:lastRenderedPageBreak/>
+        <w:drawing>
+          <wp:inline distT="0" distB="0" distL="0" distR="0" wp14:anchorId="7A330707" wp14:editId="649CD925">
+            <wp:extent cx="3939209" cy="2476244"/>
+            <wp:effectExtent l="0" t="0" r="4445" b="635"/>
+            <wp:docPr id="20" name="Imagen 20"/>
+            <wp:cNvGraphicFramePr>
+              <a:graphicFrameLocks xmlns:a="http://schemas.openxmlformats.org/drawingml/2006/main" noChangeAspect="1"/>
+            </wp:cNvGraphicFramePr>
+            <a:graphic xmlns:a="http://schemas.openxmlformats.org/drawingml/2006/main">
+              <a:graphicData uri="http://schemas.openxmlformats.org/drawingml/2006/picture">
+                <pic:pic xmlns:pic="http://schemas.openxmlformats.org/drawingml/2006/picture">
+                  <pic:nvPicPr>
+                    <pic:cNvPr id="20" name="ArquitecturaSoftwareU-LEARNINGCENTER.png"/>
+                    <pic:cNvPicPr/>
+                  </pic:nvPicPr>
+                  <pic:blipFill>
+                    <a:blip r:embed="rId19" cstate="print">
+                      <a:extLst>
+                        <a:ext uri="{28A0092B-C50C-407E-A947-70E740481C1C}">
+                          <a14:useLocalDpi xmlns:a14="http://schemas.microsoft.com/office/drawing/2010/main" val="0"/>
+                        </a:ext>
+                      </a:extLst>
+                    </a:blip>
+                    <a:stretch>
+                      <a:fillRect/>
+                    </a:stretch>
+                  </pic:blipFill>
+                  <pic:spPr>
+                    <a:xfrm>
+                      <a:off x="0" y="0"/>
+                      <a:ext cx="3945833" cy="2480408"/>
+                    </a:xfrm>
+                    <a:prstGeom prst="rect">
+                      <a:avLst/>
+                    </a:prstGeom>
+                  </pic:spPr>
+                </pic:pic>
+              </a:graphicData>
+            </a:graphic>
+          </wp:inline>
+        </w:drawing>
+      </w:r>
+      <w:r>
+        <w:rPr>
+          <w:noProof/>
+          <w:lang w:val="es-EC" w:eastAsia="es-EC" w:bidi="ar-SA"/>
+        </w:rPr>
+        <w:drawing>
+          <wp:inline distT="0" distB="0" distL="0" distR="0" wp14:anchorId="2E83077A" wp14:editId="1B6A3DBF">
+            <wp:extent cx="2902226" cy="2794703"/>
+            <wp:effectExtent l="0" t="0" r="0" b="5715"/>
+            <wp:docPr id="21" name="Imagen 21"/>
+            <wp:cNvGraphicFramePr>
+              <a:graphicFrameLocks xmlns:a="http://schemas.openxmlformats.org/drawingml/2006/main" noChangeAspect="1"/>
+            </wp:cNvGraphicFramePr>
+            <a:graphic xmlns:a="http://schemas.openxmlformats.org/drawingml/2006/main">
+              <a:graphicData uri="http://schemas.openxmlformats.org/drawingml/2006/picture">
+                <pic:pic xmlns:pic="http://schemas.openxmlformats.org/drawingml/2006/picture">
+                  <pic:nvPicPr>
+                    <pic:cNvPr id="21" name="uml_actors.png"/>
+                    <pic:cNvPicPr/>
+                  </pic:nvPicPr>
+                  <pic:blipFill>
+                    <a:blip r:embed="rId20" cstate="print">
+                      <a:extLst>
+                        <a:ext uri="{28A0092B-C50C-407E-A947-70E740481C1C}">
+                          <a14:useLocalDpi xmlns:a14="http://schemas.microsoft.com/office/drawing/2010/main" val="0"/>
+                        </a:ext>
+                      </a:extLst>
+                    </a:blip>
+                    <a:stretch>
+                      <a:fillRect/>
+                    </a:stretch>
+                  </pic:blipFill>
+                  <pic:spPr>
+                    <a:xfrm>
+                      <a:off x="0" y="0"/>
+                      <a:ext cx="2905891" cy="2798232"/>
+                    </a:xfrm>
+                    <a:prstGeom prst="rect">
+                      <a:avLst/>
+                    </a:prstGeom>
+                  </pic:spPr>
+                </pic:pic>
+              </a:graphicData>
+            </a:graphic>
+          </wp:inline>
+        </w:drawing>
       </w:r>
     </w:p>
     <w:p>
@@ -10437,6 +10747,14 @@
 </file>
 
 <file path=customXml/item1.xml><?xml version="1.0" encoding="utf-8"?>
+<p:properties xmlns:p="http://schemas.microsoft.com/office/2006/metadata/properties" xmlns:xsi="http://www.w3.org/2001/XMLSchema-instance" xmlns:pc="http://schemas.microsoft.com/office/infopath/2007/PartnerControls">
+  <documentManagement>
+    <_activity xmlns="f1f31ffb-9912-4459-99c8-b26e82094b51" xsi:nil="true"/>
+  </documentManagement>
+</p:properties>
+</file>
+
+<file path=customXml/item2.xml><?xml version="1.0" encoding="utf-8"?>
 <ct:contentTypeSchema xmlns:ct="http://schemas.microsoft.com/office/2006/metadata/contentType" xmlns:ma="http://schemas.microsoft.com/office/2006/metadata/properties/metaAttributes" ct:_="" ma:_="" ma:contentTypeName="Documento" ma:contentTypeID="0x010100EDB39E34F5A9B445B025C05B2A05D030" ma:contentTypeVersion="18" ma:contentTypeDescription="Crear nuevo documento." ma:contentTypeScope="" ma:versionID="4b8c5b34f0f0da9123a52d787f594f58">
   <xsd:schema xmlns:xsd="http://www.w3.org/2001/XMLSchema" xmlns:xs="http://www.w3.org/2001/XMLSchema" xmlns:p="http://schemas.microsoft.com/office/2006/metadata/properties" xmlns:ns3="f1f31ffb-9912-4459-99c8-b26e82094b51" xmlns:ns4="ce621958-37b1-43fe-a1f1-1aad67996a88" targetNamespace="http://schemas.microsoft.com/office/2006/metadata/properties" ma:root="true" ma:fieldsID="ed7624c736e5958f5cff85571969e9e2" ns3:_="" ns4:_="">
     <xsd:import namespace="f1f31ffb-9912-4459-99c8-b26e82094b51"/>
@@ -10689,14 +11007,6 @@
 </ct:contentTypeSchema>
 </file>
 
-<file path=customXml/item2.xml><?xml version="1.0" encoding="utf-8"?>
-<p:properties xmlns:p="http://schemas.microsoft.com/office/2006/metadata/properties" xmlns:xsi="http://www.w3.org/2001/XMLSchema-instance" xmlns:pc="http://schemas.microsoft.com/office/infopath/2007/PartnerControls">
-  <documentManagement>
-    <_activity xmlns="f1f31ffb-9912-4459-99c8-b26e82094b51" xsi:nil="true"/>
-  </documentManagement>
-</p:properties>
-</file>
-
 <file path=customXml/item3.xml><?xml version="1.0" encoding="utf-8"?>
 <?mso-contentType ?>
 <FormTemplates xmlns="http://schemas.microsoft.com/sharepoint/v3/contenttype/forms">
@@ -10711,6 +11021,16 @@
 </file>
 
 <file path=customXml/itemProps1.xml><?xml version="1.0" encoding="utf-8"?>
+<ds:datastoreItem xmlns:ds="http://schemas.openxmlformats.org/officeDocument/2006/customXml" ds:itemID="{4841E046-27A1-4B2E-9F43-F67D72354C8F}">
+  <ds:schemaRefs>
+    <ds:schemaRef ds:uri="http://schemas.microsoft.com/office/2006/metadata/properties"/>
+    <ds:schemaRef ds:uri="http://schemas.microsoft.com/office/infopath/2007/PartnerControls"/>
+    <ds:schemaRef ds:uri="f1f31ffb-9912-4459-99c8-b26e82094b51"/>
+  </ds:schemaRefs>
+</ds:datastoreItem>
+</file>
+
+<file path=customXml/itemProps2.xml><?xml version="1.0" encoding="utf-8"?>
 <ds:datastoreItem xmlns:ds="http://schemas.openxmlformats.org/officeDocument/2006/customXml" ds:itemID="{355C7FB5-BF0E-4F0F-BA5F-10B843AFE9E5}">
   <ds:schemaRefs>
     <ds:schemaRef ds:uri="http://schemas.microsoft.com/office/2006/metadata/contentType"/>
@@ -10729,16 +11049,6 @@
 </ds:datastoreItem>
 </file>
 
-<file path=customXml/itemProps2.xml><?xml version="1.0" encoding="utf-8"?>
-<ds:datastoreItem xmlns:ds="http://schemas.openxmlformats.org/officeDocument/2006/customXml" ds:itemID="{4841E046-27A1-4B2E-9F43-F67D72354C8F}">
-  <ds:schemaRefs>
-    <ds:schemaRef ds:uri="http://schemas.microsoft.com/office/2006/metadata/properties"/>
-    <ds:schemaRef ds:uri="http://schemas.microsoft.com/office/infopath/2007/PartnerControls"/>
-    <ds:schemaRef ds:uri="f1f31ffb-9912-4459-99c8-b26e82094b51"/>
-  </ds:schemaRefs>
-</ds:datastoreItem>
-</file>
-
 <file path=customXml/itemProps3.xml><?xml version="1.0" encoding="utf-8"?>
 <ds:datastoreItem xmlns:ds="http://schemas.openxmlformats.org/officeDocument/2006/customXml" ds:itemID="{D97C98BB-D733-4755-AF30-F518FC2AEFAB}">
   <ds:schemaRefs>
@@ -10748,7 +11058,7 @@
 </file>
 
 <file path=customXml/itemProps4.xml><?xml version="1.0" encoding="utf-8"?>
-<ds:datastoreItem xmlns:ds="http://schemas.openxmlformats.org/officeDocument/2006/customXml" ds:itemID="{B7562722-6308-41F5-80F4-D46E73DA2A09}">
+<ds:datastoreItem xmlns:ds="http://schemas.openxmlformats.org/officeDocument/2006/customXml" ds:itemID="{1C1F9131-9FCB-494D-93E7-AB726286561A}">
   <ds:schemaRefs>
     <ds:schemaRef ds:uri="http://schemas.openxmlformats.org/officeDocument/2006/bibliography"/>
   </ds:schemaRefs>

--- a/Practicas Preprofesionales/Rubber_Soul/04MerinoEdnanInformeTecnicoBORRADOR.docx
+++ b/Practicas Preprofesionales/Rubber_Soul/04MerinoEdnanInformeTecnicoBORRADOR.docx
@@ -78,7 +78,7 @@
               </wp:anchor>
             </w:drawing>
           </mc:Choice>
-          <mc:Fallback xmlns:cx="http://schemas.microsoft.com/office/drawing/2014/chartex" xmlns:cx1="http://schemas.microsoft.com/office/drawing/2015/9/8/chartex" xmlns:cx2="http://schemas.microsoft.com/office/drawing/2015/10/21/chartex" xmlns:cx3="http://schemas.microsoft.com/office/drawing/2016/5/9/chartex" xmlns:cx4="http://schemas.microsoft.com/office/drawing/2016/5/10/chartex" xmlns:cx5="http://schemas.microsoft.com/office/drawing/2016/5/11/chartex" xmlns:cx6="http://schemas.microsoft.com/office/drawing/2016/5/12/chartex" xmlns:cx7="http://schemas.microsoft.com/office/drawing/2016/5/13/chartex" xmlns:cx8="http://schemas.microsoft.com/office/drawing/2016/5/14/chartex" xmlns:aink="http://schemas.microsoft.com/office/drawing/2016/ink" xmlns:am3d="http://schemas.microsoft.com/office/drawing/2017/model3d" xmlns:oel="http://schemas.microsoft.com/office/2019/extlst" xmlns:w16cex="http://schemas.microsoft.com/office/word/2018/wordml/cex" xmlns:w16cid="http://schemas.microsoft.com/office/word/2016/wordml/cid" xmlns:w16="http://schemas.microsoft.com/office/word/2018/wordml" xmlns:w16du="http://schemas.microsoft.com/office/word/2023/wordml/word16du" xmlns:w16sdtdh="http://schemas.microsoft.com/office/word/2020/wordml/sdtdatahash" xmlns:w16sdtfl="http://schemas.microsoft.com/office/word/2024/wordml/sdtformatlock" xmlns:w16se="http://schemas.microsoft.com/office/word/2015/wordml/symex">
+          <mc:Fallback xmlns:w16se="http://schemas.microsoft.com/office/word/2015/wordml/symex" xmlns:w16sdtfl="http://schemas.microsoft.com/office/word/2024/wordml/sdtformatlock" xmlns:w16sdtdh="http://schemas.microsoft.com/office/word/2020/wordml/sdtdatahash" xmlns:w16du="http://schemas.microsoft.com/office/word/2023/wordml/word16du" xmlns:w16="http://schemas.microsoft.com/office/word/2018/wordml" xmlns:w16cid="http://schemas.microsoft.com/office/word/2016/wordml/cid" xmlns:w16cex="http://schemas.microsoft.com/office/word/2018/wordml/cex" xmlns:oel="http://schemas.microsoft.com/office/2019/extlst" xmlns:am3d="http://schemas.microsoft.com/office/drawing/2017/model3d" xmlns:aink="http://schemas.microsoft.com/office/drawing/2016/ink" xmlns:cx8="http://schemas.microsoft.com/office/drawing/2016/5/14/chartex" xmlns:cx7="http://schemas.microsoft.com/office/drawing/2016/5/13/chartex" xmlns:cx6="http://schemas.microsoft.com/office/drawing/2016/5/12/chartex" xmlns:cx5="http://schemas.microsoft.com/office/drawing/2016/5/11/chartex" xmlns:cx4="http://schemas.microsoft.com/office/drawing/2016/5/10/chartex" xmlns:cx3="http://schemas.microsoft.com/office/drawing/2016/5/9/chartex" xmlns:cx2="http://schemas.microsoft.com/office/drawing/2015/10/21/chartex" xmlns:cx1="http://schemas.microsoft.com/office/drawing/2015/9/8/chartex" xmlns:cx="http://schemas.microsoft.com/office/drawing/2014/chartex">
             <w:pict>
               <v:line w14:anchorId="1C4AAAF1" id="Line 15" o:spid="_x0000_s1026" style="position:absolute;z-index:251659264;visibility:visible;mso-wrap-style:square;mso-width-percent:0;mso-height-percent:0;mso-wrap-distance-left:9pt;mso-wrap-distance-top:0;mso-wrap-distance-right:9pt;mso-wrap-distance-bottom:0;mso-position-horizontal:absolute;mso-position-horizontal-relative:page;mso-position-vertical:absolute;mso-position-vertical-relative:page;mso-width-percent:0;mso-height-percent:0;mso-width-relative:page;mso-height-relative:page" from="70.95pt,752.3pt" to="214.95pt,752.3pt" o:gfxdata="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" strokeweight=".21169mm">
                 <w10:wrap anchorx="page" anchory="page"/>
@@ -173,7 +173,7 @@
               </wp:anchor>
             </w:drawing>
           </mc:Choice>
-          <mc:Fallback xmlns:cx="http://schemas.microsoft.com/office/drawing/2014/chartex" xmlns:cx1="http://schemas.microsoft.com/office/drawing/2015/9/8/chartex" xmlns:cx2="http://schemas.microsoft.com/office/drawing/2015/10/21/chartex" xmlns:cx3="http://schemas.microsoft.com/office/drawing/2016/5/9/chartex" xmlns:cx4="http://schemas.microsoft.com/office/drawing/2016/5/10/chartex" xmlns:cx5="http://schemas.microsoft.com/office/drawing/2016/5/11/chartex" xmlns:cx6="http://schemas.microsoft.com/office/drawing/2016/5/12/chartex" xmlns:cx7="http://schemas.microsoft.com/office/drawing/2016/5/13/chartex" xmlns:cx8="http://schemas.microsoft.com/office/drawing/2016/5/14/chartex" xmlns:aink="http://schemas.microsoft.com/office/drawing/2016/ink" xmlns:am3d="http://schemas.microsoft.com/office/drawing/2017/model3d" xmlns:oel="http://schemas.microsoft.com/office/2019/extlst" xmlns:w16cex="http://schemas.microsoft.com/office/word/2018/wordml/cex" xmlns:w16cid="http://schemas.microsoft.com/office/word/2016/wordml/cid" xmlns:w16="http://schemas.microsoft.com/office/word/2018/wordml" xmlns:w16du="http://schemas.microsoft.com/office/word/2023/wordml/word16du" xmlns:w16sdtdh="http://schemas.microsoft.com/office/word/2020/wordml/sdtdatahash" xmlns:w16sdtfl="http://schemas.microsoft.com/office/word/2024/wordml/sdtformatlock" xmlns:w16se="http://schemas.microsoft.com/office/word/2015/wordml/symex">
+          <mc:Fallback xmlns:w16se="http://schemas.microsoft.com/office/word/2015/wordml/symex" xmlns:w16sdtfl="http://schemas.microsoft.com/office/word/2024/wordml/sdtformatlock" xmlns:w16sdtdh="http://schemas.microsoft.com/office/word/2020/wordml/sdtdatahash" xmlns:w16du="http://schemas.microsoft.com/office/word/2023/wordml/word16du" xmlns:w16="http://schemas.microsoft.com/office/word/2018/wordml" xmlns:w16cid="http://schemas.microsoft.com/office/word/2016/wordml/cid" xmlns:w16cex="http://schemas.microsoft.com/office/word/2018/wordml/cex" xmlns:oel="http://schemas.microsoft.com/office/2019/extlst" xmlns:am3d="http://schemas.microsoft.com/office/drawing/2017/model3d" xmlns:aink="http://schemas.microsoft.com/office/drawing/2016/ink" xmlns:cx8="http://schemas.microsoft.com/office/drawing/2016/5/14/chartex" xmlns:cx7="http://schemas.microsoft.com/office/drawing/2016/5/13/chartex" xmlns:cx6="http://schemas.microsoft.com/office/drawing/2016/5/12/chartex" xmlns:cx5="http://schemas.microsoft.com/office/drawing/2016/5/11/chartex" xmlns:cx4="http://schemas.microsoft.com/office/drawing/2016/5/10/chartex" xmlns:cx3="http://schemas.microsoft.com/office/drawing/2016/5/9/chartex" xmlns:cx2="http://schemas.microsoft.com/office/drawing/2015/10/21/chartex" xmlns:cx1="http://schemas.microsoft.com/office/drawing/2015/9/8/chartex" xmlns:cx="http://schemas.microsoft.com/office/drawing/2014/chartex">
             <w:pict>
               <v:line w14:anchorId="761B1C8A" id="Line 14" o:spid="_x0000_s1026" style="position:absolute;z-index:251658240;visibility:visible;mso-wrap-style:square;mso-width-percent:0;mso-height-percent:0;mso-wrap-distance-left:9pt;mso-wrap-distance-top:0;mso-wrap-distance-right:9pt;mso-wrap-distance-bottom:0;mso-position-horizontal:absolute;mso-position-horizontal-relative:page;mso-position-vertical:absolute;mso-position-vertical-relative:text;mso-width-percent:0;mso-height-percent:0;mso-width-relative:page;mso-height-relative:page" from="207.4pt,24.65pt" to="387.9pt,24.65pt" o:gfxdata="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" strokeweight="1.08pt">
                 <w10:wrap anchorx="page"/>
@@ -243,8 +243,6 @@
         <w:t>PORTADA</w:t>
       </w:r>
     </w:p>
-    <w:bookmarkStart w:id="1" w:name="_GoBack"/>
-    <w:bookmarkEnd w:id="1"/>
     <w:p>
       <w:pPr>
         <w:rPr>
@@ -4190,16 +4188,7 @@
           </w:tcPr>
           <w:p>
             <w:r>
-              <w:t xml:space="preserve">Redacción de los Requerimientos </w:t>
-            </w:r>
-            <w:r>
-              <w:t xml:space="preserve">no </w:t>
-            </w:r>
-            <w:r>
-              <w:t>funcionales de la plataforma educativa</w:t>
-            </w:r>
-            <w:r>
-              <w:t>.</w:t>
+              <w:t>Redacción de los Requerimientos no funcionales de la plataforma educativa.</w:t>
             </w:r>
           </w:p>
         </w:tc>
@@ -4787,6 +4776,7 @@
         <w:tc>
           <w:tcPr>
             <w:tcW w:w="0" w:type="auto"/>
+            <w:shd w:val="clear" w:color="auto" w:fill="9BBB59" w:themeFill="accent3"/>
             <w:hideMark/>
           </w:tcPr>
           <w:p>
@@ -4798,6 +4788,7 @@
         <w:tc>
           <w:tcPr>
             <w:tcW w:w="0" w:type="auto"/>
+            <w:shd w:val="clear" w:color="auto" w:fill="9BBB59" w:themeFill="accent3"/>
             <w:hideMark/>
           </w:tcPr>
           <w:p>
@@ -4809,6 +4800,7 @@
         <w:tc>
           <w:tcPr>
             <w:tcW w:w="0" w:type="auto"/>
+            <w:shd w:val="clear" w:color="auto" w:fill="9BBB59" w:themeFill="accent3"/>
           </w:tcPr>
           <w:p>
             <w:r>
@@ -4819,6 +4811,7 @@
         <w:tc>
           <w:tcPr>
             <w:tcW w:w="0" w:type="auto"/>
+            <w:shd w:val="clear" w:color="auto" w:fill="9BBB59" w:themeFill="accent3"/>
           </w:tcPr>
           <w:p>
             <w:r>
@@ -4829,6 +4822,7 @@
         <w:tc>
           <w:tcPr>
             <w:tcW w:w="0" w:type="auto"/>
+            <w:shd w:val="clear" w:color="auto" w:fill="9BBB59" w:themeFill="accent3"/>
           </w:tcPr>
           <w:p>
             <w:r>
@@ -4839,6 +4833,7 @@
         <w:tc>
           <w:tcPr>
             <w:tcW w:w="0" w:type="auto"/>
+            <w:shd w:val="clear" w:color="auto" w:fill="9BBB59" w:themeFill="accent3"/>
             <w:hideMark/>
           </w:tcPr>
           <w:p>
@@ -4852,6 +4847,7 @@
         <w:tc>
           <w:tcPr>
             <w:tcW w:w="0" w:type="auto"/>
+            <w:shd w:val="clear" w:color="auto" w:fill="9BBB59" w:themeFill="accent3"/>
             <w:hideMark/>
           </w:tcPr>
           <w:p>
@@ -4863,6 +4859,7 @@
         <w:tc>
           <w:tcPr>
             <w:tcW w:w="0" w:type="auto"/>
+            <w:shd w:val="clear" w:color="auto" w:fill="9BBB59" w:themeFill="accent3"/>
             <w:hideMark/>
           </w:tcPr>
           <w:p>
@@ -4874,6 +4871,7 @@
         <w:tc>
           <w:tcPr>
             <w:tcW w:w="0" w:type="auto"/>
+            <w:shd w:val="clear" w:color="auto" w:fill="9BBB59" w:themeFill="accent3"/>
           </w:tcPr>
           <w:p>
             <w:r>
@@ -4884,6 +4882,7 @@
         <w:tc>
           <w:tcPr>
             <w:tcW w:w="0" w:type="auto"/>
+            <w:shd w:val="clear" w:color="auto" w:fill="9BBB59" w:themeFill="accent3"/>
           </w:tcPr>
           <w:tbl>
             <w:tblPr>
@@ -4992,6 +4991,7 @@
         <w:tc>
           <w:tcPr>
             <w:tcW w:w="0" w:type="auto"/>
+            <w:shd w:val="clear" w:color="auto" w:fill="9BBB59" w:themeFill="accent3"/>
           </w:tcPr>
           <w:p>
             <w:r>
@@ -5002,6 +5002,7 @@
         <w:tc>
           <w:tcPr>
             <w:tcW w:w="0" w:type="auto"/>
+            <w:shd w:val="clear" w:color="auto" w:fill="9BBB59" w:themeFill="accent3"/>
             <w:hideMark/>
           </w:tcPr>
           <w:p>
@@ -5015,6 +5016,7 @@
         <w:tc>
           <w:tcPr>
             <w:tcW w:w="0" w:type="auto"/>
+            <w:shd w:val="clear" w:color="auto" w:fill="9BBB59" w:themeFill="accent3"/>
             <w:hideMark/>
           </w:tcPr>
           <w:p>
@@ -5026,6 +5028,7 @@
         <w:tc>
           <w:tcPr>
             <w:tcW w:w="0" w:type="auto"/>
+            <w:shd w:val="clear" w:color="auto" w:fill="9BBB59" w:themeFill="accent3"/>
             <w:hideMark/>
           </w:tcPr>
           <w:p>
@@ -5037,6 +5040,7 @@
         <w:tc>
           <w:tcPr>
             <w:tcW w:w="0" w:type="auto"/>
+            <w:shd w:val="clear" w:color="auto" w:fill="9BBB59" w:themeFill="accent3"/>
           </w:tcPr>
           <w:p>
             <w:r>
@@ -5047,6 +5051,7 @@
         <w:tc>
           <w:tcPr>
             <w:tcW w:w="0" w:type="auto"/>
+            <w:shd w:val="clear" w:color="auto" w:fill="9BBB59" w:themeFill="accent3"/>
           </w:tcPr>
           <w:p>
             <w:r>
@@ -5066,6 +5071,7 @@
         <w:tc>
           <w:tcPr>
             <w:tcW w:w="0" w:type="auto"/>
+            <w:shd w:val="clear" w:color="auto" w:fill="9BBB59" w:themeFill="accent3"/>
           </w:tcPr>
           <w:p>
             <w:r>
@@ -5076,6 +5082,7 @@
         <w:tc>
           <w:tcPr>
             <w:tcW w:w="0" w:type="auto"/>
+            <w:shd w:val="clear" w:color="auto" w:fill="9BBB59" w:themeFill="accent3"/>
             <w:hideMark/>
           </w:tcPr>
           <w:p>
@@ -5089,6 +5096,7 @@
         <w:tc>
           <w:tcPr>
             <w:tcW w:w="0" w:type="auto"/>
+            <w:shd w:val="clear" w:color="auto" w:fill="9BBB59" w:themeFill="accent3"/>
             <w:hideMark/>
           </w:tcPr>
           <w:p>
@@ -5100,6 +5108,7 @@
         <w:tc>
           <w:tcPr>
             <w:tcW w:w="0" w:type="auto"/>
+            <w:shd w:val="clear" w:color="auto" w:fill="9BBB59" w:themeFill="accent3"/>
             <w:hideMark/>
           </w:tcPr>
           <w:p>
@@ -5111,6 +5120,7 @@
         <w:tc>
           <w:tcPr>
             <w:tcW w:w="0" w:type="auto"/>
+            <w:shd w:val="clear" w:color="auto" w:fill="9BBB59" w:themeFill="accent3"/>
           </w:tcPr>
           <w:p>
             <w:r>
@@ -5121,6 +5131,7 @@
         <w:tc>
           <w:tcPr>
             <w:tcW w:w="0" w:type="auto"/>
+            <w:shd w:val="clear" w:color="auto" w:fill="9BBB59" w:themeFill="accent3"/>
           </w:tcPr>
           <w:p>
             <w:r>
@@ -5131,6 +5142,7 @@
         <w:tc>
           <w:tcPr>
             <w:tcW w:w="0" w:type="auto"/>
+            <w:shd w:val="clear" w:color="auto" w:fill="9BBB59" w:themeFill="accent3"/>
           </w:tcPr>
           <w:p>
             <w:r>
@@ -5141,6 +5153,7 @@
         <w:tc>
           <w:tcPr>
             <w:tcW w:w="0" w:type="auto"/>
+            <w:shd w:val="clear" w:color="auto" w:fill="9BBB59" w:themeFill="accent3"/>
             <w:hideMark/>
           </w:tcPr>
           <w:p>
@@ -5154,6 +5167,7 @@
         <w:tc>
           <w:tcPr>
             <w:tcW w:w="0" w:type="auto"/>
+            <w:shd w:val="clear" w:color="auto" w:fill="9BBB59" w:themeFill="accent3"/>
             <w:hideMark/>
           </w:tcPr>
           <w:p>
@@ -5165,7 +5179,7 @@
         <w:tc>
           <w:tcPr>
             <w:tcW w:w="0" w:type="auto"/>
-            <w:shd w:val="clear" w:color="auto" w:fill="4BACC6" w:themeFill="accent5"/>
+            <w:shd w:val="clear" w:color="auto" w:fill="9BBB59" w:themeFill="accent3"/>
             <w:hideMark/>
           </w:tcPr>
           <w:p>
@@ -5177,6 +5191,7 @@
         <w:tc>
           <w:tcPr>
             <w:tcW w:w="0" w:type="auto"/>
+            <w:shd w:val="clear" w:color="auto" w:fill="9BBB59" w:themeFill="accent3"/>
           </w:tcPr>
           <w:p>
             <w:r>
@@ -5187,6 +5202,7 @@
         <w:tc>
           <w:tcPr>
             <w:tcW w:w="0" w:type="auto"/>
+            <w:shd w:val="clear" w:color="auto" w:fill="9BBB59" w:themeFill="accent3"/>
           </w:tcPr>
           <w:p>
             <w:r>
@@ -5197,6 +5213,7 @@
         <w:tc>
           <w:tcPr>
             <w:tcW w:w="0" w:type="auto"/>
+            <w:shd w:val="clear" w:color="auto" w:fill="9BBB59" w:themeFill="accent3"/>
           </w:tcPr>
           <w:p>
             <w:r>
@@ -5213,6 +5230,7 @@
         <w:tc>
           <w:tcPr>
             <w:tcW w:w="0" w:type="auto"/>
+            <w:shd w:val="clear" w:color="auto" w:fill="9BBB59" w:themeFill="accent3"/>
             <w:hideMark/>
           </w:tcPr>
           <w:p>
@@ -5226,6 +5244,7 @@
         <w:tc>
           <w:tcPr>
             <w:tcW w:w="0" w:type="auto"/>
+            <w:shd w:val="clear" w:color="auto" w:fill="9BBB59" w:themeFill="accent3"/>
             <w:hideMark/>
           </w:tcPr>
           <w:p>
@@ -5237,6 +5256,7 @@
         <w:tc>
           <w:tcPr>
             <w:tcW w:w="0" w:type="auto"/>
+            <w:shd w:val="clear" w:color="auto" w:fill="9BBB59" w:themeFill="accent3"/>
             <w:hideMark/>
           </w:tcPr>
           <w:p>
@@ -5248,6 +5268,7 @@
         <w:tc>
           <w:tcPr>
             <w:tcW w:w="0" w:type="auto"/>
+            <w:shd w:val="clear" w:color="auto" w:fill="9BBB59" w:themeFill="accent3"/>
           </w:tcPr>
           <w:p>
             <w:r>
@@ -5258,6 +5279,7 @@
         <w:tc>
           <w:tcPr>
             <w:tcW w:w="0" w:type="auto"/>
+            <w:shd w:val="clear" w:color="auto" w:fill="9BBB59" w:themeFill="accent3"/>
           </w:tcPr>
           <w:tbl>
             <w:tblPr>
@@ -5360,6 +5382,7 @@
         <w:tc>
           <w:tcPr>
             <w:tcW w:w="0" w:type="auto"/>
+            <w:shd w:val="clear" w:color="auto" w:fill="9BBB59" w:themeFill="accent3"/>
           </w:tcPr>
           <w:p>
             <w:r>
@@ -5370,6 +5393,7 @@
         <w:tc>
           <w:tcPr>
             <w:tcW w:w="0" w:type="auto"/>
+            <w:shd w:val="clear" w:color="auto" w:fill="9BBB59" w:themeFill="accent3"/>
             <w:hideMark/>
           </w:tcPr>
           <w:p>
@@ -5383,6 +5407,7 @@
         <w:tc>
           <w:tcPr>
             <w:tcW w:w="0" w:type="auto"/>
+            <w:shd w:val="clear" w:color="auto" w:fill="9BBB59" w:themeFill="accent3"/>
             <w:hideMark/>
           </w:tcPr>
           <w:p>
@@ -5394,6 +5419,7 @@
         <w:tc>
           <w:tcPr>
             <w:tcW w:w="0" w:type="auto"/>
+            <w:shd w:val="clear" w:color="auto" w:fill="9BBB59" w:themeFill="accent3"/>
             <w:hideMark/>
           </w:tcPr>
           <w:p>
@@ -5405,6 +5431,7 @@
         <w:tc>
           <w:tcPr>
             <w:tcW w:w="0" w:type="auto"/>
+            <w:shd w:val="clear" w:color="auto" w:fill="9BBB59" w:themeFill="accent3"/>
           </w:tcPr>
           <w:p>
             <w:r>
@@ -5415,26 +5442,131 @@
         <w:tc>
           <w:tcPr>
             <w:tcW w:w="0" w:type="auto"/>
-          </w:tcPr>
-          <w:p>
-            <w:r>
-              <w:t>Diseño de módulos de autenticación y gestión de cursos</w:t>
-            </w:r>
-          </w:p>
-        </w:tc>
-        <w:tc>
-          <w:tcPr>
-            <w:tcW w:w="0" w:type="auto"/>
-          </w:tcPr>
-          <w:p>
-            <w:r>
-              <w:t>Especificación de funcionalidades, campos y comportamiento esperado de los módulos principales.</w:t>
-            </w:r>
-          </w:p>
-        </w:tc>
-        <w:tc>
-          <w:tcPr>
-            <w:tcW w:w="0" w:type="auto"/>
+            <w:shd w:val="clear" w:color="auto" w:fill="9BBB59" w:themeFill="accent3"/>
+          </w:tcPr>
+          <w:tbl>
+            <w:tblPr>
+              <w:tblW w:w="0" w:type="auto"/>
+              <w:tblCellSpacing w:w="15" w:type="dxa"/>
+              <w:tblCellMar>
+                <w:top w:w="15" w:type="dxa"/>
+                <w:left w:w="15" w:type="dxa"/>
+                <w:bottom w:w="15" w:type="dxa"/>
+                <w:right w:w="15" w:type="dxa"/>
+              </w:tblCellMar>
+              <w:tblLook w:val="04A0" w:firstRow="1" w:lastRow="0" w:firstColumn="1" w:lastColumn="0" w:noHBand="0" w:noVBand="1"/>
+            </w:tblPr>
+            <w:tblGrid>
+              <w:gridCol w:w="96"/>
+            </w:tblGrid>
+            <w:tr>
+              <w:trPr>
+                <w:tblCellSpacing w:w="15" w:type="dxa"/>
+              </w:trPr>
+              <w:tc>
+                <w:tcPr>
+                  <w:tcW w:w="0" w:type="auto"/>
+                  <w:vAlign w:val="center"/>
+                  <w:hideMark/>
+                </w:tcPr>
+                <w:p>
+                  <w:pPr>
+                    <w:widowControl/>
+                    <w:autoSpaceDE/>
+                    <w:autoSpaceDN/>
+                    <w:rPr>
+                      <w:sz w:val="24"/>
+                      <w:szCs w:val="24"/>
+                      <w:lang w:val="es-EC" w:eastAsia="es-EC" w:bidi="ar-SA"/>
+                    </w:rPr>
+                  </w:pPr>
+                </w:p>
+              </w:tc>
+            </w:tr>
+          </w:tbl>
+          <w:p>
+            <w:pPr>
+              <w:rPr>
+                <w:vanish/>
+                <w:lang w:val="es-EC" w:eastAsia="es-EC" w:bidi="ar-SA"/>
+              </w:rPr>
+            </w:pPr>
+          </w:p>
+          <w:tbl>
+            <w:tblPr>
+              <w:tblW w:w="0" w:type="auto"/>
+              <w:tblCellSpacing w:w="15" w:type="dxa"/>
+              <w:tblCellMar>
+                <w:top w:w="15" w:type="dxa"/>
+                <w:left w:w="15" w:type="dxa"/>
+                <w:bottom w:w="15" w:type="dxa"/>
+                <w:right w:w="15" w:type="dxa"/>
+              </w:tblCellMar>
+              <w:tblLook w:val="04A0" w:firstRow="1" w:lastRow="0" w:firstColumn="1" w:lastColumn="0" w:noHBand="0" w:noVBand="1"/>
+            </w:tblPr>
+            <w:tblGrid>
+              <w:gridCol w:w="2164"/>
+            </w:tblGrid>
+            <w:tr>
+              <w:trPr>
+                <w:tblCellSpacing w:w="15" w:type="dxa"/>
+              </w:trPr>
+              <w:tc>
+                <w:tcPr>
+                  <w:tcW w:w="0" w:type="auto"/>
+                  <w:vAlign w:val="center"/>
+                  <w:hideMark/>
+                </w:tcPr>
+                <w:p>
+                  <w:pPr>
+                    <w:widowControl/>
+                    <w:autoSpaceDE/>
+                    <w:autoSpaceDN/>
+                    <w:rPr>
+                      <w:sz w:val="24"/>
+                      <w:szCs w:val="24"/>
+                      <w:lang w:val="es-EC" w:eastAsia="es-EC" w:bidi="ar-SA"/>
+                    </w:rPr>
+                  </w:pPr>
+                  <w:r>
+                    <w:rPr>
+                      <w:sz w:val="24"/>
+                      <w:szCs w:val="24"/>
+                      <w:lang w:val="es-EC" w:eastAsia="es-EC" w:bidi="ar-SA"/>
+                    </w:rPr>
+                    <w:t>Revisión técnica del prototip</w:t>
+                  </w:r>
+                  <w:bookmarkStart w:id="1" w:name="_GoBack"/>
+                  <w:bookmarkEnd w:id="1"/>
+                  <w:r>
+                    <w:rPr>
+                      <w:sz w:val="24"/>
+                      <w:szCs w:val="24"/>
+                      <w:lang w:val="es-EC" w:eastAsia="es-EC" w:bidi="ar-SA"/>
+                    </w:rPr>
+                    <w:t>o</w:t>
+                  </w:r>
+                </w:p>
+              </w:tc>
+            </w:tr>
+          </w:tbl>
+          <w:p/>
+        </w:tc>
+        <w:tc>
+          <w:tcPr>
+            <w:tcW w:w="0" w:type="auto"/>
+            <w:shd w:val="clear" w:color="auto" w:fill="9BBB59" w:themeFill="accent3"/>
+          </w:tcPr>
+          <w:p>
+            <w:r>
+              <w:t>Registro de lineamientos de arquitectura y estructura de módulos.</w:t>
+            </w:r>
+          </w:p>
+        </w:tc>
+        <w:tc>
+          <w:tcPr>
+            <w:tcW w:w="0" w:type="auto"/>
+            <w:shd w:val="clear" w:color="auto" w:fill="9BBB59" w:themeFill="accent3"/>
             <w:hideMark/>
           </w:tcPr>
           <w:p>
@@ -5681,7 +5813,7 @@
                       <w:szCs w:val="24"/>
                       <w:lang w:val="es-EC" w:eastAsia="es-EC" w:bidi="ar-SA"/>
                     </w:rPr>
-                    <w:t>Creación de boceto detallado del panel de administración, definiendo secciones y accesos.</w:t>
+                    <w:t>Creación de boceto del panel de administración, definiendo secciones y accesos.</w:t>
                   </w:r>
                 </w:p>
               </w:tc>
@@ -5782,7 +5914,7 @@
               <w:rPr>
                 <w:lang w:val="es-EC" w:eastAsia="es-EC" w:bidi="ar-SA"/>
               </w:rPr>
-              <w:t>Creación de boceto detallado del panel de administración, definiendo secciones y accesos.</w:t>
+              <w:t>Creación de boceto del panel de administración, definiendo secciones y accesos.</w:t>
             </w:r>
           </w:p>
         </w:tc>
@@ -6680,21 +6812,10 @@
             <w:tcW w:w="0" w:type="auto"/>
           </w:tcPr>
           <w:p>
-            <w:pPr>
-              <w:rPr>
-                <w:color w:val="C0504D" w:themeColor="accent2"/>
-              </w:rPr>
-            </w:pPr>
-            <w:r>
-              <w:rPr>
-                <w:color w:val="C0504D" w:themeColor="accent2"/>
-              </w:rPr>
+            <w:r>
               <w:t>Implementación de módulo de creación de cursos</w:t>
             </w:r>
             <w:r>
-              <w:rPr>
-                <w:color w:val="C0504D" w:themeColor="accent2"/>
-              </w:rPr>
               <w:t xml:space="preserve"> I</w:t>
             </w:r>
           </w:p>
@@ -6704,15 +6825,7 @@
             <w:tcW w:w="0" w:type="auto"/>
           </w:tcPr>
           <w:p>
-            <w:pPr>
-              <w:rPr>
-                <w:color w:val="C0504D" w:themeColor="accent2"/>
-              </w:rPr>
-            </w:pPr>
-            <w:r>
-              <w:rPr>
-                <w:color w:val="C0504D" w:themeColor="accent2"/>
-              </w:rPr>
+            <w:r>
               <w:t>Desarrollo de funcionalidades para agregar y editar cursos en el prototipo.</w:t>
             </w:r>
           </w:p>
@@ -6767,21 +6880,10 @@
             <w:tcW w:w="0" w:type="auto"/>
           </w:tcPr>
           <w:p>
-            <w:pPr>
-              <w:rPr>
-                <w:color w:val="C0504D" w:themeColor="accent2"/>
-              </w:rPr>
-            </w:pPr>
-            <w:r>
-              <w:rPr>
-                <w:color w:val="C0504D" w:themeColor="accent2"/>
-              </w:rPr>
+            <w:r>
               <w:t>Implementación de módulo de creación de cursos</w:t>
             </w:r>
             <w:r>
-              <w:rPr>
-                <w:color w:val="C0504D" w:themeColor="accent2"/>
-              </w:rPr>
               <w:t xml:space="preserve"> II</w:t>
             </w:r>
           </w:p>
@@ -6791,15 +6893,7 @@
             <w:tcW w:w="0" w:type="auto"/>
           </w:tcPr>
           <w:p>
-            <w:pPr>
-              <w:rPr>
-                <w:color w:val="C0504D" w:themeColor="accent2"/>
-              </w:rPr>
-            </w:pPr>
-            <w:r>
-              <w:rPr>
-                <w:color w:val="C0504D" w:themeColor="accent2"/>
-              </w:rPr>
+            <w:r>
               <w:t>Desarrollo de funcionalidades para agregar y editar cursos en el prototipo.</w:t>
             </w:r>
           </w:p>
@@ -6886,7 +6980,6 @@
                     <w:autoSpaceDE/>
                     <w:autoSpaceDN/>
                     <w:rPr>
-                      <w:color w:val="C0504D" w:themeColor="accent2"/>
                       <w:sz w:val="24"/>
                       <w:szCs w:val="24"/>
                       <w:lang w:val="es-EC" w:eastAsia="es-EC" w:bidi="ar-SA"/>
@@ -6894,7 +6987,6 @@
                   </w:pPr>
                   <w:r>
                     <w:rPr>
-                      <w:color w:val="C0504D" w:themeColor="accent2"/>
                       <w:sz w:val="24"/>
                       <w:szCs w:val="24"/>
                       <w:lang w:val="es-EC" w:eastAsia="es-EC" w:bidi="ar-SA"/>
@@ -6903,7 +6995,6 @@
                   </w:r>
                   <w:r>
                     <w:rPr>
-                      <w:color w:val="C0504D" w:themeColor="accent2"/>
                       <w:sz w:val="24"/>
                       <w:szCs w:val="24"/>
                       <w:lang w:val="es-EC" w:eastAsia="es-EC" w:bidi="ar-SA"/>
@@ -6918,7 +7009,6 @@
             <w:pPr>
               <w:rPr>
                 <w:vanish/>
-                <w:color w:val="C0504D" w:themeColor="accent2"/>
                 <w:lang w:val="es-EC" w:eastAsia="es-EC" w:bidi="ar-SA"/>
               </w:rPr>
             </w:pPr>
@@ -6954,7 +7044,6 @@
                     <w:autoSpaceDE/>
                     <w:autoSpaceDN/>
                     <w:rPr>
-                      <w:color w:val="C0504D" w:themeColor="accent2"/>
                       <w:sz w:val="24"/>
                       <w:szCs w:val="24"/>
                       <w:lang w:val="es-EC" w:eastAsia="es-EC" w:bidi="ar-SA"/>
@@ -6964,13 +7053,7 @@
               </w:tc>
             </w:tr>
           </w:tbl>
-          <w:p>
-            <w:pPr>
-              <w:rPr>
-                <w:color w:val="C0504D" w:themeColor="accent2"/>
-              </w:rPr>
-            </w:pPr>
-          </w:p>
+          <w:p/>
         </w:tc>
         <w:tc>
           <w:tcPr>
@@ -7007,7 +7090,6 @@
                     <w:autoSpaceDE/>
                     <w:autoSpaceDN/>
                     <w:rPr>
-                      <w:color w:val="C0504D" w:themeColor="accent2"/>
                       <w:sz w:val="24"/>
                       <w:szCs w:val="24"/>
                       <w:lang w:val="es-EC" w:eastAsia="es-EC" w:bidi="ar-SA"/>
@@ -7021,7 +7103,6 @@
             <w:pPr>
               <w:rPr>
                 <w:vanish/>
-                <w:color w:val="C0504D" w:themeColor="accent2"/>
                 <w:lang w:val="es-EC" w:eastAsia="es-EC" w:bidi="ar-SA"/>
               </w:rPr>
             </w:pPr>
@@ -7057,7 +7138,6 @@
                     <w:autoSpaceDE/>
                     <w:autoSpaceDN/>
                     <w:rPr>
-                      <w:color w:val="C0504D" w:themeColor="accent2"/>
                       <w:sz w:val="24"/>
                       <w:szCs w:val="24"/>
                       <w:lang w:val="es-EC" w:eastAsia="es-EC" w:bidi="ar-SA"/>
@@ -7065,21 +7145,11 @@
                   </w:pPr>
                   <w:r>
                     <w:rPr>
-                      <w:color w:val="C0504D" w:themeColor="accent2"/>
                       <w:sz w:val="24"/>
                       <w:szCs w:val="24"/>
                       <w:lang w:val="es-EC" w:eastAsia="es-EC" w:bidi="ar-SA"/>
                     </w:rPr>
-                    <w:t>C</w:t>
-                  </w:r>
-                  <w:r>
-                    <w:rPr>
-                      <w:color w:val="C0504D" w:themeColor="accent2"/>
-                      <w:sz w:val="24"/>
-                      <w:szCs w:val="24"/>
-                      <w:lang w:val="es-EC" w:eastAsia="es-EC" w:bidi="ar-SA"/>
-                    </w:rPr>
-                    <w:t>onexión de todos los módulos desarrollados, asegurando consistencia y flujo básico.</w:t>
+                    <w:t>Conexión de todos los módulos desarrollados, asegurando consistencia y flujo básico.</w:t>
                   </w:r>
                 </w:p>
               </w:tc>
@@ -7088,7 +7158,6 @@
           <w:p>
             <w:pPr>
               <w:rPr>
-                <w:color w:val="C0504D" w:themeColor="accent2"/>
                 <w:lang w:val="es-EC"/>
               </w:rPr>
             </w:pPr>
@@ -10747,14 +10816,6 @@
 </file>
 
 <file path=customXml/item1.xml><?xml version="1.0" encoding="utf-8"?>
-<p:properties xmlns:p="http://schemas.microsoft.com/office/2006/metadata/properties" xmlns:xsi="http://www.w3.org/2001/XMLSchema-instance" xmlns:pc="http://schemas.microsoft.com/office/infopath/2007/PartnerControls">
-  <documentManagement>
-    <_activity xmlns="f1f31ffb-9912-4459-99c8-b26e82094b51" xsi:nil="true"/>
-  </documentManagement>
-</p:properties>
-</file>
-
-<file path=customXml/item2.xml><?xml version="1.0" encoding="utf-8"?>
 <ct:contentTypeSchema xmlns:ct="http://schemas.microsoft.com/office/2006/metadata/contentType" xmlns:ma="http://schemas.microsoft.com/office/2006/metadata/properties/metaAttributes" ct:_="" ma:_="" ma:contentTypeName="Documento" ma:contentTypeID="0x010100EDB39E34F5A9B445B025C05B2A05D030" ma:contentTypeVersion="18" ma:contentTypeDescription="Crear nuevo documento." ma:contentTypeScope="" ma:versionID="4b8c5b34f0f0da9123a52d787f594f58">
   <xsd:schema xmlns:xsd="http://www.w3.org/2001/XMLSchema" xmlns:xs="http://www.w3.org/2001/XMLSchema" xmlns:p="http://schemas.microsoft.com/office/2006/metadata/properties" xmlns:ns3="f1f31ffb-9912-4459-99c8-b26e82094b51" xmlns:ns4="ce621958-37b1-43fe-a1f1-1aad67996a88" targetNamespace="http://schemas.microsoft.com/office/2006/metadata/properties" ma:root="true" ma:fieldsID="ed7624c736e5958f5cff85571969e9e2" ns3:_="" ns4:_="">
     <xsd:import namespace="f1f31ffb-9912-4459-99c8-b26e82094b51"/>
@@ -11007,6 +11068,14 @@
 </ct:contentTypeSchema>
 </file>
 
+<file path=customXml/item2.xml><?xml version="1.0" encoding="utf-8"?>
+<p:properties xmlns:p="http://schemas.microsoft.com/office/2006/metadata/properties" xmlns:xsi="http://www.w3.org/2001/XMLSchema-instance" xmlns:pc="http://schemas.microsoft.com/office/infopath/2007/PartnerControls">
+  <documentManagement>
+    <_activity xmlns="f1f31ffb-9912-4459-99c8-b26e82094b51" xsi:nil="true"/>
+  </documentManagement>
+</p:properties>
+</file>
+
 <file path=customXml/item3.xml><?xml version="1.0" encoding="utf-8"?>
 <?mso-contentType ?>
 <FormTemplates xmlns="http://schemas.microsoft.com/sharepoint/v3/contenttype/forms">
@@ -11021,16 +11090,6 @@
 </file>
 
 <file path=customXml/itemProps1.xml><?xml version="1.0" encoding="utf-8"?>
-<ds:datastoreItem xmlns:ds="http://schemas.openxmlformats.org/officeDocument/2006/customXml" ds:itemID="{4841E046-27A1-4B2E-9F43-F67D72354C8F}">
-  <ds:schemaRefs>
-    <ds:schemaRef ds:uri="http://schemas.microsoft.com/office/2006/metadata/properties"/>
-    <ds:schemaRef ds:uri="http://schemas.microsoft.com/office/infopath/2007/PartnerControls"/>
-    <ds:schemaRef ds:uri="f1f31ffb-9912-4459-99c8-b26e82094b51"/>
-  </ds:schemaRefs>
-</ds:datastoreItem>
-</file>
-
-<file path=customXml/itemProps2.xml><?xml version="1.0" encoding="utf-8"?>
 <ds:datastoreItem xmlns:ds="http://schemas.openxmlformats.org/officeDocument/2006/customXml" ds:itemID="{355C7FB5-BF0E-4F0F-BA5F-10B843AFE9E5}">
   <ds:schemaRefs>
     <ds:schemaRef ds:uri="http://schemas.microsoft.com/office/2006/metadata/contentType"/>
@@ -11049,6 +11108,16 @@
 </ds:datastoreItem>
 </file>
 
+<file path=customXml/itemProps2.xml><?xml version="1.0" encoding="utf-8"?>
+<ds:datastoreItem xmlns:ds="http://schemas.openxmlformats.org/officeDocument/2006/customXml" ds:itemID="{4841E046-27A1-4B2E-9F43-F67D72354C8F}">
+  <ds:schemaRefs>
+    <ds:schemaRef ds:uri="http://schemas.microsoft.com/office/2006/metadata/properties"/>
+    <ds:schemaRef ds:uri="http://schemas.microsoft.com/office/infopath/2007/PartnerControls"/>
+    <ds:schemaRef ds:uri="f1f31ffb-9912-4459-99c8-b26e82094b51"/>
+  </ds:schemaRefs>
+</ds:datastoreItem>
+</file>
+
 <file path=customXml/itemProps3.xml><?xml version="1.0" encoding="utf-8"?>
 <ds:datastoreItem xmlns:ds="http://schemas.openxmlformats.org/officeDocument/2006/customXml" ds:itemID="{D97C98BB-D733-4755-AF30-F518FC2AEFAB}">
   <ds:schemaRefs>
@@ -11058,7 +11127,7 @@
 </file>
 
 <file path=customXml/itemProps4.xml><?xml version="1.0" encoding="utf-8"?>
-<ds:datastoreItem xmlns:ds="http://schemas.openxmlformats.org/officeDocument/2006/customXml" ds:itemID="{1C1F9131-9FCB-494D-93E7-AB726286561A}">
+<ds:datastoreItem xmlns:ds="http://schemas.openxmlformats.org/officeDocument/2006/customXml" ds:itemID="{78FDD580-7889-43CA-812B-BB73D2C3C66D}">
   <ds:schemaRefs>
     <ds:schemaRef ds:uri="http://schemas.openxmlformats.org/officeDocument/2006/bibliography"/>
   </ds:schemaRefs>

--- a/Practicas Preprofesionales/Rubber_Soul/04MerinoEdnanInformeTecnicoBORRADOR.docx
+++ b/Practicas Preprofesionales/Rubber_Soul/04MerinoEdnanInformeTecnicoBORRADOR.docx
@@ -78,7 +78,7 @@
               </wp:anchor>
             </w:drawing>
           </mc:Choice>
-          <mc:Fallback xmlns:w16se="http://schemas.microsoft.com/office/word/2015/wordml/symex" xmlns:w16sdtfl="http://schemas.microsoft.com/office/word/2024/wordml/sdtformatlock" xmlns:w16sdtdh="http://schemas.microsoft.com/office/word/2020/wordml/sdtdatahash" xmlns:w16du="http://schemas.microsoft.com/office/word/2023/wordml/word16du" xmlns:w16="http://schemas.microsoft.com/office/word/2018/wordml" xmlns:w16cid="http://schemas.microsoft.com/office/word/2016/wordml/cid" xmlns:w16cex="http://schemas.microsoft.com/office/word/2018/wordml/cex" xmlns:oel="http://schemas.microsoft.com/office/2019/extlst" xmlns:am3d="http://schemas.microsoft.com/office/drawing/2017/model3d" xmlns:aink="http://schemas.microsoft.com/office/drawing/2016/ink" xmlns:cx8="http://schemas.microsoft.com/office/drawing/2016/5/14/chartex" xmlns:cx7="http://schemas.microsoft.com/office/drawing/2016/5/13/chartex" xmlns:cx6="http://schemas.microsoft.com/office/drawing/2016/5/12/chartex" xmlns:cx5="http://schemas.microsoft.com/office/drawing/2016/5/11/chartex" xmlns:cx4="http://schemas.microsoft.com/office/drawing/2016/5/10/chartex" xmlns:cx3="http://schemas.microsoft.com/office/drawing/2016/5/9/chartex" xmlns:cx2="http://schemas.microsoft.com/office/drawing/2015/10/21/chartex" xmlns:cx1="http://schemas.microsoft.com/office/drawing/2015/9/8/chartex" xmlns:cx="http://schemas.microsoft.com/office/drawing/2014/chartex">
+          <mc:Fallback xmlns:cx="http://schemas.microsoft.com/office/drawing/2014/chartex" xmlns:cx1="http://schemas.microsoft.com/office/drawing/2015/9/8/chartex" xmlns:cx2="http://schemas.microsoft.com/office/drawing/2015/10/21/chartex" xmlns:cx3="http://schemas.microsoft.com/office/drawing/2016/5/9/chartex" xmlns:cx4="http://schemas.microsoft.com/office/drawing/2016/5/10/chartex" xmlns:cx5="http://schemas.microsoft.com/office/drawing/2016/5/11/chartex" xmlns:cx6="http://schemas.microsoft.com/office/drawing/2016/5/12/chartex" xmlns:cx7="http://schemas.microsoft.com/office/drawing/2016/5/13/chartex" xmlns:cx8="http://schemas.microsoft.com/office/drawing/2016/5/14/chartex" xmlns:aink="http://schemas.microsoft.com/office/drawing/2016/ink" xmlns:am3d="http://schemas.microsoft.com/office/drawing/2017/model3d" xmlns:oel="http://schemas.microsoft.com/office/2019/extlst" xmlns:w16cex="http://schemas.microsoft.com/office/word/2018/wordml/cex" xmlns:w16cid="http://schemas.microsoft.com/office/word/2016/wordml/cid" xmlns:w16="http://schemas.microsoft.com/office/word/2018/wordml" xmlns:w16du="http://schemas.microsoft.com/office/word/2023/wordml/word16du" xmlns:w16sdtdh="http://schemas.microsoft.com/office/word/2020/wordml/sdtdatahash" xmlns:w16sdtfl="http://schemas.microsoft.com/office/word/2024/wordml/sdtformatlock" xmlns:w16se="http://schemas.microsoft.com/office/word/2015/wordml/symex">
             <w:pict>
               <v:line w14:anchorId="1C4AAAF1" id="Line 15" o:spid="_x0000_s1026" style="position:absolute;z-index:251659264;visibility:visible;mso-wrap-style:square;mso-width-percent:0;mso-height-percent:0;mso-wrap-distance-left:9pt;mso-wrap-distance-top:0;mso-wrap-distance-right:9pt;mso-wrap-distance-bottom:0;mso-position-horizontal:absolute;mso-position-horizontal-relative:page;mso-position-vertical:absolute;mso-position-vertical-relative:page;mso-width-percent:0;mso-height-percent:0;mso-width-relative:page;mso-height-relative:page" from="70.95pt,752.3pt" to="214.95pt,752.3pt" o:gfxdata="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" strokeweight=".21169mm">
                 <w10:wrap anchorx="page" anchory="page"/>
@@ -173,7 +173,7 @@
               </wp:anchor>
             </w:drawing>
           </mc:Choice>
-          <mc:Fallback xmlns:w16se="http://schemas.microsoft.com/office/word/2015/wordml/symex" xmlns:w16sdtfl="http://schemas.microsoft.com/office/word/2024/wordml/sdtformatlock" xmlns:w16sdtdh="http://schemas.microsoft.com/office/word/2020/wordml/sdtdatahash" xmlns:w16du="http://schemas.microsoft.com/office/word/2023/wordml/word16du" xmlns:w16="http://schemas.microsoft.com/office/word/2018/wordml" xmlns:w16cid="http://schemas.microsoft.com/office/word/2016/wordml/cid" xmlns:w16cex="http://schemas.microsoft.com/office/word/2018/wordml/cex" xmlns:oel="http://schemas.microsoft.com/office/2019/extlst" xmlns:am3d="http://schemas.microsoft.com/office/drawing/2017/model3d" xmlns:aink="http://schemas.microsoft.com/office/drawing/2016/ink" xmlns:cx8="http://schemas.microsoft.com/office/drawing/2016/5/14/chartex" xmlns:cx7="http://schemas.microsoft.com/office/drawing/2016/5/13/chartex" xmlns:cx6="http://schemas.microsoft.com/office/drawing/2016/5/12/chartex" xmlns:cx5="http://schemas.microsoft.com/office/drawing/2016/5/11/chartex" xmlns:cx4="http://schemas.microsoft.com/office/drawing/2016/5/10/chartex" xmlns:cx3="http://schemas.microsoft.com/office/drawing/2016/5/9/chartex" xmlns:cx2="http://schemas.microsoft.com/office/drawing/2015/10/21/chartex" xmlns:cx1="http://schemas.microsoft.com/office/drawing/2015/9/8/chartex" xmlns:cx="http://schemas.microsoft.com/office/drawing/2014/chartex">
+          <mc:Fallback xmlns:cx="http://schemas.microsoft.com/office/drawing/2014/chartex" xmlns:cx1="http://schemas.microsoft.com/office/drawing/2015/9/8/chartex" xmlns:cx2="http://schemas.microsoft.com/office/drawing/2015/10/21/chartex" xmlns:cx3="http://schemas.microsoft.com/office/drawing/2016/5/9/chartex" xmlns:cx4="http://schemas.microsoft.com/office/drawing/2016/5/10/chartex" xmlns:cx5="http://schemas.microsoft.com/office/drawing/2016/5/11/chartex" xmlns:cx6="http://schemas.microsoft.com/office/drawing/2016/5/12/chartex" xmlns:cx7="http://schemas.microsoft.com/office/drawing/2016/5/13/chartex" xmlns:cx8="http://schemas.microsoft.com/office/drawing/2016/5/14/chartex" xmlns:aink="http://schemas.microsoft.com/office/drawing/2016/ink" xmlns:am3d="http://schemas.microsoft.com/office/drawing/2017/model3d" xmlns:oel="http://schemas.microsoft.com/office/2019/extlst" xmlns:w16cex="http://schemas.microsoft.com/office/word/2018/wordml/cex" xmlns:w16cid="http://schemas.microsoft.com/office/word/2016/wordml/cid" xmlns:w16="http://schemas.microsoft.com/office/word/2018/wordml" xmlns:w16du="http://schemas.microsoft.com/office/word/2023/wordml/word16du" xmlns:w16sdtdh="http://schemas.microsoft.com/office/word/2020/wordml/sdtdatahash" xmlns:w16sdtfl="http://schemas.microsoft.com/office/word/2024/wordml/sdtformatlock" xmlns:w16se="http://schemas.microsoft.com/office/word/2015/wordml/symex">
             <w:pict>
               <v:line w14:anchorId="761B1C8A" id="Line 14" o:spid="_x0000_s1026" style="position:absolute;z-index:251658240;visibility:visible;mso-wrap-style:square;mso-width-percent:0;mso-height-percent:0;mso-wrap-distance-left:9pt;mso-wrap-distance-top:0;mso-wrap-distance-right:9pt;mso-wrap-distance-bottom:0;mso-position-horizontal:absolute;mso-position-horizontal-relative:page;mso-position-vertical:absolute;mso-position-vertical-relative:text;mso-width-percent:0;mso-height-percent:0;mso-width-relative:page;mso-height-relative:page" from="207.4pt,24.65pt" to="387.9pt,24.65pt" o:gfxdata="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" strokeweight="1.08pt">
                 <w10:wrap anchorx="page"/>
@@ -2308,7 +2308,6 @@
                               </w:rPr>
                               <w:br/>
                             </w:r>
-                            <w:proofErr w:type="spellStart"/>
                             <w:r>
                               <w:rPr>
                                 <w:bCs/>
@@ -2317,7 +2316,6 @@
                               </w:rPr>
                               <w:t>Mgtr</w:t>
                             </w:r>
-                            <w:proofErr w:type="spellEnd"/>
                             <w:r>
                               <w:rPr>
                                 <w:bCs/>
@@ -2832,21 +2830,7 @@
         <w:rPr>
           <w:lang w:val="es-EC"/>
         </w:rPr>
-        <w:t xml:space="preserve">El proceso de desarrollo se organizó en cuatro fases: </w:t>
-      </w:r>
-      <w:proofErr w:type="spellStart"/>
-      <w:r>
-        <w:rPr>
-          <w:lang w:val="es-EC"/>
-        </w:rPr>
-        <w:t>elicitación</w:t>
-      </w:r>
-      <w:proofErr w:type="spellEnd"/>
-      <w:r>
-        <w:rPr>
-          <w:lang w:val="es-EC"/>
-        </w:rPr>
-        <w:t xml:space="preserve"> de requerimientos, para definir las necesidades del sistema; desarrollo del proceso de helados, centrado en la lógica de producción; desarrollo del inventario, para el control de existencias; y pruebas, donde se validó el correcto funcionamiento del módulo.</w:t>
+        <w:t>El proceso de desarrollo se organizó en cuatro fases: elicitación de requerimientos, para definir las necesidades del sistema; desarrollo del proceso de helados, centrado en la lógica de producción; desarrollo del inventario, para el control de existencias; y pruebas, donde se validó el correcto funcionamiento del módulo.</w:t>
       </w:r>
     </w:p>
     <w:p>
@@ -3071,71 +3055,21 @@
         <w:rPr>
           <w:lang w:val="es-EC"/>
         </w:rPr>
-        <w:t xml:space="preserve">El sistema está basado en una arquitectura cliente-servidor, donde el </w:t>
+        <w:t xml:space="preserve">El sistema está basado en una arquitectura cliente-servidor, donde el backend fue desarrollado utilizando Python y el framework </w:t>
       </w:r>
-      <w:proofErr w:type="spellStart"/>
-      <w:r>
-        <w:rPr>
-          <w:lang w:val="es-EC"/>
-        </w:rPr>
-        <w:t>backend</w:t>
-      </w:r>
-      <w:proofErr w:type="spellEnd"/>
-      <w:r>
-        <w:rPr>
-          <w:lang w:val="es-EC"/>
-        </w:rPr>
-        <w:t xml:space="preserve"> fue desarrollado utilizando Python y el </w:t>
-      </w:r>
-      <w:proofErr w:type="spellStart"/>
-      <w:r>
-        <w:rPr>
-          <w:lang w:val="es-EC"/>
-        </w:rPr>
-        <w:t>framework</w:t>
-      </w:r>
-      <w:proofErr w:type="spellEnd"/>
-      <w:r>
-        <w:rPr>
-          <w:lang w:val="es-EC"/>
-        </w:rPr>
-        <w:t xml:space="preserve"> </w:t>
-      </w:r>
-      <w:proofErr w:type="spellStart"/>
       <w:proofErr w:type="gramStart"/>
       <w:r>
         <w:rPr>
           <w:lang w:val="es-EC"/>
         </w:rPr>
-        <w:t>FastAPI</w:t>
-      </w:r>
-      <w:proofErr w:type="spellEnd"/>
-      <w:r>
-        <w:rPr>
-          <w:lang w:val="es-EC"/>
-        </w:rPr>
-        <w:t xml:space="preserve"> ,</w:t>
+        <w:t>FastAPI ,</w:t>
       </w:r>
       <w:proofErr w:type="gramEnd"/>
       <w:r>
         <w:rPr>
           <w:lang w:val="es-EC"/>
         </w:rPr>
-        <w:t xml:space="preserve"> encargado de exponer una serie de servicios a través de una API </w:t>
-      </w:r>
-      <w:proofErr w:type="spellStart"/>
-      <w:r>
-        <w:rPr>
-          <w:lang w:val="es-EC"/>
-        </w:rPr>
-        <w:t>RESTful</w:t>
-      </w:r>
-      <w:proofErr w:type="spellEnd"/>
-      <w:r>
-        <w:rPr>
-          <w:lang w:val="es-EC"/>
-        </w:rPr>
-        <w:t xml:space="preserve"> . Estos servicios actúan como puente entre la interfaz de usuario y la lógica del negocio, permitiendo realizar operaciones como el registro de insumos utilizados en la producción, el control del inventario y la consulta de datos relacionados con los procesos productivos.</w:t>
+        <w:t xml:space="preserve"> encargado de exponer una serie de servicios a través de una API RESTful . Estos servicios actúan como puente entre la interfaz de usuario y la lógica del negocio, permitiendo realizar operaciones como el registro de insumos utilizados en la producción, el control del inventario y la consulta de datos relacionados con los procesos productivos.</w:t>
       </w:r>
     </w:p>
     <w:p>
@@ -3155,36 +3089,8 @@
           <w:bCs/>
           <w:lang w:val="es-EC"/>
         </w:rPr>
-        <w:t xml:space="preserve">Comunicación </w:t>
+        <w:t>Comunicación Frontend - Backend</w:t>
       </w:r>
-      <w:proofErr w:type="spellStart"/>
-      <w:r>
-        <w:rPr>
-          <w:b/>
-          <w:bCs/>
-          <w:lang w:val="es-EC"/>
-        </w:rPr>
-        <w:t>Frontend</w:t>
-      </w:r>
-      <w:proofErr w:type="spellEnd"/>
-      <w:r>
-        <w:rPr>
-          <w:b/>
-          <w:bCs/>
-          <w:lang w:val="es-EC"/>
-        </w:rPr>
-        <w:t xml:space="preserve"> - </w:t>
-      </w:r>
-      <w:proofErr w:type="spellStart"/>
-      <w:r>
-        <w:rPr>
-          <w:b/>
-          <w:bCs/>
-          <w:lang w:val="es-EC"/>
-        </w:rPr>
-        <w:t>Backend</w:t>
-      </w:r>
-      <w:proofErr w:type="spellEnd"/>
     </w:p>
     <w:p>
       <w:pPr>
@@ -3200,63 +3106,7 @@
           <w:lang w:val="es-EC"/>
         </w:rPr>
         <w:lastRenderedPageBreak/>
-        <w:t xml:space="preserve">Por otro lado, el </w:t>
-      </w:r>
-      <w:proofErr w:type="spellStart"/>
-      <w:r>
-        <w:rPr>
-          <w:lang w:val="es-EC"/>
-        </w:rPr>
-        <w:t>frontend</w:t>
-      </w:r>
-      <w:proofErr w:type="spellEnd"/>
-      <w:r>
-        <w:rPr>
-          <w:lang w:val="es-EC"/>
-        </w:rPr>
-        <w:t xml:space="preserve"> está siendo construido con </w:t>
-      </w:r>
-      <w:proofErr w:type="spellStart"/>
-      <w:r>
-        <w:rPr>
-          <w:lang w:val="es-EC"/>
-        </w:rPr>
-        <w:t>Flutter</w:t>
-      </w:r>
-      <w:proofErr w:type="spellEnd"/>
-      <w:r>
-        <w:rPr>
-          <w:lang w:val="es-EC"/>
-        </w:rPr>
-        <w:t xml:space="preserve"> y </w:t>
-      </w:r>
-      <w:proofErr w:type="spellStart"/>
-      <w:r>
-        <w:rPr>
-          <w:lang w:val="es-EC"/>
-        </w:rPr>
-        <w:t>Dart</w:t>
-      </w:r>
-      <w:proofErr w:type="spellEnd"/>
-      <w:r>
-        <w:rPr>
-          <w:lang w:val="es-EC"/>
-        </w:rPr>
-        <w:t xml:space="preserve">, lo cual permite ofrecer una interfaz intuitiva, responsiva y compatible con múltiples plataformas. Esta capa de presentación se comunica con el </w:t>
-      </w:r>
-      <w:proofErr w:type="spellStart"/>
-      <w:r>
-        <w:rPr>
-          <w:lang w:val="es-EC"/>
-        </w:rPr>
-        <w:t>backend</w:t>
-      </w:r>
-      <w:proofErr w:type="spellEnd"/>
-      <w:r>
-        <w:rPr>
-          <w:lang w:val="es-EC"/>
-        </w:rPr>
-        <w:t xml:space="preserve"> mediante solicitudes HTTP, intercambiando información estructurada en formato JSON.</w:t>
+        <w:t>Por otro lado, el frontend está siendo construido con Flutter y Dart, lo cual permite ofrecer una interfaz intuitiva, responsiva y compatible con múltiples plataformas. Esta capa de presentación se comunica con el backend mediante solicitudes HTTP, intercambiando información estructurada en formato JSON.</w:t>
       </w:r>
     </w:p>
     <w:p>
@@ -3292,72 +3142,8 @@
         <w:rPr>
           <w:lang w:val="es-EC"/>
         </w:rPr>
-        <w:t xml:space="preserve">Para la gestión de los datos, se utiliza una base de datos relacional </w:t>
+        <w:t>Para la gestión de los datos, se utiliza una base de datos relacional PostgreSQL, cuyo acceso desde el backend se realiza a través de un ORM (Object Relational Mapping</w:t>
       </w:r>
-      <w:proofErr w:type="spellStart"/>
-      <w:r>
-        <w:rPr>
-          <w:lang w:val="es-EC"/>
-        </w:rPr>
-        <w:t>PostgreSQL</w:t>
-      </w:r>
-      <w:proofErr w:type="spellEnd"/>
-      <w:r>
-        <w:rPr>
-          <w:lang w:val="es-EC"/>
-        </w:rPr>
-        <w:t xml:space="preserve">, cuyo acceso desde el </w:t>
-      </w:r>
-      <w:proofErr w:type="spellStart"/>
-      <w:r>
-        <w:rPr>
-          <w:lang w:val="es-EC"/>
-        </w:rPr>
-        <w:t>backend</w:t>
-      </w:r>
-      <w:proofErr w:type="spellEnd"/>
-      <w:r>
-        <w:rPr>
-          <w:lang w:val="es-EC"/>
-        </w:rPr>
-        <w:t xml:space="preserve"> se realiza a través de un ORM (</w:t>
-      </w:r>
-      <w:proofErr w:type="spellStart"/>
-      <w:r>
-        <w:rPr>
-          <w:lang w:val="es-EC"/>
-        </w:rPr>
-        <w:t>Object</w:t>
-      </w:r>
-      <w:proofErr w:type="spellEnd"/>
-      <w:r>
-        <w:rPr>
-          <w:lang w:val="es-EC"/>
-        </w:rPr>
-        <w:t xml:space="preserve"> </w:t>
-      </w:r>
-      <w:proofErr w:type="spellStart"/>
-      <w:r>
-        <w:rPr>
-          <w:lang w:val="es-EC"/>
-        </w:rPr>
-        <w:t>Relational</w:t>
-      </w:r>
-      <w:proofErr w:type="spellEnd"/>
-      <w:r>
-        <w:rPr>
-          <w:lang w:val="es-EC"/>
-        </w:rPr>
-        <w:t xml:space="preserve"> </w:t>
-      </w:r>
-      <w:proofErr w:type="spellStart"/>
-      <w:r>
-        <w:rPr>
-          <w:lang w:val="es-EC"/>
-        </w:rPr>
-        <w:t>Mapping</w:t>
-      </w:r>
-      <w:proofErr w:type="spellEnd"/>
       <w:proofErr w:type="gramStart"/>
       <w:r>
         <w:rPr>
@@ -3390,18 +3176,8 @@
           <w:bCs/>
           <w:lang w:val="es-EC"/>
         </w:rPr>
-        <w:t xml:space="preserve">Pruebas Funcionales de las </w:t>
+        <w:t>Pruebas Funcionales de las APIs</w:t>
       </w:r>
-      <w:proofErr w:type="spellStart"/>
-      <w:r>
-        <w:rPr>
-          <w:b/>
-          <w:bCs/>
-          <w:lang w:val="es-EC"/>
-        </w:rPr>
-        <w:t>APIs</w:t>
-      </w:r>
-      <w:proofErr w:type="spellEnd"/>
     </w:p>
     <w:p>
       <w:pPr>
@@ -3416,57 +3192,21 @@
         <w:rPr>
           <w:lang w:val="es-EC"/>
         </w:rPr>
-        <w:t xml:space="preserve">Durante el desarrollo, se realizaron pruebas continuas del funcionamiento de las </w:t>
+        <w:t xml:space="preserve">Durante el desarrollo, se realizaron pruebas continuas del funcionamiento de las APIs utilizando la herramienta </w:t>
       </w:r>
-      <w:proofErr w:type="spellStart"/>
-      <w:r>
-        <w:rPr>
-          <w:lang w:val="es-EC"/>
-        </w:rPr>
-        <w:t>APIs</w:t>
-      </w:r>
-      <w:proofErr w:type="spellEnd"/>
-      <w:r>
-        <w:rPr>
-          <w:lang w:val="es-EC"/>
-        </w:rPr>
-        <w:t xml:space="preserve"> utilizando la herramienta </w:t>
-      </w:r>
-      <w:proofErr w:type="spellStart"/>
       <w:proofErr w:type="gramStart"/>
       <w:r>
         <w:rPr>
           <w:lang w:val="es-EC"/>
         </w:rPr>
-        <w:t>Postman</w:t>
-      </w:r>
-      <w:proofErr w:type="spellEnd"/>
-      <w:r>
-        <w:rPr>
-          <w:lang w:val="es-EC"/>
-        </w:rPr>
-        <w:t xml:space="preserve"> ,</w:t>
+        <w:t>Postman ,</w:t>
       </w:r>
       <w:proofErr w:type="gramEnd"/>
       <w:r>
         <w:rPr>
           <w:lang w:val="es-EC"/>
         </w:rPr>
-        <w:t xml:space="preserve"> lo cual permitió validar las respuestas de los </w:t>
-      </w:r>
-      <w:proofErr w:type="spellStart"/>
-      <w:r>
-        <w:rPr>
-          <w:lang w:val="es-EC"/>
-        </w:rPr>
-        <w:t>endpoints</w:t>
-      </w:r>
-      <w:proofErr w:type="spellEnd"/>
-      <w:r>
-        <w:rPr>
-          <w:lang w:val="es-EC"/>
-        </w:rPr>
-        <w:t>, verificar el correcto flujo de datos y detectar posibles errores antes de integrarlos al sistema principal.</w:t>
+        <w:t xml:space="preserve"> lo cual permitió validar las respuestas de los endpoints, verificar el correcto flujo de datos y detectar posibles errores antes de integrarlos al sistema principal.</w:t>
       </w:r>
     </w:p>
     <w:p>
@@ -3655,21 +3395,7 @@
         <w:rPr>
           <w:lang w:val="es-EC"/>
         </w:rPr>
-        <w:t xml:space="preserve">Para garantizar la protección de los datos y funcionalidades del sistema, se implementaron medidas de seguridad como el uso de </w:t>
-      </w:r>
-      <w:proofErr w:type="spellStart"/>
-      <w:r>
-        <w:rPr>
-          <w:lang w:val="es-EC"/>
-        </w:rPr>
-        <w:t>tokens</w:t>
-      </w:r>
-      <w:proofErr w:type="spellEnd"/>
-      <w:r>
-        <w:rPr>
-          <w:lang w:val="es-EC"/>
-        </w:rPr>
-        <w:t xml:space="preserve"> JWT para autenticación y un sistema de roles de usuario (administrador, bodega, producción) para restringir el acceso a ciertas operaciones según las responsabilidades de cada perfil.</w:t>
+        <w:t>Para garantizar la protección de los datos y funcionalidades del sistema, se implementaron medidas de seguridad como el uso de tokens JWT para autenticación y un sistema de roles de usuario (administrador, bodega, producción) para restringir el acceso a ciertas operaciones según las responsabilidades de cada perfil.</w:t>
       </w:r>
     </w:p>
     <w:p>
@@ -3685,35 +3411,7 @@
         <w:rPr>
           <w:lang w:val="es-EC"/>
         </w:rPr>
-        <w:t xml:space="preserve">Todas las contraseñas son cifradas con </w:t>
-      </w:r>
-      <w:proofErr w:type="spellStart"/>
-      <w:r>
-        <w:rPr>
-          <w:lang w:val="es-EC"/>
-        </w:rPr>
-        <w:t>bcrypt</w:t>
-      </w:r>
-      <w:proofErr w:type="spellEnd"/>
-      <w:r>
-        <w:rPr>
-          <w:lang w:val="es-EC"/>
-        </w:rPr>
-        <w:t xml:space="preserve"> antes de ser almacenadas en la base de datos </w:t>
-      </w:r>
-      <w:proofErr w:type="spellStart"/>
-      <w:r>
-        <w:rPr>
-          <w:lang w:val="es-EC"/>
-        </w:rPr>
-        <w:t>PostgreSQL</w:t>
-      </w:r>
-      <w:proofErr w:type="spellEnd"/>
-      <w:r>
-        <w:rPr>
-          <w:lang w:val="es-EC"/>
-        </w:rPr>
-        <w:t xml:space="preserve">. </w:t>
+        <w:t xml:space="preserve">Todas las contraseñas son cifradas con bcrypt antes de ser almacenadas en la base de datos PostgreSQL. </w:t>
       </w:r>
     </w:p>
     <w:p>
@@ -4430,8 +4128,8 @@
         <w:gridCol w:w="456"/>
         <w:gridCol w:w="1310"/>
         <w:gridCol w:w="1176"/>
-        <w:gridCol w:w="2380"/>
-        <w:gridCol w:w="4052"/>
+        <w:gridCol w:w="2410"/>
+        <w:gridCol w:w="4022"/>
         <w:gridCol w:w="576"/>
       </w:tblGrid>
       <w:tr>
@@ -4945,7 +4643,7 @@
               <w:tblLook w:val="04A0" w:firstRow="1" w:lastRow="0" w:firstColumn="1" w:lastColumn="0" w:noHBand="0" w:noVBand="1"/>
             </w:tblPr>
             <w:tblGrid>
-              <w:gridCol w:w="2164"/>
+              <w:gridCol w:w="2194"/>
             </w:tblGrid>
             <w:tr>
               <w:trPr>
@@ -4995,7 +4693,7 @@
           </w:tcPr>
           <w:p>
             <w:r>
-              <w:t>Creación del modelo entidad–relación del prototipo y asignación de campos principales para cada módulo.</w:t>
+              <w:t>Definición de colecciones y documentos principales del prototipo, identificación de campos clave, referencias entre entidades y subcolecciones para garantizar escalabilidad y mantenibilidad.</w:t>
             </w:r>
           </w:p>
         </w:tc>
@@ -5058,24 +4756,18 @@
               <w:rPr>
                 <w:lang w:val="es-EC" w:eastAsia="es-EC" w:bidi="ar-SA"/>
               </w:rPr>
-              <w:t>Diseño preliminar de base de datos</w:t>
-            </w:r>
-            <w:r>
-              <w:rPr>
-                <w:lang w:val="es-EC" w:eastAsia="es-EC" w:bidi="ar-SA"/>
-              </w:rPr>
-              <w:t xml:space="preserve"> II</w:t>
-            </w:r>
-          </w:p>
-        </w:tc>
-        <w:tc>
-          <w:tcPr>
-            <w:tcW w:w="0" w:type="auto"/>
-            <w:shd w:val="clear" w:color="auto" w:fill="9BBB59" w:themeFill="accent3"/>
-          </w:tcPr>
-          <w:p>
-            <w:r>
-              <w:t>Creación del modelo entidad–relación del prototipo y asignación de campos principales para cada módulo.</w:t>
+              <w:t>Revisión y ajuste de diseño de base de datos</w:t>
+            </w:r>
+          </w:p>
+        </w:tc>
+        <w:tc>
+          <w:tcPr>
+            <w:tcW w:w="0" w:type="auto"/>
+            <w:shd w:val="clear" w:color="auto" w:fill="9BBB59" w:themeFill="accent3"/>
+          </w:tcPr>
+          <w:p>
+            <w:r>
+              <w:t>Refinamiento de relaciones entre colecciones y subcolecciones, planificación de índices y estructuras de referencia para un acceso eficiente y consistente en el prototipo.</w:t>
             </w:r>
           </w:p>
         </w:tc>
@@ -5171,7 +4863,15 @@
             <w:hideMark/>
           </w:tcPr>
           <w:p>
-            <w:r>
+            <w:pPr>
+              <w:rPr>
+                <w:b/>
+              </w:rPr>
+            </w:pPr>
+            <w:r>
+              <w:rPr>
+                <w:b/>
+              </w:rPr>
               <w:t>15</w:t>
             </w:r>
           </w:p>
@@ -5183,7 +4883,15 @@
             <w:hideMark/>
           </w:tcPr>
           <w:p>
-            <w:r>
+            <w:pPr>
+              <w:rPr>
+                <w:b/>
+              </w:rPr>
+            </w:pPr>
+            <w:r>
+              <w:rPr>
+                <w:b/>
+              </w:rPr>
               <w:t>12/09/2025</w:t>
             </w:r>
           </w:p>
@@ -5194,7 +4902,15 @@
             <w:shd w:val="clear" w:color="auto" w:fill="9BBB59" w:themeFill="accent3"/>
           </w:tcPr>
           <w:p>
-            <w:r>
+            <w:pPr>
+              <w:rPr>
+                <w:b/>
+              </w:rPr>
+            </w:pPr>
+            <w:r>
+              <w:rPr>
+                <w:b/>
+              </w:rPr>
               <w:t>Viernes</w:t>
             </w:r>
           </w:p>
@@ -5205,7 +4921,15 @@
             <w:shd w:val="clear" w:color="auto" w:fill="9BBB59" w:themeFill="accent3"/>
           </w:tcPr>
           <w:p>
-            <w:r>
+            <w:pPr>
+              <w:rPr>
+                <w:b/>
+              </w:rPr>
+            </w:pPr>
+            <w:r>
+              <w:rPr>
+                <w:b/>
+              </w:rPr>
               <w:t>Reunión: Validación interna del diseño</w:t>
             </w:r>
           </w:p>
@@ -5216,13 +4940,27 @@
             <w:shd w:val="clear" w:color="auto" w:fill="9BBB59" w:themeFill="accent3"/>
           </w:tcPr>
           <w:p>
-            <w:r>
+            <w:pPr>
+              <w:rPr>
+                <w:b/>
+              </w:rPr>
+            </w:pPr>
+            <w:r>
+              <w:rPr>
+                <w:b/>
+              </w:rPr>
               <w:t>Revisión de módulos</w:t>
             </w:r>
             <w:r>
+              <w:rPr>
+                <w:b/>
+              </w:rPr>
               <w:t>, base de datos</w:t>
             </w:r>
             <w:r>
+              <w:rPr>
+                <w:b/>
+              </w:rPr>
               <w:t>, entre otros ajustes iniciales.</w:t>
             </w:r>
           </w:p>
@@ -5234,7 +4972,15 @@
             <w:hideMark/>
           </w:tcPr>
           <w:p>
-            <w:r>
+            <w:pPr>
+              <w:rPr>
+                <w:b/>
+              </w:rPr>
+            </w:pPr>
+            <w:r>
+              <w:rPr>
+                <w:b/>
+              </w:rPr>
               <w:t>6</w:t>
             </w:r>
           </w:p>
@@ -5342,7 +5088,7 @@
               <w:tblLook w:val="04A0" w:firstRow="1" w:lastRow="0" w:firstColumn="1" w:lastColumn="0" w:noHBand="0" w:noVBand="1"/>
             </w:tblPr>
             <w:tblGrid>
-              <w:gridCol w:w="2164"/>
+              <w:gridCol w:w="2194"/>
             </w:tblGrid>
             <w:tr>
               <w:trPr>
@@ -5505,7 +5251,7 @@
               <w:tblLook w:val="04A0" w:firstRow="1" w:lastRow="0" w:firstColumn="1" w:lastColumn="0" w:noHBand="0" w:noVBand="1"/>
             </w:tblPr>
             <w:tblGrid>
-              <w:gridCol w:w="2164"/>
+              <w:gridCol w:w="2194"/>
             </w:tblGrid>
             <w:tr>
               <w:trPr>
@@ -5534,17 +5280,7 @@
                       <w:szCs w:val="24"/>
                       <w:lang w:val="es-EC" w:eastAsia="es-EC" w:bidi="ar-SA"/>
                     </w:rPr>
-                    <w:t>Revisión técnica del prototip</w:t>
-                  </w:r>
-                  <w:bookmarkStart w:id="1" w:name="_GoBack"/>
-                  <w:bookmarkEnd w:id="1"/>
-                  <w:r>
-                    <w:rPr>
-                      <w:sz w:val="24"/>
-                      <w:szCs w:val="24"/>
-                      <w:lang w:val="es-EC" w:eastAsia="es-EC" w:bidi="ar-SA"/>
-                    </w:rPr>
-                    <w:t>o</w:t>
+                    <w:t>Revisión técnica del prototipo</w:t>
                   </w:r>
                 </w:p>
               </w:tc>
@@ -5580,6 +5316,7 @@
         <w:tc>
           <w:tcPr>
             <w:tcW w:w="0" w:type="auto"/>
+            <w:shd w:val="clear" w:color="auto" w:fill="9BBB59" w:themeFill="accent3"/>
             <w:hideMark/>
           </w:tcPr>
           <w:p>
@@ -5591,6 +5328,7 @@
         <w:tc>
           <w:tcPr>
             <w:tcW w:w="0" w:type="auto"/>
+            <w:shd w:val="clear" w:color="auto" w:fill="9BBB59" w:themeFill="accent3"/>
             <w:hideMark/>
           </w:tcPr>
           <w:p>
@@ -5602,6 +5340,7 @@
         <w:tc>
           <w:tcPr>
             <w:tcW w:w="0" w:type="auto"/>
+            <w:shd w:val="clear" w:color="auto" w:fill="9BBB59" w:themeFill="accent3"/>
           </w:tcPr>
           <w:p>
             <w:r>
@@ -5612,6 +5351,7 @@
         <w:tc>
           <w:tcPr>
             <w:tcW w:w="0" w:type="auto"/>
+            <w:shd w:val="clear" w:color="auto" w:fill="9BBB59" w:themeFill="accent3"/>
           </w:tcPr>
           <w:tbl>
             <w:tblPr>
@@ -5626,7 +5366,7 @@
               <w:tblLook w:val="04A0" w:firstRow="1" w:lastRow="0" w:firstColumn="1" w:lastColumn="0" w:noHBand="0" w:noVBand="1"/>
             </w:tblPr>
             <w:tblGrid>
-              <w:gridCol w:w="2164"/>
+              <w:gridCol w:w="2194"/>
             </w:tblGrid>
             <w:tr>
               <w:trPr>
@@ -5722,6 +5462,7 @@
         <w:tc>
           <w:tcPr>
             <w:tcW w:w="0" w:type="auto"/>
+            <w:shd w:val="clear" w:color="auto" w:fill="9BBB59" w:themeFill="accent3"/>
           </w:tcPr>
           <w:tbl>
             <w:tblPr>
@@ -5784,7 +5525,7 @@
               <w:tblLook w:val="04A0" w:firstRow="1" w:lastRow="0" w:firstColumn="1" w:lastColumn="0" w:noHBand="0" w:noVBand="1"/>
             </w:tblPr>
             <w:tblGrid>
-              <w:gridCol w:w="3836"/>
+              <w:gridCol w:w="3806"/>
             </w:tblGrid>
             <w:tr>
               <w:trPr>
@@ -5830,6 +5571,7 @@
         <w:tc>
           <w:tcPr>
             <w:tcW w:w="0" w:type="auto"/>
+            <w:shd w:val="clear" w:color="auto" w:fill="9BBB59" w:themeFill="accent3"/>
             <w:hideMark/>
           </w:tcPr>
           <w:p>
@@ -5843,6 +5585,7 @@
         <w:tc>
           <w:tcPr>
             <w:tcW w:w="0" w:type="auto"/>
+            <w:shd w:val="clear" w:color="auto" w:fill="9BBB59" w:themeFill="accent3"/>
             <w:hideMark/>
           </w:tcPr>
           <w:p>
@@ -5854,6 +5597,7 @@
         <w:tc>
           <w:tcPr>
             <w:tcW w:w="0" w:type="auto"/>
+            <w:shd w:val="clear" w:color="auto" w:fill="9BBB59" w:themeFill="accent3"/>
             <w:hideMark/>
           </w:tcPr>
           <w:p>
@@ -5865,6 +5609,7 @@
         <w:tc>
           <w:tcPr>
             <w:tcW w:w="0" w:type="auto"/>
+            <w:shd w:val="clear" w:color="auto" w:fill="9BBB59" w:themeFill="accent3"/>
           </w:tcPr>
           <w:p>
             <w:r>
@@ -5875,6 +5620,7 @@
         <w:tc>
           <w:tcPr>
             <w:tcW w:w="0" w:type="auto"/>
+            <w:shd w:val="clear" w:color="auto" w:fill="9BBB59" w:themeFill="accent3"/>
           </w:tcPr>
           <w:p>
             <w:pPr>
@@ -5882,45 +5628,51 @@
                 <w:lang w:val="es-EC" w:eastAsia="es-EC" w:bidi="ar-SA"/>
               </w:rPr>
             </w:pPr>
-            <w:proofErr w:type="spellStart"/>
             <w:r>
               <w:rPr>
                 <w:lang w:val="es-EC" w:eastAsia="es-EC" w:bidi="ar-SA"/>
               </w:rPr>
-              <w:t>Mockup</w:t>
-            </w:r>
-            <w:proofErr w:type="spellEnd"/>
+              <w:t>Mockup de panel administrativo</w:t>
+            </w:r>
             <w:r>
               <w:rPr>
                 <w:lang w:val="es-EC" w:eastAsia="es-EC" w:bidi="ar-SA"/>
               </w:rPr>
-              <w:t xml:space="preserve"> de panel administrativo</w:t>
-            </w:r>
+              <w:t xml:space="preserve"> II</w:t>
+            </w:r>
+          </w:p>
+          <w:p/>
+        </w:tc>
+        <w:tc>
+          <w:tcPr>
+            <w:tcW w:w="0" w:type="auto"/>
+            <w:shd w:val="clear" w:color="auto" w:fill="9BBB59" w:themeFill="accent3"/>
+          </w:tcPr>
+          <w:p>
             <w:r>
               <w:rPr>
                 <w:lang w:val="es-EC" w:eastAsia="es-EC" w:bidi="ar-SA"/>
               </w:rPr>
-              <w:t xml:space="preserve"> II</w:t>
-            </w:r>
-          </w:p>
-          <w:p/>
-        </w:tc>
-        <w:tc>
-          <w:tcPr>
-            <w:tcW w:w="0" w:type="auto"/>
-          </w:tcPr>
-          <w:p>
+              <w:t>Continuación</w:t>
+            </w:r>
             <w:r>
               <w:rPr>
                 <w:lang w:val="es-EC" w:eastAsia="es-EC" w:bidi="ar-SA"/>
               </w:rPr>
-              <w:t>Creación de boceto del panel de administración, definiendo secciones y accesos.</w:t>
-            </w:r>
-          </w:p>
-        </w:tc>
-        <w:tc>
-          <w:tcPr>
-            <w:tcW w:w="0" w:type="auto"/>
+              <w:t xml:space="preserve"> de boce</w:t>
+            </w:r>
+            <w:r>
+              <w:rPr>
+                <w:lang w:val="es-EC" w:eastAsia="es-EC" w:bidi="ar-SA"/>
+              </w:rPr>
+              <w:t>to del panel de administración.</w:t>
+            </w:r>
+          </w:p>
+        </w:tc>
+        <w:tc>
+          <w:tcPr>
+            <w:tcW w:w="0" w:type="auto"/>
+            <w:shd w:val="clear" w:color="auto" w:fill="9BBB59" w:themeFill="accent3"/>
             <w:hideMark/>
           </w:tcPr>
           <w:p>
@@ -5934,10 +5686,19 @@
         <w:tc>
           <w:tcPr>
             <w:tcW w:w="0" w:type="auto"/>
-            <w:hideMark/>
-          </w:tcPr>
-          <w:p>
-            <w:r>
+            <w:shd w:val="clear" w:color="auto" w:fill="9BBB59" w:themeFill="accent3"/>
+            <w:hideMark/>
+          </w:tcPr>
+          <w:p>
+            <w:pPr>
+              <w:rPr>
+                <w:b/>
+              </w:rPr>
+            </w:pPr>
+            <w:r>
+              <w:rPr>
+                <w:b/>
+              </w:rPr>
               <w:t>20</w:t>
             </w:r>
           </w:p>
@@ -5945,11 +5706,19 @@
         <w:tc>
           <w:tcPr>
             <w:tcW w:w="0" w:type="auto"/>
-            <w:shd w:val="clear" w:color="auto" w:fill="4BACC6" w:themeFill="accent5"/>
-            <w:hideMark/>
-          </w:tcPr>
-          <w:p>
-            <w:r>
+            <w:shd w:val="clear" w:color="auto" w:fill="9BBB59" w:themeFill="accent3"/>
+            <w:hideMark/>
+          </w:tcPr>
+          <w:p>
+            <w:pPr>
+              <w:rPr>
+                <w:b/>
+              </w:rPr>
+            </w:pPr>
+            <w:r>
+              <w:rPr>
+                <w:b/>
+              </w:rPr>
               <w:t>19/09/2025</w:t>
             </w:r>
           </w:p>
@@ -5958,8 +5727,14 @@
               <w:tabs>
                 <w:tab w:val="left" w:pos="972"/>
               </w:tabs>
+              <w:rPr>
+                <w:b/>
+              </w:rPr>
             </w:pPr>
             <w:r>
+              <w:rPr>
+                <w:b/>
+              </w:rPr>
               <w:tab/>
             </w:r>
           </w:p>
@@ -5967,9 +5742,18 @@
         <w:tc>
           <w:tcPr>
             <w:tcW w:w="0" w:type="auto"/>
-          </w:tcPr>
-          <w:p>
-            <w:r>
+            <w:shd w:val="clear" w:color="auto" w:fill="9BBB59" w:themeFill="accent3"/>
+          </w:tcPr>
+          <w:p>
+            <w:pPr>
+              <w:rPr>
+                <w:b/>
+              </w:rPr>
+            </w:pPr>
+            <w:r>
+              <w:rPr>
+                <w:b/>
+              </w:rPr>
               <w:t>Viernes</w:t>
             </w:r>
           </w:p>
@@ -5977,9 +5761,18 @@
         <w:tc>
           <w:tcPr>
             <w:tcW w:w="0" w:type="auto"/>
-          </w:tcPr>
-          <w:p>
-            <w:r>
+            <w:shd w:val="clear" w:color="auto" w:fill="9BBB59" w:themeFill="accent3"/>
+          </w:tcPr>
+          <w:p>
+            <w:pPr>
+              <w:rPr>
+                <w:b/>
+              </w:rPr>
+            </w:pPr>
+            <w:r>
+              <w:rPr>
+                <w:b/>
+              </w:rPr>
               <w:t>Reunión: Revisión comparativa diseño actual vs prototipo</w:t>
             </w:r>
           </w:p>
@@ -5987,9 +5780,18 @@
         <w:tc>
           <w:tcPr>
             <w:tcW w:w="0" w:type="auto"/>
-          </w:tcPr>
-          <w:p>
-            <w:r>
+            <w:shd w:val="clear" w:color="auto" w:fill="9BBB59" w:themeFill="accent3"/>
+          </w:tcPr>
+          <w:p>
+            <w:pPr>
+              <w:rPr>
+                <w:b/>
+              </w:rPr>
+            </w:pPr>
+            <w:r>
+              <w:rPr>
+                <w:b/>
+              </w:rPr>
               <w:t>Análisis de diferencias entre plataforma existente y propuesta de prototipo, identificación de mejoras.</w:t>
             </w:r>
           </w:p>
@@ -5997,10 +5799,19 @@
         <w:tc>
           <w:tcPr>
             <w:tcW w:w="0" w:type="auto"/>
-            <w:hideMark/>
-          </w:tcPr>
-          <w:p>
-            <w:r>
+            <w:shd w:val="clear" w:color="auto" w:fill="9BBB59" w:themeFill="accent3"/>
+            <w:hideMark/>
+          </w:tcPr>
+          <w:p>
+            <w:pPr>
+              <w:rPr>
+                <w:b/>
+              </w:rPr>
+            </w:pPr>
+            <w:r>
+              <w:rPr>
+                <w:b/>
+              </w:rPr>
               <w:t>6</w:t>
             </w:r>
           </w:p>
@@ -6010,10 +5821,12 @@
         <w:tc>
           <w:tcPr>
             <w:tcW w:w="0" w:type="auto"/>
-            <w:hideMark/>
-          </w:tcPr>
-          <w:p>
-            <w:r>
+            <w:shd w:val="clear" w:color="auto" w:fill="9BBB59" w:themeFill="accent3"/>
+            <w:hideMark/>
+          </w:tcPr>
+          <w:p>
+            <w:r>
+              <w:lastRenderedPageBreak/>
               <w:t>21</w:t>
             </w:r>
           </w:p>
@@ -6021,6 +5834,7 @@
         <w:tc>
           <w:tcPr>
             <w:tcW w:w="0" w:type="auto"/>
+            <w:shd w:val="clear" w:color="auto" w:fill="9BBB59" w:themeFill="accent3"/>
             <w:hideMark/>
           </w:tcPr>
           <w:p>
@@ -6032,6 +5846,7 @@
         <w:tc>
           <w:tcPr>
             <w:tcW w:w="0" w:type="auto"/>
+            <w:shd w:val="clear" w:color="auto" w:fill="9BBB59" w:themeFill="accent3"/>
           </w:tcPr>
           <w:p>
             <w:r>
@@ -6042,6 +5857,7 @@
         <w:tc>
           <w:tcPr>
             <w:tcW w:w="0" w:type="auto"/>
+            <w:shd w:val="clear" w:color="auto" w:fill="9BBB59" w:themeFill="accent3"/>
           </w:tcPr>
           <w:p>
             <w:r>
@@ -6052,6 +5868,7 @@
         <w:tc>
           <w:tcPr>
             <w:tcW w:w="0" w:type="auto"/>
+            <w:shd w:val="clear" w:color="auto" w:fill="9BBB59" w:themeFill="accent3"/>
           </w:tcPr>
           <w:p>
             <w:r>
@@ -6062,6 +5879,7 @@
         <w:tc>
           <w:tcPr>
             <w:tcW w:w="0" w:type="auto"/>
+            <w:shd w:val="clear" w:color="auto" w:fill="9BBB59" w:themeFill="accent3"/>
             <w:hideMark/>
           </w:tcPr>
           <w:p>
@@ -6075,6 +5893,7 @@
         <w:tc>
           <w:tcPr>
             <w:tcW w:w="0" w:type="auto"/>
+            <w:shd w:val="clear" w:color="auto" w:fill="9BBB59" w:themeFill="accent3"/>
             <w:hideMark/>
           </w:tcPr>
           <w:p>
@@ -6086,6 +5905,7 @@
         <w:tc>
           <w:tcPr>
             <w:tcW w:w="0" w:type="auto"/>
+            <w:shd w:val="clear" w:color="auto" w:fill="9BBB59" w:themeFill="accent3"/>
             <w:hideMark/>
           </w:tcPr>
           <w:p>
@@ -6097,6 +5917,7 @@
         <w:tc>
           <w:tcPr>
             <w:tcW w:w="0" w:type="auto"/>
+            <w:shd w:val="clear" w:color="auto" w:fill="9BBB59" w:themeFill="accent3"/>
           </w:tcPr>
           <w:p>
             <w:r>
@@ -6107,6 +5928,7 @@
         <w:tc>
           <w:tcPr>
             <w:tcW w:w="0" w:type="auto"/>
+            <w:shd w:val="clear" w:color="auto" w:fill="9BBB59" w:themeFill="accent3"/>
           </w:tcPr>
           <w:tbl>
             <w:tblPr>
@@ -6121,7 +5943,7 @@
               <w:tblLook w:val="04A0" w:firstRow="1" w:lastRow="0" w:firstColumn="1" w:lastColumn="0" w:noHBand="0" w:noVBand="1"/>
             </w:tblPr>
             <w:tblGrid>
-              <w:gridCol w:w="2164"/>
+              <w:gridCol w:w="2194"/>
             </w:tblGrid>
             <w:tr>
               <w:trPr>
@@ -6215,6 +6037,7 @@
         <w:tc>
           <w:tcPr>
             <w:tcW w:w="0" w:type="auto"/>
+            <w:shd w:val="clear" w:color="auto" w:fill="9BBB59" w:themeFill="accent3"/>
           </w:tcPr>
           <w:p>
             <w:r>
@@ -6225,6 +6048,7 @@
         <w:tc>
           <w:tcPr>
             <w:tcW w:w="0" w:type="auto"/>
+            <w:shd w:val="clear" w:color="auto" w:fill="9BBB59" w:themeFill="accent3"/>
             <w:hideMark/>
           </w:tcPr>
           <w:p>
@@ -6238,11 +6062,11 @@
         <w:tc>
           <w:tcPr>
             <w:tcW w:w="0" w:type="auto"/>
-            <w:hideMark/>
-          </w:tcPr>
-          <w:p>
-            <w:r>
-              <w:lastRenderedPageBreak/>
+            <w:shd w:val="clear" w:color="auto" w:fill="9BBB59" w:themeFill="accent3"/>
+            <w:hideMark/>
+          </w:tcPr>
+          <w:p>
+            <w:r>
               <w:t>23</w:t>
             </w:r>
           </w:p>
@@ -6250,6 +6074,7 @@
         <w:tc>
           <w:tcPr>
             <w:tcW w:w="0" w:type="auto"/>
+            <w:shd w:val="clear" w:color="auto" w:fill="9BBB59" w:themeFill="accent3"/>
             <w:hideMark/>
           </w:tcPr>
           <w:p>
@@ -6261,6 +6086,7 @@
         <w:tc>
           <w:tcPr>
             <w:tcW w:w="0" w:type="auto"/>
+            <w:shd w:val="clear" w:color="auto" w:fill="9BBB59" w:themeFill="accent3"/>
           </w:tcPr>
           <w:p>
             <w:r>
@@ -6271,6 +6097,7 @@
         <w:tc>
           <w:tcPr>
             <w:tcW w:w="0" w:type="auto"/>
+            <w:shd w:val="clear" w:color="auto" w:fill="9BBB59" w:themeFill="accent3"/>
           </w:tcPr>
           <w:tbl>
             <w:tblPr>
@@ -6285,7 +6112,7 @@
               <w:tblLook w:val="04A0" w:firstRow="1" w:lastRow="0" w:firstColumn="1" w:lastColumn="0" w:noHBand="0" w:noVBand="1"/>
             </w:tblPr>
             <w:tblGrid>
-              <w:gridCol w:w="2164"/>
+              <w:gridCol w:w="2194"/>
             </w:tblGrid>
             <w:tr>
               <w:trPr>
@@ -6314,18 +6141,8 @@
                       <w:szCs w:val="24"/>
                       <w:lang w:val="es-EC" w:eastAsia="es-EC" w:bidi="ar-SA"/>
                     </w:rPr>
-                    <w:t xml:space="preserve">Implementación de módulo de </w:t>
+                    <w:t>Implementación de módulo de login</w:t>
                   </w:r>
-                  <w:proofErr w:type="spellStart"/>
-                  <w:r>
-                    <w:rPr>
-                      <w:sz w:val="24"/>
-                      <w:szCs w:val="24"/>
-                      <w:lang w:val="es-EC" w:eastAsia="es-EC" w:bidi="ar-SA"/>
-                    </w:rPr>
-                    <w:t>login</w:t>
-                  </w:r>
-                  <w:proofErr w:type="spellEnd"/>
                 </w:p>
               </w:tc>
             </w:tr>
@@ -6389,16 +6206,21 @@
         <w:tc>
           <w:tcPr>
             <w:tcW w:w="0" w:type="auto"/>
-          </w:tcPr>
-          <w:p>
-            <w:r>
-              <w:t>Desarrollo y pruebas básicas del módulo de autenticación.</w:t>
-            </w:r>
-          </w:p>
-        </w:tc>
-        <w:tc>
-          <w:tcPr>
-            <w:tcW w:w="0" w:type="auto"/>
+            <w:shd w:val="clear" w:color="auto" w:fill="9BBB59" w:themeFill="accent3"/>
+          </w:tcPr>
+          <w:p>
+            <w:r>
+              <w:t>Desarrollo y</w:t>
+            </w:r>
+            <w:r>
+              <w:t xml:space="preserve"> pruebas básicas del módulo de autenticación.</w:t>
+            </w:r>
+          </w:p>
+        </w:tc>
+        <w:tc>
+          <w:tcPr>
+            <w:tcW w:w="0" w:type="auto"/>
+            <w:shd w:val="clear" w:color="auto" w:fill="9BBB59" w:themeFill="accent3"/>
             <w:hideMark/>
           </w:tcPr>
           <w:p>
@@ -6412,6 +6234,7 @@
         <w:tc>
           <w:tcPr>
             <w:tcW w:w="0" w:type="auto"/>
+            <w:shd w:val="clear" w:color="auto" w:fill="9BBB59" w:themeFill="accent3"/>
             <w:hideMark/>
           </w:tcPr>
           <w:p>
@@ -6423,6 +6246,7 @@
         <w:tc>
           <w:tcPr>
             <w:tcW w:w="0" w:type="auto"/>
+            <w:shd w:val="clear" w:color="auto" w:fill="9BBB59" w:themeFill="accent3"/>
             <w:hideMark/>
           </w:tcPr>
           <w:p>
@@ -6434,6 +6258,7 @@
         <w:tc>
           <w:tcPr>
             <w:tcW w:w="0" w:type="auto"/>
+            <w:shd w:val="clear" w:color="auto" w:fill="9BBB59" w:themeFill="accent3"/>
           </w:tcPr>
           <w:p>
             <w:r>
@@ -6444,6 +6269,7 @@
         <w:tc>
           <w:tcPr>
             <w:tcW w:w="0" w:type="auto"/>
+            <w:shd w:val="clear" w:color="auto" w:fill="9BBB59" w:themeFill="accent3"/>
           </w:tcPr>
           <w:p>
             <w:r>
@@ -6454,6 +6280,7 @@
         <w:tc>
           <w:tcPr>
             <w:tcW w:w="0" w:type="auto"/>
+            <w:shd w:val="clear" w:color="auto" w:fill="9BBB59" w:themeFill="accent3"/>
           </w:tcPr>
           <w:p>
             <w:r>
@@ -6464,6 +6291,7 @@
         <w:tc>
           <w:tcPr>
             <w:tcW w:w="0" w:type="auto"/>
+            <w:shd w:val="clear" w:color="auto" w:fill="9BBB59" w:themeFill="accent3"/>
             <w:hideMark/>
           </w:tcPr>
           <w:p>
@@ -6477,6 +6305,7 @@
         <w:tc>
           <w:tcPr>
             <w:tcW w:w="0" w:type="auto"/>
+            <w:shd w:val="clear" w:color="auto" w:fill="9BBB59" w:themeFill="accent3"/>
             <w:hideMark/>
           </w:tcPr>
           <w:p>
@@ -6488,6 +6317,7 @@
         <w:tc>
           <w:tcPr>
             <w:tcW w:w="0" w:type="auto"/>
+            <w:shd w:val="clear" w:color="auto" w:fill="9BBB59" w:themeFill="accent3"/>
             <w:hideMark/>
           </w:tcPr>
           <w:p>
@@ -6499,6 +6329,7 @@
         <w:tc>
           <w:tcPr>
             <w:tcW w:w="0" w:type="auto"/>
+            <w:shd w:val="clear" w:color="auto" w:fill="9BBB59" w:themeFill="accent3"/>
           </w:tcPr>
           <w:p>
             <w:r>
@@ -6509,6 +6340,7 @@
         <w:tc>
           <w:tcPr>
             <w:tcW w:w="0" w:type="auto"/>
+            <w:shd w:val="clear" w:color="auto" w:fill="9BBB59" w:themeFill="accent3"/>
           </w:tcPr>
           <w:p>
             <w:r>
@@ -6519,6 +6351,7 @@
         <w:tc>
           <w:tcPr>
             <w:tcW w:w="0" w:type="auto"/>
+            <w:shd w:val="clear" w:color="auto" w:fill="9BBB59" w:themeFill="accent3"/>
           </w:tcPr>
           <w:p>
             <w:r>
@@ -6529,6 +6362,7 @@
         <w:tc>
           <w:tcPr>
             <w:tcW w:w="0" w:type="auto"/>
+            <w:shd w:val="clear" w:color="auto" w:fill="9BBB59" w:themeFill="accent3"/>
             <w:hideMark/>
           </w:tcPr>
           <w:p>
@@ -6589,7 +6423,7 @@
               <w:tblLook w:val="04A0" w:firstRow="1" w:lastRow="0" w:firstColumn="1" w:lastColumn="0" w:noHBand="0" w:noVBand="1"/>
             </w:tblPr>
             <w:tblGrid>
-              <w:gridCol w:w="2164"/>
+              <w:gridCol w:w="2194"/>
             </w:tblGrid>
             <w:tr>
               <w:trPr>
@@ -6625,7 +6459,17 @@
                       <w:szCs w:val="24"/>
                       <w:lang w:val="es-EC" w:eastAsia="es-EC" w:bidi="ar-SA"/>
                     </w:rPr>
-                    <w:t>Revisión del progreso del prototipo</w:t>
+                    <w:t>Revisión del progreso del pro</w:t>
+                  </w:r>
+                  <w:bookmarkStart w:id="1" w:name="_GoBack"/>
+                  <w:bookmarkEnd w:id="1"/>
+                  <w:r>
+                    <w:rPr>
+                      <w:sz w:val="24"/>
+                      <w:szCs w:val="24"/>
+                      <w:lang w:val="es-EC" w:eastAsia="es-EC" w:bidi="ar-SA"/>
+                    </w:rPr>
+                    <w:t>totipo</w:t>
                   </w:r>
                 </w:p>
               </w:tc>
@@ -6962,7 +6806,7 @@
               <w:tblLook w:val="04A0" w:firstRow="1" w:lastRow="0" w:firstColumn="1" w:lastColumn="0" w:noHBand="0" w:noVBand="1"/>
             </w:tblPr>
             <w:tblGrid>
-              <w:gridCol w:w="2164"/>
+              <w:gridCol w:w="2194"/>
             </w:tblGrid>
             <w:tr>
               <w:trPr>
@@ -7120,7 +6964,7 @@
               <w:tblLook w:val="04A0" w:firstRow="1" w:lastRow="0" w:firstColumn="1" w:lastColumn="0" w:noHBand="0" w:noVBand="1"/>
             </w:tblPr>
             <w:tblGrid>
-              <w:gridCol w:w="3836"/>
+              <w:gridCol w:w="3806"/>
             </w:tblGrid>
             <w:tr>
               <w:trPr>
@@ -7213,45 +7057,17 @@
             <w:tcW w:w="0" w:type="auto"/>
           </w:tcPr>
           <w:p>
-            <w:pPr>
-              <w:rPr>
-                <w:color w:val="C0504D" w:themeColor="accent2"/>
-              </w:rPr>
-            </w:pPr>
-            <w:r>
-              <w:rPr>
-                <w:color w:val="C0504D" w:themeColor="accent2"/>
-              </w:rPr>
-              <w:t>Ajustes de interfaz,</w:t>
-            </w:r>
-            <w:r>
-              <w:rPr>
-                <w:color w:val="C0504D" w:themeColor="accent2"/>
-              </w:rPr>
-              <w:t xml:space="preserve"> usabilidad</w:t>
-            </w:r>
-            <w:r>
-              <w:rPr>
-                <w:color w:val="C0504D" w:themeColor="accent2"/>
-              </w:rPr>
-              <w:t xml:space="preserve"> y corrección de errores I</w:t>
-            </w:r>
-          </w:p>
-        </w:tc>
-        <w:tc>
-          <w:tcPr>
-            <w:tcW w:w="0" w:type="auto"/>
-          </w:tcPr>
-          <w:p>
-            <w:pPr>
-              <w:rPr>
-                <w:color w:val="C0504D" w:themeColor="accent2"/>
-              </w:rPr>
-            </w:pPr>
-            <w:r>
-              <w:rPr>
-                <w:color w:val="C0504D" w:themeColor="accent2"/>
-              </w:rPr>
+            <w:r>
+              <w:t>Ajustes de interfaz, usabilidad y corrección de errores I</w:t>
+            </w:r>
+          </w:p>
+        </w:tc>
+        <w:tc>
+          <w:tcPr>
+            <w:tcW w:w="0" w:type="auto"/>
+          </w:tcPr>
+          <w:p>
+            <w:r>
               <w:t>Mejoras en diseño de pantallas, consistencia visual y facilidad de navegación.</w:t>
             </w:r>
           </w:p>
@@ -7760,7 +7576,7 @@
               <w:tblLook w:val="04A0" w:firstRow="1" w:lastRow="0" w:firstColumn="1" w:lastColumn="0" w:noHBand="0" w:noVBand="1"/>
             </w:tblPr>
             <w:tblGrid>
-              <w:gridCol w:w="2164"/>
+              <w:gridCol w:w="2194"/>
             </w:tblGrid>
             <w:tr>
               <w:trPr>
@@ -7895,6 +7711,7 @@
           </w:tcPr>
           <w:p>
             <w:r>
+              <w:lastRenderedPageBreak/>
               <w:t>38</w:t>
             </w:r>
           </w:p>
@@ -7976,7 +7793,6 @@
           </w:tcPr>
           <w:p>
             <w:r>
-              <w:lastRenderedPageBreak/>
               <w:t>39</w:t>
             </w:r>
           </w:p>
@@ -10816,6 +10632,14 @@
 </file>
 
 <file path=customXml/item1.xml><?xml version="1.0" encoding="utf-8"?>
+<p:properties xmlns:p="http://schemas.microsoft.com/office/2006/metadata/properties" xmlns:xsi="http://www.w3.org/2001/XMLSchema-instance" xmlns:pc="http://schemas.microsoft.com/office/infopath/2007/PartnerControls">
+  <documentManagement>
+    <_activity xmlns="f1f31ffb-9912-4459-99c8-b26e82094b51" xsi:nil="true"/>
+  </documentManagement>
+</p:properties>
+</file>
+
+<file path=customXml/item2.xml><?xml version="1.0" encoding="utf-8"?>
 <ct:contentTypeSchema xmlns:ct="http://schemas.microsoft.com/office/2006/metadata/contentType" xmlns:ma="http://schemas.microsoft.com/office/2006/metadata/properties/metaAttributes" ct:_="" ma:_="" ma:contentTypeName="Documento" ma:contentTypeID="0x010100EDB39E34F5A9B445B025C05B2A05D030" ma:contentTypeVersion="18" ma:contentTypeDescription="Crear nuevo documento." ma:contentTypeScope="" ma:versionID="4b8c5b34f0f0da9123a52d787f594f58">
   <xsd:schema xmlns:xsd="http://www.w3.org/2001/XMLSchema" xmlns:xs="http://www.w3.org/2001/XMLSchema" xmlns:p="http://schemas.microsoft.com/office/2006/metadata/properties" xmlns:ns3="f1f31ffb-9912-4459-99c8-b26e82094b51" xmlns:ns4="ce621958-37b1-43fe-a1f1-1aad67996a88" targetNamespace="http://schemas.microsoft.com/office/2006/metadata/properties" ma:root="true" ma:fieldsID="ed7624c736e5958f5cff85571969e9e2" ns3:_="" ns4:_="">
     <xsd:import namespace="f1f31ffb-9912-4459-99c8-b26e82094b51"/>
@@ -11068,14 +10892,6 @@
 </ct:contentTypeSchema>
 </file>
 
-<file path=customXml/item2.xml><?xml version="1.0" encoding="utf-8"?>
-<p:properties xmlns:p="http://schemas.microsoft.com/office/2006/metadata/properties" xmlns:xsi="http://www.w3.org/2001/XMLSchema-instance" xmlns:pc="http://schemas.microsoft.com/office/infopath/2007/PartnerControls">
-  <documentManagement>
-    <_activity xmlns="f1f31ffb-9912-4459-99c8-b26e82094b51" xsi:nil="true"/>
-  </documentManagement>
-</p:properties>
-</file>
-
 <file path=customXml/item3.xml><?xml version="1.0" encoding="utf-8"?>
 <?mso-contentType ?>
 <FormTemplates xmlns="http://schemas.microsoft.com/sharepoint/v3/contenttype/forms">
@@ -11090,6 +10906,16 @@
 </file>
 
 <file path=customXml/itemProps1.xml><?xml version="1.0" encoding="utf-8"?>
+<ds:datastoreItem xmlns:ds="http://schemas.openxmlformats.org/officeDocument/2006/customXml" ds:itemID="{4841E046-27A1-4B2E-9F43-F67D72354C8F}">
+  <ds:schemaRefs>
+    <ds:schemaRef ds:uri="http://schemas.microsoft.com/office/2006/metadata/properties"/>
+    <ds:schemaRef ds:uri="http://schemas.microsoft.com/office/infopath/2007/PartnerControls"/>
+    <ds:schemaRef ds:uri="f1f31ffb-9912-4459-99c8-b26e82094b51"/>
+  </ds:schemaRefs>
+</ds:datastoreItem>
+</file>
+
+<file path=customXml/itemProps2.xml><?xml version="1.0" encoding="utf-8"?>
 <ds:datastoreItem xmlns:ds="http://schemas.openxmlformats.org/officeDocument/2006/customXml" ds:itemID="{355C7FB5-BF0E-4F0F-BA5F-10B843AFE9E5}">
   <ds:schemaRefs>
     <ds:schemaRef ds:uri="http://schemas.microsoft.com/office/2006/metadata/contentType"/>
@@ -11108,16 +10934,6 @@
 </ds:datastoreItem>
 </file>
 
-<file path=customXml/itemProps2.xml><?xml version="1.0" encoding="utf-8"?>
-<ds:datastoreItem xmlns:ds="http://schemas.openxmlformats.org/officeDocument/2006/customXml" ds:itemID="{4841E046-27A1-4B2E-9F43-F67D72354C8F}">
-  <ds:schemaRefs>
-    <ds:schemaRef ds:uri="http://schemas.microsoft.com/office/2006/metadata/properties"/>
-    <ds:schemaRef ds:uri="http://schemas.microsoft.com/office/infopath/2007/PartnerControls"/>
-    <ds:schemaRef ds:uri="f1f31ffb-9912-4459-99c8-b26e82094b51"/>
-  </ds:schemaRefs>
-</ds:datastoreItem>
-</file>
-
 <file path=customXml/itemProps3.xml><?xml version="1.0" encoding="utf-8"?>
 <ds:datastoreItem xmlns:ds="http://schemas.openxmlformats.org/officeDocument/2006/customXml" ds:itemID="{D97C98BB-D733-4755-AF30-F518FC2AEFAB}">
   <ds:schemaRefs>
@@ -11127,7 +10943,7 @@
 </file>
 
 <file path=customXml/itemProps4.xml><?xml version="1.0" encoding="utf-8"?>
-<ds:datastoreItem xmlns:ds="http://schemas.openxmlformats.org/officeDocument/2006/customXml" ds:itemID="{78FDD580-7889-43CA-812B-BB73D2C3C66D}">
+<ds:datastoreItem xmlns:ds="http://schemas.openxmlformats.org/officeDocument/2006/customXml" ds:itemID="{44B77930-3AB1-4072-B9A4-D30F4A1874DA}">
   <ds:schemaRefs>
     <ds:schemaRef ds:uri="http://schemas.openxmlformats.org/officeDocument/2006/bibliography"/>
   </ds:schemaRefs>

--- a/Practicas Preprofesionales/Rubber_Soul/04MerinoEdnanInformeTecnicoBORRADOR.docx
+++ b/Practicas Preprofesionales/Rubber_Soul/04MerinoEdnanInformeTecnicoBORRADOR.docx
@@ -78,7 +78,7 @@
               </wp:anchor>
             </w:drawing>
           </mc:Choice>
-          <mc:Fallback xmlns:cx="http://schemas.microsoft.com/office/drawing/2014/chartex" xmlns:cx1="http://schemas.microsoft.com/office/drawing/2015/9/8/chartex" xmlns:cx2="http://schemas.microsoft.com/office/drawing/2015/10/21/chartex" xmlns:cx3="http://schemas.microsoft.com/office/drawing/2016/5/9/chartex" xmlns:cx4="http://schemas.microsoft.com/office/drawing/2016/5/10/chartex" xmlns:cx5="http://schemas.microsoft.com/office/drawing/2016/5/11/chartex" xmlns:cx6="http://schemas.microsoft.com/office/drawing/2016/5/12/chartex" xmlns:cx7="http://schemas.microsoft.com/office/drawing/2016/5/13/chartex" xmlns:cx8="http://schemas.microsoft.com/office/drawing/2016/5/14/chartex" xmlns:aink="http://schemas.microsoft.com/office/drawing/2016/ink" xmlns:am3d="http://schemas.microsoft.com/office/drawing/2017/model3d" xmlns:oel="http://schemas.microsoft.com/office/2019/extlst" xmlns:w16cex="http://schemas.microsoft.com/office/word/2018/wordml/cex" xmlns:w16cid="http://schemas.microsoft.com/office/word/2016/wordml/cid" xmlns:w16="http://schemas.microsoft.com/office/word/2018/wordml" xmlns:w16du="http://schemas.microsoft.com/office/word/2023/wordml/word16du" xmlns:w16sdtdh="http://schemas.microsoft.com/office/word/2020/wordml/sdtdatahash" xmlns:w16sdtfl="http://schemas.microsoft.com/office/word/2024/wordml/sdtformatlock" xmlns:w16se="http://schemas.microsoft.com/office/word/2015/wordml/symex">
+          <mc:Fallback xmlns:w16se="http://schemas.microsoft.com/office/word/2015/wordml/symex" xmlns:w16sdtfl="http://schemas.microsoft.com/office/word/2024/wordml/sdtformatlock" xmlns:w16sdtdh="http://schemas.microsoft.com/office/word/2020/wordml/sdtdatahash" xmlns:w16du="http://schemas.microsoft.com/office/word/2023/wordml/word16du" xmlns:w16="http://schemas.microsoft.com/office/word/2018/wordml" xmlns:w16cid="http://schemas.microsoft.com/office/word/2016/wordml/cid" xmlns:w16cex="http://schemas.microsoft.com/office/word/2018/wordml/cex" xmlns:oel="http://schemas.microsoft.com/office/2019/extlst" xmlns:am3d="http://schemas.microsoft.com/office/drawing/2017/model3d" xmlns:aink="http://schemas.microsoft.com/office/drawing/2016/ink" xmlns:cx8="http://schemas.microsoft.com/office/drawing/2016/5/14/chartex" xmlns:cx7="http://schemas.microsoft.com/office/drawing/2016/5/13/chartex" xmlns:cx6="http://schemas.microsoft.com/office/drawing/2016/5/12/chartex" xmlns:cx5="http://schemas.microsoft.com/office/drawing/2016/5/11/chartex" xmlns:cx4="http://schemas.microsoft.com/office/drawing/2016/5/10/chartex" xmlns:cx3="http://schemas.microsoft.com/office/drawing/2016/5/9/chartex" xmlns:cx2="http://schemas.microsoft.com/office/drawing/2015/10/21/chartex" xmlns:cx1="http://schemas.microsoft.com/office/drawing/2015/9/8/chartex" xmlns:cx="http://schemas.microsoft.com/office/drawing/2014/chartex">
             <w:pict>
               <v:line w14:anchorId="1C4AAAF1" id="Line 15" o:spid="_x0000_s1026" style="position:absolute;z-index:251659264;visibility:visible;mso-wrap-style:square;mso-width-percent:0;mso-height-percent:0;mso-wrap-distance-left:9pt;mso-wrap-distance-top:0;mso-wrap-distance-right:9pt;mso-wrap-distance-bottom:0;mso-position-horizontal:absolute;mso-position-horizontal-relative:page;mso-position-vertical:absolute;mso-position-vertical-relative:page;mso-width-percent:0;mso-height-percent:0;mso-width-relative:page;mso-height-relative:page" from="70.95pt,752.3pt" to="214.95pt,752.3pt" o:gfxdata="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" strokeweight=".21169mm">
                 <w10:wrap anchorx="page" anchory="page"/>
@@ -173,7 +173,7 @@
               </wp:anchor>
             </w:drawing>
           </mc:Choice>
-          <mc:Fallback xmlns:cx="http://schemas.microsoft.com/office/drawing/2014/chartex" xmlns:cx1="http://schemas.microsoft.com/office/drawing/2015/9/8/chartex" xmlns:cx2="http://schemas.microsoft.com/office/drawing/2015/10/21/chartex" xmlns:cx3="http://schemas.microsoft.com/office/drawing/2016/5/9/chartex" xmlns:cx4="http://schemas.microsoft.com/office/drawing/2016/5/10/chartex" xmlns:cx5="http://schemas.microsoft.com/office/drawing/2016/5/11/chartex" xmlns:cx6="http://schemas.microsoft.com/office/drawing/2016/5/12/chartex" xmlns:cx7="http://schemas.microsoft.com/office/drawing/2016/5/13/chartex" xmlns:cx8="http://schemas.microsoft.com/office/drawing/2016/5/14/chartex" xmlns:aink="http://schemas.microsoft.com/office/drawing/2016/ink" xmlns:am3d="http://schemas.microsoft.com/office/drawing/2017/model3d" xmlns:oel="http://schemas.microsoft.com/office/2019/extlst" xmlns:w16cex="http://schemas.microsoft.com/office/word/2018/wordml/cex" xmlns:w16cid="http://schemas.microsoft.com/office/word/2016/wordml/cid" xmlns:w16="http://schemas.microsoft.com/office/word/2018/wordml" xmlns:w16du="http://schemas.microsoft.com/office/word/2023/wordml/word16du" xmlns:w16sdtdh="http://schemas.microsoft.com/office/word/2020/wordml/sdtdatahash" xmlns:w16sdtfl="http://schemas.microsoft.com/office/word/2024/wordml/sdtformatlock" xmlns:w16se="http://schemas.microsoft.com/office/word/2015/wordml/symex">
+          <mc:Fallback xmlns:w16se="http://schemas.microsoft.com/office/word/2015/wordml/symex" xmlns:w16sdtfl="http://schemas.microsoft.com/office/word/2024/wordml/sdtformatlock" xmlns:w16sdtdh="http://schemas.microsoft.com/office/word/2020/wordml/sdtdatahash" xmlns:w16du="http://schemas.microsoft.com/office/word/2023/wordml/word16du" xmlns:w16="http://schemas.microsoft.com/office/word/2018/wordml" xmlns:w16cid="http://schemas.microsoft.com/office/word/2016/wordml/cid" xmlns:w16cex="http://schemas.microsoft.com/office/word/2018/wordml/cex" xmlns:oel="http://schemas.microsoft.com/office/2019/extlst" xmlns:am3d="http://schemas.microsoft.com/office/drawing/2017/model3d" xmlns:aink="http://schemas.microsoft.com/office/drawing/2016/ink" xmlns:cx8="http://schemas.microsoft.com/office/drawing/2016/5/14/chartex" xmlns:cx7="http://schemas.microsoft.com/office/drawing/2016/5/13/chartex" xmlns:cx6="http://schemas.microsoft.com/office/drawing/2016/5/12/chartex" xmlns:cx5="http://schemas.microsoft.com/office/drawing/2016/5/11/chartex" xmlns:cx4="http://schemas.microsoft.com/office/drawing/2016/5/10/chartex" xmlns:cx3="http://schemas.microsoft.com/office/drawing/2016/5/9/chartex" xmlns:cx2="http://schemas.microsoft.com/office/drawing/2015/10/21/chartex" xmlns:cx1="http://schemas.microsoft.com/office/drawing/2015/9/8/chartex" xmlns:cx="http://schemas.microsoft.com/office/drawing/2014/chartex">
             <w:pict>
               <v:line w14:anchorId="761B1C8A" id="Line 14" o:spid="_x0000_s1026" style="position:absolute;z-index:251658240;visibility:visible;mso-wrap-style:square;mso-width-percent:0;mso-height-percent:0;mso-wrap-distance-left:9pt;mso-wrap-distance-top:0;mso-wrap-distance-right:9pt;mso-wrap-distance-bottom:0;mso-position-horizontal:absolute;mso-position-horizontal-relative:page;mso-position-vertical:absolute;mso-position-vertical-relative:text;mso-width-percent:0;mso-height-percent:0;mso-width-relative:page;mso-height-relative:page" from="207.4pt,24.65pt" to="387.9pt,24.65pt" o:gfxdata="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" strokeweight="1.08pt">
                 <w10:wrap anchorx="page"/>
@@ -1522,6 +1522,7 @@
                                   <w:sz w:val="18"/>
                                 </w:rPr>
                               </w:pPr>
+                              <w:proofErr w:type="spellStart"/>
                               <w:proofErr w:type="gramStart"/>
                               <w:r>
                                 <w:rPr>
@@ -1530,6 +1531,7 @@
                                 </w:rPr>
                                 <w:t>sd</w:t>
                               </w:r>
+                              <w:proofErr w:type="spellEnd"/>
                               <w:proofErr w:type="gramEnd"/>
                             </w:p>
                           </w:txbxContent>
@@ -2308,6 +2310,7 @@
                               </w:rPr>
                               <w:br/>
                             </w:r>
+                            <w:proofErr w:type="spellStart"/>
                             <w:r>
                               <w:rPr>
                                 <w:bCs/>
@@ -2316,6 +2319,7 @@
                               </w:rPr>
                               <w:t>Mgtr</w:t>
                             </w:r>
+                            <w:proofErr w:type="spellEnd"/>
                             <w:r>
                               <w:rPr>
                                 <w:bCs/>
@@ -2351,12 +2355,21 @@
                                 <w:sz w:val="20"/>
                               </w:rPr>
                             </w:pPr>
+                            <w:proofErr w:type="spellStart"/>
                             <w:r>
                               <w:rPr>
                                 <w:b/>
                                 <w:sz w:val="20"/>
                               </w:rPr>
-                              <w:t xml:space="preserve">Sangolquí, </w:t>
+                              <w:t>Sangolquí</w:t>
+                            </w:r>
+                            <w:proofErr w:type="spellEnd"/>
+                            <w:r>
+                              <w:rPr>
+                                <w:b/>
+                                <w:sz w:val="20"/>
+                              </w:rPr>
+                              <w:t xml:space="preserve">, </w:t>
                             </w:r>
                             <w:r>
                               <w:rPr>
@@ -2611,7 +2624,25 @@
                                 <w:szCs w:val="20"/>
                                 <w:lang w:val="es-MX"/>
                               </w:rPr>
-                              <w:t>Merino Calderón Ednan Josué</w:t>
+                              <w:t xml:space="preserve">Merino Calderón </w:t>
+                            </w:r>
+                            <w:proofErr w:type="spellStart"/>
+                            <w:r>
+                              <w:rPr>
+                                <w:sz w:val="20"/>
+                                <w:szCs w:val="20"/>
+                                <w:lang w:val="es-MX"/>
+                              </w:rPr>
+                              <w:t>Ednan</w:t>
+                            </w:r>
+                            <w:proofErr w:type="spellEnd"/>
+                            <w:r>
+                              <w:rPr>
+                                <w:sz w:val="20"/>
+                                <w:szCs w:val="20"/>
+                                <w:lang w:val="es-MX"/>
+                              </w:rPr>
+                              <w:t xml:space="preserve"> Josué</w:t>
                             </w:r>
                           </w:p>
                         </w:txbxContent>
@@ -2830,7 +2861,21 @@
         <w:rPr>
           <w:lang w:val="es-EC"/>
         </w:rPr>
-        <w:t>El proceso de desarrollo se organizó en cuatro fases: elicitación de requerimientos, para definir las necesidades del sistema; desarrollo del proceso de helados, centrado en la lógica de producción; desarrollo del inventario, para el control de existencias; y pruebas, donde se validó el correcto funcionamiento del módulo.</w:t>
+        <w:t xml:space="preserve">El proceso de desarrollo se organizó en cuatro fases: </w:t>
+      </w:r>
+      <w:proofErr w:type="spellStart"/>
+      <w:r>
+        <w:rPr>
+          <w:lang w:val="es-EC"/>
+        </w:rPr>
+        <w:t>elicitación</w:t>
+      </w:r>
+      <w:proofErr w:type="spellEnd"/>
+      <w:r>
+        <w:rPr>
+          <w:lang w:val="es-EC"/>
+        </w:rPr>
+        <w:t xml:space="preserve"> de requerimientos, para definir las necesidades del sistema; desarrollo del proceso de helados, centrado en la lógica de producción; desarrollo del inventario, para el control de existencias; y pruebas, donde se validó el correcto funcionamiento del módulo.</w:t>
       </w:r>
     </w:p>
     <w:p>
@@ -3055,21 +3100,71 @@
         <w:rPr>
           <w:lang w:val="es-EC"/>
         </w:rPr>
-        <w:t xml:space="preserve">El sistema está basado en una arquitectura cliente-servidor, donde el backend fue desarrollado utilizando Python y el framework </w:t>
-      </w:r>
+        <w:t xml:space="preserve">El sistema está basado en una arquitectura cliente-servidor, donde el </w:t>
+      </w:r>
+      <w:proofErr w:type="spellStart"/>
+      <w:r>
+        <w:rPr>
+          <w:lang w:val="es-EC"/>
+        </w:rPr>
+        <w:t>backend</w:t>
+      </w:r>
+      <w:proofErr w:type="spellEnd"/>
+      <w:r>
+        <w:rPr>
+          <w:lang w:val="es-EC"/>
+        </w:rPr>
+        <w:t xml:space="preserve"> fue desarrollado utilizando Python y el </w:t>
+      </w:r>
+      <w:proofErr w:type="spellStart"/>
+      <w:r>
+        <w:rPr>
+          <w:lang w:val="es-EC"/>
+        </w:rPr>
+        <w:t>framework</w:t>
+      </w:r>
+      <w:proofErr w:type="spellEnd"/>
+      <w:r>
+        <w:rPr>
+          <w:lang w:val="es-EC"/>
+        </w:rPr>
+        <w:t xml:space="preserve"> </w:t>
+      </w:r>
+      <w:proofErr w:type="spellStart"/>
       <w:proofErr w:type="gramStart"/>
       <w:r>
         <w:rPr>
           <w:lang w:val="es-EC"/>
         </w:rPr>
-        <w:t>FastAPI ,</w:t>
+        <w:t>FastAPI</w:t>
+      </w:r>
+      <w:proofErr w:type="spellEnd"/>
+      <w:r>
+        <w:rPr>
+          <w:lang w:val="es-EC"/>
+        </w:rPr>
+        <w:t xml:space="preserve"> ,</w:t>
       </w:r>
       <w:proofErr w:type="gramEnd"/>
       <w:r>
         <w:rPr>
           <w:lang w:val="es-EC"/>
         </w:rPr>
-        <w:t xml:space="preserve"> encargado de exponer una serie de servicios a través de una API RESTful . Estos servicios actúan como puente entre la interfaz de usuario y la lógica del negocio, permitiendo realizar operaciones como el registro de insumos utilizados en la producción, el control del inventario y la consulta de datos relacionados con los procesos productivos.</w:t>
+        <w:t xml:space="preserve"> encargado de exponer una serie de servicios a través de una API </w:t>
+      </w:r>
+      <w:proofErr w:type="spellStart"/>
+      <w:r>
+        <w:rPr>
+          <w:lang w:val="es-EC"/>
+        </w:rPr>
+        <w:t>RESTful</w:t>
+      </w:r>
+      <w:proofErr w:type="spellEnd"/>
+      <w:r>
+        <w:rPr>
+          <w:lang w:val="es-EC"/>
+        </w:rPr>
+        <w:t xml:space="preserve"> . Estos servicios actúan como puente entre la interfaz de usuario y la lógica del negocio, permitiendo realizar operaciones como el registro de insumos utilizados en la producción, el control del inventario y la consulta de datos relacionados con los procesos productivos.</w:t>
       </w:r>
     </w:p>
     <w:p>
@@ -3089,8 +3184,36 @@
           <w:bCs/>
           <w:lang w:val="es-EC"/>
         </w:rPr>
-        <w:t>Comunicación Frontend - Backend</w:t>
-      </w:r>
+        <w:t xml:space="preserve">Comunicación </w:t>
+      </w:r>
+      <w:proofErr w:type="spellStart"/>
+      <w:r>
+        <w:rPr>
+          <w:b/>
+          <w:bCs/>
+          <w:lang w:val="es-EC"/>
+        </w:rPr>
+        <w:t>Frontend</w:t>
+      </w:r>
+      <w:proofErr w:type="spellEnd"/>
+      <w:r>
+        <w:rPr>
+          <w:b/>
+          <w:bCs/>
+          <w:lang w:val="es-EC"/>
+        </w:rPr>
+        <w:t xml:space="preserve"> - </w:t>
+      </w:r>
+      <w:proofErr w:type="spellStart"/>
+      <w:r>
+        <w:rPr>
+          <w:b/>
+          <w:bCs/>
+          <w:lang w:val="es-EC"/>
+        </w:rPr>
+        <w:t>Backend</w:t>
+      </w:r>
+      <w:proofErr w:type="spellEnd"/>
     </w:p>
     <w:p>
       <w:pPr>
@@ -3106,7 +3229,63 @@
           <w:lang w:val="es-EC"/>
         </w:rPr>
         <w:lastRenderedPageBreak/>
-        <w:t>Por otro lado, el frontend está siendo construido con Flutter y Dart, lo cual permite ofrecer una interfaz intuitiva, responsiva y compatible con múltiples plataformas. Esta capa de presentación se comunica con el backend mediante solicitudes HTTP, intercambiando información estructurada en formato JSON.</w:t>
+        <w:t xml:space="preserve">Por otro lado, el </w:t>
+      </w:r>
+      <w:proofErr w:type="spellStart"/>
+      <w:r>
+        <w:rPr>
+          <w:lang w:val="es-EC"/>
+        </w:rPr>
+        <w:t>frontend</w:t>
+      </w:r>
+      <w:proofErr w:type="spellEnd"/>
+      <w:r>
+        <w:rPr>
+          <w:lang w:val="es-EC"/>
+        </w:rPr>
+        <w:t xml:space="preserve"> está siendo construido con </w:t>
+      </w:r>
+      <w:proofErr w:type="spellStart"/>
+      <w:r>
+        <w:rPr>
+          <w:lang w:val="es-EC"/>
+        </w:rPr>
+        <w:t>Flutter</w:t>
+      </w:r>
+      <w:proofErr w:type="spellEnd"/>
+      <w:r>
+        <w:rPr>
+          <w:lang w:val="es-EC"/>
+        </w:rPr>
+        <w:t xml:space="preserve"> y </w:t>
+      </w:r>
+      <w:proofErr w:type="spellStart"/>
+      <w:r>
+        <w:rPr>
+          <w:lang w:val="es-EC"/>
+        </w:rPr>
+        <w:t>Dart</w:t>
+      </w:r>
+      <w:proofErr w:type="spellEnd"/>
+      <w:r>
+        <w:rPr>
+          <w:lang w:val="es-EC"/>
+        </w:rPr>
+        <w:t xml:space="preserve">, lo cual permite ofrecer una interfaz intuitiva, responsiva y compatible con múltiples plataformas. Esta capa de presentación se comunica con el </w:t>
+      </w:r>
+      <w:proofErr w:type="spellStart"/>
+      <w:r>
+        <w:rPr>
+          <w:lang w:val="es-EC"/>
+        </w:rPr>
+        <w:t>backend</w:t>
+      </w:r>
+      <w:proofErr w:type="spellEnd"/>
+      <w:r>
+        <w:rPr>
+          <w:lang w:val="es-EC"/>
+        </w:rPr>
+        <w:t xml:space="preserve"> mediante solicitudes HTTP, intercambiando información estructurada en formato JSON.</w:t>
       </w:r>
     </w:p>
     <w:p>
@@ -3142,8 +3321,72 @@
         <w:rPr>
           <w:lang w:val="es-EC"/>
         </w:rPr>
-        <w:t>Para la gestión de los datos, se utiliza una base de datos relacional PostgreSQL, cuyo acceso desde el backend se realiza a través de un ORM (Object Relational Mapping</w:t>
-      </w:r>
+        <w:t xml:space="preserve">Para la gestión de los datos, se utiliza una base de datos relacional </w:t>
+      </w:r>
+      <w:proofErr w:type="spellStart"/>
+      <w:r>
+        <w:rPr>
+          <w:lang w:val="es-EC"/>
+        </w:rPr>
+        <w:t>PostgreSQL</w:t>
+      </w:r>
+      <w:proofErr w:type="spellEnd"/>
+      <w:r>
+        <w:rPr>
+          <w:lang w:val="es-EC"/>
+        </w:rPr>
+        <w:t xml:space="preserve">, cuyo acceso desde el </w:t>
+      </w:r>
+      <w:proofErr w:type="spellStart"/>
+      <w:r>
+        <w:rPr>
+          <w:lang w:val="es-EC"/>
+        </w:rPr>
+        <w:t>backend</w:t>
+      </w:r>
+      <w:proofErr w:type="spellEnd"/>
+      <w:r>
+        <w:rPr>
+          <w:lang w:val="es-EC"/>
+        </w:rPr>
+        <w:t xml:space="preserve"> se realiza a través de un ORM (</w:t>
+      </w:r>
+      <w:proofErr w:type="spellStart"/>
+      <w:r>
+        <w:rPr>
+          <w:lang w:val="es-EC"/>
+        </w:rPr>
+        <w:t>Object</w:t>
+      </w:r>
+      <w:proofErr w:type="spellEnd"/>
+      <w:r>
+        <w:rPr>
+          <w:lang w:val="es-EC"/>
+        </w:rPr>
+        <w:t xml:space="preserve"> </w:t>
+      </w:r>
+      <w:proofErr w:type="spellStart"/>
+      <w:r>
+        <w:rPr>
+          <w:lang w:val="es-EC"/>
+        </w:rPr>
+        <w:t>Relational</w:t>
+      </w:r>
+      <w:proofErr w:type="spellEnd"/>
+      <w:r>
+        <w:rPr>
+          <w:lang w:val="es-EC"/>
+        </w:rPr>
+        <w:t xml:space="preserve"> </w:t>
+      </w:r>
+      <w:proofErr w:type="spellStart"/>
+      <w:r>
+        <w:rPr>
+          <w:lang w:val="es-EC"/>
+        </w:rPr>
+        <w:t>Mapping</w:t>
+      </w:r>
+      <w:proofErr w:type="spellEnd"/>
       <w:proofErr w:type="gramStart"/>
       <w:r>
         <w:rPr>
@@ -3176,8 +3419,18 @@
           <w:bCs/>
           <w:lang w:val="es-EC"/>
         </w:rPr>
-        <w:t>Pruebas Funcionales de las APIs</w:t>
-      </w:r>
+        <w:t xml:space="preserve">Pruebas Funcionales de las </w:t>
+      </w:r>
+      <w:proofErr w:type="spellStart"/>
+      <w:r>
+        <w:rPr>
+          <w:b/>
+          <w:bCs/>
+          <w:lang w:val="es-EC"/>
+        </w:rPr>
+        <w:t>APIs</w:t>
+      </w:r>
+      <w:proofErr w:type="spellEnd"/>
     </w:p>
     <w:p>
       <w:pPr>
@@ -3192,21 +3445,57 @@
         <w:rPr>
           <w:lang w:val="es-EC"/>
         </w:rPr>
-        <w:t xml:space="preserve">Durante el desarrollo, se realizaron pruebas continuas del funcionamiento de las APIs utilizando la herramienta </w:t>
-      </w:r>
+        <w:t xml:space="preserve">Durante el desarrollo, se realizaron pruebas continuas del funcionamiento de las </w:t>
+      </w:r>
+      <w:proofErr w:type="spellStart"/>
+      <w:r>
+        <w:rPr>
+          <w:lang w:val="es-EC"/>
+        </w:rPr>
+        <w:t>APIs</w:t>
+      </w:r>
+      <w:proofErr w:type="spellEnd"/>
+      <w:r>
+        <w:rPr>
+          <w:lang w:val="es-EC"/>
+        </w:rPr>
+        <w:t xml:space="preserve"> utilizando la herramienta </w:t>
+      </w:r>
+      <w:proofErr w:type="spellStart"/>
       <w:proofErr w:type="gramStart"/>
       <w:r>
         <w:rPr>
           <w:lang w:val="es-EC"/>
         </w:rPr>
-        <w:t>Postman ,</w:t>
+        <w:t>Postman</w:t>
+      </w:r>
+      <w:proofErr w:type="spellEnd"/>
+      <w:r>
+        <w:rPr>
+          <w:lang w:val="es-EC"/>
+        </w:rPr>
+        <w:t xml:space="preserve"> ,</w:t>
       </w:r>
       <w:proofErr w:type="gramEnd"/>
       <w:r>
         <w:rPr>
           <w:lang w:val="es-EC"/>
         </w:rPr>
-        <w:t xml:space="preserve"> lo cual permitió validar las respuestas de los endpoints, verificar el correcto flujo de datos y detectar posibles errores antes de integrarlos al sistema principal.</w:t>
+        <w:t xml:space="preserve"> lo cual permitió validar las respuestas de los </w:t>
+      </w:r>
+      <w:proofErr w:type="spellStart"/>
+      <w:r>
+        <w:rPr>
+          <w:lang w:val="es-EC"/>
+        </w:rPr>
+        <w:t>endpoints</w:t>
+      </w:r>
+      <w:proofErr w:type="spellEnd"/>
+      <w:r>
+        <w:rPr>
+          <w:lang w:val="es-EC"/>
+        </w:rPr>
+        <w:t>, verificar el correcto flujo de datos y detectar posibles errores antes de integrarlos al sistema principal.</w:t>
       </w:r>
     </w:p>
     <w:p>
@@ -3395,7 +3684,21 @@
         <w:rPr>
           <w:lang w:val="es-EC"/>
         </w:rPr>
-        <w:t>Para garantizar la protección de los datos y funcionalidades del sistema, se implementaron medidas de seguridad como el uso de tokens JWT para autenticación y un sistema de roles de usuario (administrador, bodega, producción) para restringir el acceso a ciertas operaciones según las responsabilidades de cada perfil.</w:t>
+        <w:t xml:space="preserve">Para garantizar la protección de los datos y funcionalidades del sistema, se implementaron medidas de seguridad como el uso de </w:t>
+      </w:r>
+      <w:proofErr w:type="spellStart"/>
+      <w:r>
+        <w:rPr>
+          <w:lang w:val="es-EC"/>
+        </w:rPr>
+        <w:t>tokens</w:t>
+      </w:r>
+      <w:proofErr w:type="spellEnd"/>
+      <w:r>
+        <w:rPr>
+          <w:lang w:val="es-EC"/>
+        </w:rPr>
+        <w:t xml:space="preserve"> JWT para autenticación y un sistema de roles de usuario (administrador, bodega, producción) para restringir el acceso a ciertas operaciones según las responsabilidades de cada perfil.</w:t>
       </w:r>
     </w:p>
     <w:p>
@@ -3411,7 +3714,35 @@
         <w:rPr>
           <w:lang w:val="es-EC"/>
         </w:rPr>
-        <w:t xml:space="preserve">Todas las contraseñas son cifradas con bcrypt antes de ser almacenadas en la base de datos PostgreSQL. </w:t>
+        <w:t xml:space="preserve">Todas las contraseñas son cifradas con </w:t>
+      </w:r>
+      <w:proofErr w:type="spellStart"/>
+      <w:r>
+        <w:rPr>
+          <w:lang w:val="es-EC"/>
+        </w:rPr>
+        <w:t>bcrypt</w:t>
+      </w:r>
+      <w:proofErr w:type="spellEnd"/>
+      <w:r>
+        <w:rPr>
+          <w:lang w:val="es-EC"/>
+        </w:rPr>
+        <w:t xml:space="preserve"> antes de ser almacenadas en la base de datos </w:t>
+      </w:r>
+      <w:proofErr w:type="spellStart"/>
+      <w:r>
+        <w:rPr>
+          <w:lang w:val="es-EC"/>
+        </w:rPr>
+        <w:t>PostgreSQL</w:t>
+      </w:r>
+      <w:proofErr w:type="spellEnd"/>
+      <w:r>
+        <w:rPr>
+          <w:lang w:val="es-EC"/>
+        </w:rPr>
+        <w:t xml:space="preserve">. </w:t>
       </w:r>
     </w:p>
     <w:p>
@@ -4524,7 +4855,15 @@
           </w:tcPr>
           <w:p>
             <w:r>
-              <w:t>Selección de módulos esenciales para el prototipo (login, registro, cursos, panel de administración) y documentación de sus objetivos.</w:t>
+              <w:t>Selección de módulos esenciales para el prototipo (</w:t>
+            </w:r>
+            <w:proofErr w:type="spellStart"/>
+            <w:r>
+              <w:t>login</w:t>
+            </w:r>
+            <w:proofErr w:type="spellEnd"/>
+            <w:r>
+              <w:t>, registro, cursos, panel de administración) y documentación de sus objetivos.</w:t>
             </w:r>
           </w:p>
         </w:tc>
@@ -4693,7 +5032,15 @@
           </w:tcPr>
           <w:p>
             <w:r>
-              <w:t>Definición de colecciones y documentos principales del prototipo, identificación de campos clave, referencias entre entidades y subcolecciones para garantizar escalabilidad y mantenibilidad.</w:t>
+              <w:t xml:space="preserve">Definición de colecciones y documentos principales del prototipo, identificación de campos clave, referencias entre entidades y </w:t>
+            </w:r>
+            <w:proofErr w:type="spellStart"/>
+            <w:r>
+              <w:t>subcolecciones</w:t>
+            </w:r>
+            <w:proofErr w:type="spellEnd"/>
+            <w:r>
+              <w:t xml:space="preserve"> para garantizar escalabilidad y mantenibilidad.</w:t>
             </w:r>
           </w:p>
         </w:tc>
@@ -4767,7 +5114,15 @@
           </w:tcPr>
           <w:p>
             <w:r>
-              <w:t>Refinamiento de relaciones entre colecciones y subcolecciones, planificación de índices y estructuras de referencia para un acceso eficiente y consistente en el prototipo.</w:t>
+              <w:t xml:space="preserve">Refinamiento de relaciones entre colecciones y </w:t>
+            </w:r>
+            <w:proofErr w:type="spellStart"/>
+            <w:r>
+              <w:t>subcolecciones</w:t>
+            </w:r>
+            <w:proofErr w:type="spellEnd"/>
+            <w:r>
+              <w:t>, planificación de índices y estructuras de referencia para un acceso eficiente y consistente en el prototipo.</w:t>
             </w:r>
           </w:p>
         </w:tc>
@@ -5389,13 +5744,23 @@
                       <w:lang w:val="es-EC" w:eastAsia="es-EC" w:bidi="ar-SA"/>
                     </w:rPr>
                   </w:pPr>
+                  <w:proofErr w:type="spellStart"/>
                   <w:r>
                     <w:rPr>
                       <w:sz w:val="24"/>
                       <w:szCs w:val="24"/>
                       <w:lang w:val="es-EC" w:eastAsia="es-EC" w:bidi="ar-SA"/>
                     </w:rPr>
-                    <w:t>Mockup de panel administrativo</w:t>
+                    <w:t>Mockup</w:t>
+                  </w:r>
+                  <w:proofErr w:type="spellEnd"/>
+                  <w:r>
+                    <w:rPr>
+                      <w:sz w:val="24"/>
+                      <w:szCs w:val="24"/>
+                      <w:lang w:val="es-EC" w:eastAsia="es-EC" w:bidi="ar-SA"/>
+                    </w:rPr>
+                    <w:t xml:space="preserve"> de panel administrativo</w:t>
                   </w:r>
                   <w:r>
                     <w:rPr>
@@ -5628,11 +5993,19 @@
                 <w:lang w:val="es-EC" w:eastAsia="es-EC" w:bidi="ar-SA"/>
               </w:rPr>
             </w:pPr>
+            <w:proofErr w:type="spellStart"/>
             <w:r>
               <w:rPr>
                 <w:lang w:val="es-EC" w:eastAsia="es-EC" w:bidi="ar-SA"/>
               </w:rPr>
-              <w:t>Mockup de panel administrativo</w:t>
+              <w:t>Mockup</w:t>
+            </w:r>
+            <w:proofErr w:type="spellEnd"/>
+            <w:r>
+              <w:rPr>
+                <w:lang w:val="es-EC" w:eastAsia="es-EC" w:bidi="ar-SA"/>
+              </w:rPr>
+              <w:t xml:space="preserve"> de panel administrativo</w:t>
             </w:r>
             <w:r>
               <w:rPr>
@@ -6141,8 +6514,18 @@
                       <w:szCs w:val="24"/>
                       <w:lang w:val="es-EC" w:eastAsia="es-EC" w:bidi="ar-SA"/>
                     </w:rPr>
-                    <w:t>Implementación de módulo de login</w:t>
+                    <w:t xml:space="preserve">Implementación de módulo de </w:t>
                   </w:r>
+                  <w:proofErr w:type="spellStart"/>
+                  <w:r>
+                    <w:rPr>
+                      <w:sz w:val="24"/>
+                      <w:szCs w:val="24"/>
+                      <w:lang w:val="es-EC" w:eastAsia="es-EC" w:bidi="ar-SA"/>
+                    </w:rPr>
+                    <w:t>login</w:t>
+                  </w:r>
+                  <w:proofErr w:type="spellEnd"/>
                 </w:p>
               </w:tc>
             </w:tr>
@@ -6273,18 +6656,24 @@
           </w:tcPr>
           <w:p>
             <w:r>
-              <w:t>Desarrollo de módulo de gestión de cursos</w:t>
-            </w:r>
-          </w:p>
-        </w:tc>
-        <w:tc>
-          <w:tcPr>
-            <w:tcW w:w="0" w:type="auto"/>
-            <w:shd w:val="clear" w:color="auto" w:fill="9BBB59" w:themeFill="accent3"/>
-          </w:tcPr>
-          <w:p>
-            <w:r>
-              <w:t>Creación de pantallas y estructura inicial de cursos para el prototipo.</w:t>
+              <w:t xml:space="preserve">Desarrollo de módulo de </w:t>
+            </w:r>
+            <w:r>
+              <w:t>administrador</w:t>
+            </w:r>
+          </w:p>
+        </w:tc>
+        <w:tc>
+          <w:tcPr>
+            <w:tcW w:w="0" w:type="auto"/>
+            <w:shd w:val="clear" w:color="auto" w:fill="9BBB59" w:themeFill="accent3"/>
+          </w:tcPr>
+          <w:p>
+            <w:r>
+              <w:t>Creación de pa</w:t>
+            </w:r>
+            <w:r>
+              <w:t>ntallas y estructura inicial del administrador</w:t>
             </w:r>
           </w:p>
         </w:tc>
@@ -6355,7 +6744,15 @@
           </w:tcPr>
           <w:p>
             <w:r>
-              <w:t>Conexión básica de login, registro y gestión de cursos, pruebas iniciales de navegación.</w:t>
+              <w:t xml:space="preserve">Conexión básica de </w:t>
+            </w:r>
+            <w:proofErr w:type="spellStart"/>
+            <w:r>
+              <w:t>login</w:t>
+            </w:r>
+            <w:proofErr w:type="spellEnd"/>
+            <w:r>
+              <w:t>, registro y gestión de cursos, pruebas iniciales de navegación.</w:t>
             </w:r>
           </w:p>
         </w:tc>
@@ -6376,10 +6773,19 @@
         <w:tc>
           <w:tcPr>
             <w:tcW w:w="0" w:type="auto"/>
-            <w:hideMark/>
-          </w:tcPr>
-          <w:p>
-            <w:r>
+            <w:shd w:val="clear" w:color="auto" w:fill="9BBB59" w:themeFill="accent3"/>
+            <w:hideMark/>
+          </w:tcPr>
+          <w:p>
+            <w:pPr>
+              <w:rPr>
+                <w:b/>
+              </w:rPr>
+            </w:pPr>
+            <w:r>
+              <w:rPr>
+                <w:b/>
+              </w:rPr>
               <w:t>26</w:t>
             </w:r>
           </w:p>
@@ -6387,11 +6793,19 @@
         <w:tc>
           <w:tcPr>
             <w:tcW w:w="0" w:type="auto"/>
-            <w:shd w:val="clear" w:color="auto" w:fill="4BACC6" w:themeFill="accent5"/>
-            <w:hideMark/>
-          </w:tcPr>
-          <w:p>
-            <w:r>
+            <w:shd w:val="clear" w:color="auto" w:fill="9BBB59" w:themeFill="accent3"/>
+            <w:hideMark/>
+          </w:tcPr>
+          <w:p>
+            <w:pPr>
+              <w:rPr>
+                <w:b/>
+              </w:rPr>
+            </w:pPr>
+            <w:r>
+              <w:rPr>
+                <w:b/>
+              </w:rPr>
               <w:t>29/09/2025</w:t>
             </w:r>
           </w:p>
@@ -6399,9 +6813,18 @@
         <w:tc>
           <w:tcPr>
             <w:tcW w:w="0" w:type="auto"/>
-          </w:tcPr>
-          <w:p>
-            <w:r>
+            <w:shd w:val="clear" w:color="auto" w:fill="9BBB59" w:themeFill="accent3"/>
+          </w:tcPr>
+          <w:p>
+            <w:pPr>
+              <w:rPr>
+                <w:b/>
+              </w:rPr>
+            </w:pPr>
+            <w:r>
+              <w:rPr>
+                <w:b/>
+              </w:rPr>
               <w:t>Lunes</w:t>
             </w:r>
           </w:p>
@@ -6409,6 +6832,7 @@
         <w:tc>
           <w:tcPr>
             <w:tcW w:w="0" w:type="auto"/>
+            <w:shd w:val="clear" w:color="auto" w:fill="9BBB59" w:themeFill="accent3"/>
           </w:tcPr>
           <w:tbl>
             <w:tblPr>
@@ -6441,6 +6865,7 @@
                     <w:autoSpaceDE/>
                     <w:autoSpaceDN/>
                     <w:rPr>
+                      <w:b/>
                       <w:sz w:val="24"/>
                       <w:szCs w:val="24"/>
                       <w:lang w:val="es-EC" w:eastAsia="es-EC" w:bidi="ar-SA"/>
@@ -6448,6 +6873,7 @@
                   </w:pPr>
                   <w:r>
                     <w:rPr>
+                      <w:b/>
                       <w:sz w:val="24"/>
                       <w:szCs w:val="24"/>
                     </w:rPr>
@@ -6455,21 +6881,12 @@
                   </w:r>
                   <w:r>
                     <w:rPr>
+                      <w:b/>
                       <w:sz w:val="24"/>
                       <w:szCs w:val="24"/>
                       <w:lang w:val="es-EC" w:eastAsia="es-EC" w:bidi="ar-SA"/>
                     </w:rPr>
-                    <w:t>Revisión del progreso del pro</w:t>
-                  </w:r>
-                  <w:bookmarkStart w:id="1" w:name="_GoBack"/>
-                  <w:bookmarkEnd w:id="1"/>
-                  <w:r>
-                    <w:rPr>
-                      <w:sz w:val="24"/>
-                      <w:szCs w:val="24"/>
-                      <w:lang w:val="es-EC" w:eastAsia="es-EC" w:bidi="ar-SA"/>
-                    </w:rPr>
-                    <w:t>totipo</w:t>
+                    <w:t>Revisión del progreso del prototipo</w:t>
                   </w:r>
                 </w:p>
               </w:tc>
@@ -6478,6 +6895,7 @@
           <w:p>
             <w:pPr>
               <w:rPr>
+                <w:b/>
                 <w:vanish/>
                 <w:lang w:val="es-EC" w:eastAsia="es-EC" w:bidi="ar-SA"/>
               </w:rPr>
@@ -6514,6 +6932,7 @@
                     <w:autoSpaceDE/>
                     <w:autoSpaceDN/>
                     <w:rPr>
+                      <w:b/>
                       <w:sz w:val="24"/>
                       <w:szCs w:val="24"/>
                       <w:lang w:val="es-EC" w:eastAsia="es-EC" w:bidi="ar-SA"/>
@@ -6526,6 +6945,7 @@
           <w:p>
             <w:pPr>
               <w:rPr>
+                <w:b/>
                 <w:lang w:val="es-EC"/>
               </w:rPr>
             </w:pPr>
@@ -6534,9 +6954,18 @@
         <w:tc>
           <w:tcPr>
             <w:tcW w:w="0" w:type="auto"/>
-          </w:tcPr>
-          <w:p>
-            <w:r>
+            <w:shd w:val="clear" w:color="auto" w:fill="9BBB59" w:themeFill="accent3"/>
+          </w:tcPr>
+          <w:p>
+            <w:pPr>
+              <w:rPr>
+                <w:b/>
+              </w:rPr>
+            </w:pPr>
+            <w:r>
+              <w:rPr>
+                <w:b/>
+              </w:rPr>
               <w:t>Evaluación de avances en módulos desarrollados, ajustes de diseño y correcciones iniciales.</w:t>
             </w:r>
           </w:p>
@@ -6544,10 +6973,19 @@
         <w:tc>
           <w:tcPr>
             <w:tcW w:w="0" w:type="auto"/>
-            <w:hideMark/>
-          </w:tcPr>
-          <w:p>
-            <w:r>
+            <w:shd w:val="clear" w:color="auto" w:fill="9BBB59" w:themeFill="accent3"/>
+            <w:hideMark/>
+          </w:tcPr>
+          <w:p>
+            <w:pPr>
+              <w:rPr>
+                <w:b/>
+              </w:rPr>
+            </w:pPr>
+            <w:r>
+              <w:rPr>
+                <w:b/>
+              </w:rPr>
               <w:t>6</w:t>
             </w:r>
           </w:p>
@@ -6557,6 +6995,7 @@
         <w:tc>
           <w:tcPr>
             <w:tcW w:w="0" w:type="auto"/>
+            <w:shd w:val="clear" w:color="auto" w:fill="9BBB59" w:themeFill="accent3"/>
             <w:hideMark/>
           </w:tcPr>
           <w:p>
@@ -6568,6 +7007,7 @@
         <w:tc>
           <w:tcPr>
             <w:tcW w:w="0" w:type="auto"/>
+            <w:shd w:val="clear" w:color="auto" w:fill="9BBB59" w:themeFill="accent3"/>
             <w:hideMark/>
           </w:tcPr>
           <w:p>
@@ -6579,6 +7019,7 @@
         <w:tc>
           <w:tcPr>
             <w:tcW w:w="0" w:type="auto"/>
+            <w:shd w:val="clear" w:color="auto" w:fill="9BBB59" w:themeFill="accent3"/>
           </w:tcPr>
           <w:p>
             <w:r>
@@ -6589,6 +7030,7 @@
         <w:tc>
           <w:tcPr>
             <w:tcW w:w="0" w:type="auto"/>
+            <w:shd w:val="clear" w:color="auto" w:fill="9BBB59" w:themeFill="accent3"/>
           </w:tcPr>
           <w:p>
             <w:r>
@@ -6599,6 +7041,7 @@
         <w:tc>
           <w:tcPr>
             <w:tcW w:w="0" w:type="auto"/>
+            <w:shd w:val="clear" w:color="auto" w:fill="9BBB59" w:themeFill="accent3"/>
           </w:tcPr>
           <w:p>
             <w:r>
@@ -6609,6 +7052,7 @@
         <w:tc>
           <w:tcPr>
             <w:tcW w:w="0" w:type="auto"/>
+            <w:shd w:val="clear" w:color="auto" w:fill="9BBB59" w:themeFill="accent3"/>
             <w:hideMark/>
           </w:tcPr>
           <w:p>
@@ -6622,6 +7066,7 @@
         <w:tc>
           <w:tcPr>
             <w:tcW w:w="0" w:type="auto"/>
+            <w:shd w:val="clear" w:color="auto" w:fill="9BBB59" w:themeFill="accent3"/>
             <w:hideMark/>
           </w:tcPr>
           <w:p>
@@ -6633,6 +7078,7 @@
         <w:tc>
           <w:tcPr>
             <w:tcW w:w="0" w:type="auto"/>
+            <w:shd w:val="clear" w:color="auto" w:fill="9BBB59" w:themeFill="accent3"/>
             <w:hideMark/>
           </w:tcPr>
           <w:p>
@@ -6644,6 +7090,7 @@
         <w:tc>
           <w:tcPr>
             <w:tcW w:w="0" w:type="auto"/>
+            <w:shd w:val="clear" w:color="auto" w:fill="9BBB59" w:themeFill="accent3"/>
           </w:tcPr>
           <w:p>
             <w:r>
@@ -6654,6 +7101,7 @@
         <w:tc>
           <w:tcPr>
             <w:tcW w:w="0" w:type="auto"/>
+            <w:shd w:val="clear" w:color="auto" w:fill="9BBB59" w:themeFill="accent3"/>
           </w:tcPr>
           <w:p>
             <w:r>
@@ -6667,6 +7115,7 @@
         <w:tc>
           <w:tcPr>
             <w:tcW w:w="0" w:type="auto"/>
+            <w:shd w:val="clear" w:color="auto" w:fill="9BBB59" w:themeFill="accent3"/>
           </w:tcPr>
           <w:p>
             <w:r>
@@ -6677,6 +7126,7 @@
         <w:tc>
           <w:tcPr>
             <w:tcW w:w="0" w:type="auto"/>
+            <w:shd w:val="clear" w:color="auto" w:fill="9BBB59" w:themeFill="accent3"/>
             <w:hideMark/>
           </w:tcPr>
           <w:p>
@@ -6690,6 +7140,7 @@
         <w:tc>
           <w:tcPr>
             <w:tcW w:w="0" w:type="auto"/>
+            <w:shd w:val="clear" w:color="auto" w:fill="9BBB59" w:themeFill="accent3"/>
             <w:hideMark/>
           </w:tcPr>
           <w:p>
@@ -6701,6 +7152,7 @@
         <w:tc>
           <w:tcPr>
             <w:tcW w:w="0" w:type="auto"/>
+            <w:shd w:val="clear" w:color="auto" w:fill="9BBB59" w:themeFill="accent3"/>
             <w:hideMark/>
           </w:tcPr>
           <w:p>
@@ -6712,6 +7164,7 @@
         <w:tc>
           <w:tcPr>
             <w:tcW w:w="0" w:type="auto"/>
+            <w:shd w:val="clear" w:color="auto" w:fill="9BBB59" w:themeFill="accent3"/>
           </w:tcPr>
           <w:p>
             <w:r>
@@ -6722,6 +7175,7 @@
         <w:tc>
           <w:tcPr>
             <w:tcW w:w="0" w:type="auto"/>
+            <w:shd w:val="clear" w:color="auto" w:fill="9BBB59" w:themeFill="accent3"/>
           </w:tcPr>
           <w:p>
             <w:r>
@@ -6735,6 +7189,7 @@
         <w:tc>
           <w:tcPr>
             <w:tcW w:w="0" w:type="auto"/>
+            <w:shd w:val="clear" w:color="auto" w:fill="9BBB59" w:themeFill="accent3"/>
           </w:tcPr>
           <w:p>
             <w:r>
@@ -6745,6 +7200,7 @@
         <w:tc>
           <w:tcPr>
             <w:tcW w:w="0" w:type="auto"/>
+            <w:shd w:val="clear" w:color="auto" w:fill="9BBB59" w:themeFill="accent3"/>
             <w:hideMark/>
           </w:tcPr>
           <w:p>
@@ -6758,10 +7214,19 @@
         <w:tc>
           <w:tcPr>
             <w:tcW w:w="0" w:type="auto"/>
-            <w:hideMark/>
-          </w:tcPr>
-          <w:p>
-            <w:r>
+            <w:shd w:val="clear" w:color="auto" w:fill="9BBB59" w:themeFill="accent3"/>
+            <w:hideMark/>
+          </w:tcPr>
+          <w:p>
+            <w:pPr>
+              <w:rPr>
+                <w:b/>
+              </w:rPr>
+            </w:pPr>
+            <w:r>
+              <w:rPr>
+                <w:b/>
+              </w:rPr>
               <w:t>30</w:t>
             </w:r>
           </w:p>
@@ -6769,22 +7234,45 @@
         <w:tc>
           <w:tcPr>
             <w:tcW w:w="0" w:type="auto"/>
-            <w:shd w:val="clear" w:color="auto" w:fill="4BACC6" w:themeFill="accent5"/>
-            <w:hideMark/>
-          </w:tcPr>
-          <w:p>
-            <w:r>
+            <w:shd w:val="clear" w:color="auto" w:fill="9BBB59" w:themeFill="accent3"/>
+            <w:hideMark/>
+          </w:tcPr>
+          <w:p>
+            <w:pPr>
+              <w:rPr>
+                <w:b/>
+              </w:rPr>
+            </w:pPr>
+            <w:r>
+              <w:rPr>
+                <w:b/>
+              </w:rPr>
               <w:t>03/10/2025</w:t>
             </w:r>
           </w:p>
-          <w:p/>
-        </w:tc>
-        <w:tc>
-          <w:tcPr>
-            <w:tcW w:w="0" w:type="auto"/>
-          </w:tcPr>
-          <w:p>
-            <w:r>
+          <w:p>
+            <w:pPr>
+              <w:rPr>
+                <w:b/>
+              </w:rPr>
+            </w:pPr>
+          </w:p>
+        </w:tc>
+        <w:tc>
+          <w:tcPr>
+            <w:tcW w:w="0" w:type="auto"/>
+            <w:shd w:val="clear" w:color="auto" w:fill="9BBB59" w:themeFill="accent3"/>
+          </w:tcPr>
+          <w:p>
+            <w:pPr>
+              <w:rPr>
+                <w:b/>
+              </w:rPr>
+            </w:pPr>
+            <w:r>
+              <w:rPr>
+                <w:b/>
+              </w:rPr>
               <w:t>Viernes</w:t>
             </w:r>
           </w:p>
@@ -6792,6 +7280,7 @@
         <w:tc>
           <w:tcPr>
             <w:tcW w:w="0" w:type="auto"/>
+            <w:shd w:val="clear" w:color="auto" w:fill="9BBB59" w:themeFill="accent3"/>
           </w:tcPr>
           <w:tbl>
             <w:tblPr>
@@ -6824,6 +7313,7 @@
                     <w:autoSpaceDE/>
                     <w:autoSpaceDN/>
                     <w:rPr>
+                      <w:b/>
                       <w:sz w:val="24"/>
                       <w:szCs w:val="24"/>
                       <w:lang w:val="es-EC" w:eastAsia="es-EC" w:bidi="ar-SA"/>
@@ -6831,6 +7321,7 @@
                   </w:pPr>
                   <w:r>
                     <w:rPr>
+                      <w:b/>
                       <w:sz w:val="24"/>
                       <w:szCs w:val="24"/>
                       <w:lang w:val="es-EC" w:eastAsia="es-EC" w:bidi="ar-SA"/>
@@ -6839,6 +7330,7 @@
                   </w:r>
                   <w:r>
                     <w:rPr>
+                      <w:b/>
                       <w:sz w:val="24"/>
                       <w:szCs w:val="24"/>
                       <w:lang w:val="es-EC" w:eastAsia="es-EC" w:bidi="ar-SA"/>
@@ -6852,6 +7344,7 @@
           <w:p>
             <w:pPr>
               <w:rPr>
+                <w:b/>
                 <w:vanish/>
                 <w:lang w:val="es-EC" w:eastAsia="es-EC" w:bidi="ar-SA"/>
               </w:rPr>
@@ -6888,6 +7381,7 @@
                     <w:autoSpaceDE/>
                     <w:autoSpaceDN/>
                     <w:rPr>
+                      <w:b/>
                       <w:sz w:val="24"/>
                       <w:szCs w:val="24"/>
                       <w:lang w:val="es-EC" w:eastAsia="es-EC" w:bidi="ar-SA"/>
@@ -6897,11 +7391,18 @@
               </w:tc>
             </w:tr>
           </w:tbl>
-          <w:p/>
-        </w:tc>
-        <w:tc>
-          <w:tcPr>
-            <w:tcW w:w="0" w:type="auto"/>
+          <w:p>
+            <w:pPr>
+              <w:rPr>
+                <w:b/>
+              </w:rPr>
+            </w:pPr>
+          </w:p>
+        </w:tc>
+        <w:tc>
+          <w:tcPr>
+            <w:tcW w:w="0" w:type="auto"/>
+            <w:shd w:val="clear" w:color="auto" w:fill="9BBB59" w:themeFill="accent3"/>
           </w:tcPr>
           <w:tbl>
             <w:tblPr>
@@ -6934,6 +7435,7 @@
                     <w:autoSpaceDE/>
                     <w:autoSpaceDN/>
                     <w:rPr>
+                      <w:b/>
                       <w:sz w:val="24"/>
                       <w:szCs w:val="24"/>
                       <w:lang w:val="es-EC" w:eastAsia="es-EC" w:bidi="ar-SA"/>
@@ -6946,6 +7448,7 @@
           <w:p>
             <w:pPr>
               <w:rPr>
+                <w:b/>
                 <w:vanish/>
                 <w:lang w:val="es-EC" w:eastAsia="es-EC" w:bidi="ar-SA"/>
               </w:rPr>
@@ -6982,6 +7485,7 @@
                     <w:autoSpaceDE/>
                     <w:autoSpaceDN/>
                     <w:rPr>
+                      <w:b/>
                       <w:sz w:val="24"/>
                       <w:szCs w:val="24"/>
                       <w:lang w:val="es-EC" w:eastAsia="es-EC" w:bidi="ar-SA"/>
@@ -6989,11 +7493,12 @@
                   </w:pPr>
                   <w:r>
                     <w:rPr>
+                      <w:b/>
                       <w:sz w:val="24"/>
                       <w:szCs w:val="24"/>
                       <w:lang w:val="es-EC" w:eastAsia="es-EC" w:bidi="ar-SA"/>
                     </w:rPr>
-                    <w:t>Conexión de todos los módulos desarrollados, asegurando consistencia y flujo básico.</w:t>
+                    <w:t>Conexión de los módulos desarrollados, asegurando consistencia y flujo básico.</w:t>
                   </w:r>
                 </w:p>
               </w:tc>
@@ -7002,6 +7507,7 @@
           <w:p>
             <w:pPr>
               <w:rPr>
+                <w:b/>
                 <w:lang w:val="es-EC"/>
               </w:rPr>
             </w:pPr>
@@ -7010,10 +7516,19 @@
         <w:tc>
           <w:tcPr>
             <w:tcW w:w="0" w:type="auto"/>
-            <w:hideMark/>
-          </w:tcPr>
-          <w:p>
-            <w:r>
+            <w:shd w:val="clear" w:color="auto" w:fill="9BBB59" w:themeFill="accent3"/>
+            <w:hideMark/>
+          </w:tcPr>
+          <w:p>
+            <w:pPr>
+              <w:rPr>
+                <w:b/>
+              </w:rPr>
+            </w:pPr>
+            <w:r>
+              <w:rPr>
+                <w:b/>
+              </w:rPr>
               <w:t>6</w:t>
             </w:r>
           </w:p>
@@ -7023,6 +7538,7 @@
         <w:tc>
           <w:tcPr>
             <w:tcW w:w="0" w:type="auto"/>
+            <w:shd w:val="clear" w:color="auto" w:fill="9BBB59" w:themeFill="accent3"/>
             <w:hideMark/>
           </w:tcPr>
           <w:p>
@@ -7034,6 +7550,7 @@
         <w:tc>
           <w:tcPr>
             <w:tcW w:w="0" w:type="auto"/>
+            <w:shd w:val="clear" w:color="auto" w:fill="9BBB59" w:themeFill="accent3"/>
             <w:hideMark/>
           </w:tcPr>
           <w:p>
@@ -7045,6 +7562,7 @@
         <w:tc>
           <w:tcPr>
             <w:tcW w:w="0" w:type="auto"/>
+            <w:shd w:val="clear" w:color="auto" w:fill="9BBB59" w:themeFill="accent3"/>
           </w:tcPr>
           <w:p>
             <w:r>
@@ -7055,6 +7573,7 @@
         <w:tc>
           <w:tcPr>
             <w:tcW w:w="0" w:type="auto"/>
+            <w:shd w:val="clear" w:color="auto" w:fill="9BBB59" w:themeFill="accent3"/>
           </w:tcPr>
           <w:p>
             <w:r>
@@ -7065,6 +7584,7 @@
         <w:tc>
           <w:tcPr>
             <w:tcW w:w="0" w:type="auto"/>
+            <w:shd w:val="clear" w:color="auto" w:fill="9BBB59" w:themeFill="accent3"/>
           </w:tcPr>
           <w:p>
             <w:r>
@@ -7075,6 +7595,7 @@
         <w:tc>
           <w:tcPr>
             <w:tcW w:w="0" w:type="auto"/>
+            <w:shd w:val="clear" w:color="auto" w:fill="9BBB59" w:themeFill="accent3"/>
             <w:hideMark/>
           </w:tcPr>
           <w:p>
@@ -7088,6 +7609,7 @@
         <w:tc>
           <w:tcPr>
             <w:tcW w:w="0" w:type="auto"/>
+            <w:shd w:val="clear" w:color="auto" w:fill="9BBB59" w:themeFill="accent3"/>
             <w:hideMark/>
           </w:tcPr>
           <w:p>
@@ -7099,6 +7621,7 @@
         <w:tc>
           <w:tcPr>
             <w:tcW w:w="0" w:type="auto"/>
+            <w:shd w:val="clear" w:color="auto" w:fill="9BBB59" w:themeFill="accent3"/>
             <w:hideMark/>
           </w:tcPr>
           <w:p>
@@ -7110,6 +7633,7 @@
         <w:tc>
           <w:tcPr>
             <w:tcW w:w="0" w:type="auto"/>
+            <w:shd w:val="clear" w:color="auto" w:fill="9BBB59" w:themeFill="accent3"/>
           </w:tcPr>
           <w:p>
             <w:r>
@@ -7120,47 +7644,21 @@
         <w:tc>
           <w:tcPr>
             <w:tcW w:w="0" w:type="auto"/>
-          </w:tcPr>
-          <w:p>
-            <w:pPr>
-              <w:rPr>
-                <w:color w:val="C0504D" w:themeColor="accent2"/>
-              </w:rPr>
-            </w:pPr>
-            <w:r>
-              <w:rPr>
-                <w:color w:val="C0504D" w:themeColor="accent2"/>
-              </w:rPr>
-              <w:t>Ajustes de interfaz,</w:t>
-            </w:r>
-            <w:r>
-              <w:rPr>
-                <w:color w:val="C0504D" w:themeColor="accent2"/>
-              </w:rPr>
-              <w:t xml:space="preserve"> usabilidad</w:t>
-            </w:r>
-            <w:r>
-              <w:rPr>
-                <w:color w:val="C0504D" w:themeColor="accent2"/>
-              </w:rPr>
-              <w:t xml:space="preserve"> y corrección de errores II</w:t>
-            </w:r>
-          </w:p>
-        </w:tc>
-        <w:tc>
-          <w:tcPr>
-            <w:tcW w:w="0" w:type="auto"/>
-          </w:tcPr>
-          <w:p>
-            <w:pPr>
-              <w:rPr>
-                <w:color w:val="C0504D" w:themeColor="accent2"/>
-              </w:rPr>
-            </w:pPr>
-            <w:r>
-              <w:rPr>
-                <w:color w:val="C0504D" w:themeColor="accent2"/>
-              </w:rPr>
+            <w:shd w:val="clear" w:color="auto" w:fill="9BBB59" w:themeFill="accent3"/>
+          </w:tcPr>
+          <w:p>
+            <w:r>
+              <w:t>Ajustes de interfaz, usabilidad y corrección de errores II</w:t>
+            </w:r>
+          </w:p>
+        </w:tc>
+        <w:tc>
+          <w:tcPr>
+            <w:tcW w:w="0" w:type="auto"/>
+            <w:shd w:val="clear" w:color="auto" w:fill="9BBB59" w:themeFill="accent3"/>
+          </w:tcPr>
+          <w:p>
+            <w:r>
               <w:t>Mejoras en diseño de pantallas, consistencia visual y facilidad de navegación.</w:t>
             </w:r>
           </w:p>
@@ -7168,6 +7666,7 @@
         <w:tc>
           <w:tcPr>
             <w:tcW w:w="0" w:type="auto"/>
+            <w:shd w:val="clear" w:color="auto" w:fill="9BBB59" w:themeFill="accent3"/>
             <w:hideMark/>
           </w:tcPr>
           <w:p>
@@ -8494,6 +8993,8 @@
         </w:tabs>
         <w:ind w:firstLine="0"/>
       </w:pPr>
+      <w:bookmarkStart w:id="1" w:name="_GoBack"/>
+      <w:bookmarkEnd w:id="1"/>
       <w:r>
         <w:rPr>
           <w:noProof/>
@@ -8501,54 +9002,7 @@
         </w:rPr>
         <w:lastRenderedPageBreak/>
         <w:drawing>
-          <wp:inline distT="0" distB="0" distL="0" distR="0" wp14:anchorId="7A330707" wp14:editId="649CD925">
-            <wp:extent cx="3939209" cy="2476244"/>
-            <wp:effectExtent l="0" t="0" r="4445" b="635"/>
-            <wp:docPr id="20" name="Imagen 20"/>
-            <wp:cNvGraphicFramePr>
-              <a:graphicFrameLocks xmlns:a="http://schemas.openxmlformats.org/drawingml/2006/main" noChangeAspect="1"/>
-            </wp:cNvGraphicFramePr>
-            <a:graphic xmlns:a="http://schemas.openxmlformats.org/drawingml/2006/main">
-              <a:graphicData uri="http://schemas.openxmlformats.org/drawingml/2006/picture">
-                <pic:pic xmlns:pic="http://schemas.openxmlformats.org/drawingml/2006/picture">
-                  <pic:nvPicPr>
-                    <pic:cNvPr id="20" name="ArquitecturaSoftwareU-LEARNINGCENTER.png"/>
-                    <pic:cNvPicPr/>
-                  </pic:nvPicPr>
-                  <pic:blipFill>
-                    <a:blip r:embed="rId19" cstate="print">
-                      <a:extLst>
-                        <a:ext uri="{28A0092B-C50C-407E-A947-70E740481C1C}">
-                          <a14:useLocalDpi xmlns:a14="http://schemas.microsoft.com/office/drawing/2010/main" val="0"/>
-                        </a:ext>
-                      </a:extLst>
-                    </a:blip>
-                    <a:stretch>
-                      <a:fillRect/>
-                    </a:stretch>
-                  </pic:blipFill>
-                  <pic:spPr>
-                    <a:xfrm>
-                      <a:off x="0" y="0"/>
-                      <a:ext cx="3945833" cy="2480408"/>
-                    </a:xfrm>
-                    <a:prstGeom prst="rect">
-                      <a:avLst/>
-                    </a:prstGeom>
-                  </pic:spPr>
-                </pic:pic>
-              </a:graphicData>
-            </a:graphic>
-          </wp:inline>
-        </w:drawing>
-      </w:r>
-      <w:r>
-        <w:rPr>
-          <w:noProof/>
-          <w:lang w:val="es-EC" w:eastAsia="es-EC" w:bidi="ar-SA"/>
-        </w:rPr>
-        <w:drawing>
-          <wp:inline distT="0" distB="0" distL="0" distR="0" wp14:anchorId="2E83077A" wp14:editId="1B6A3DBF">
+          <wp:inline distT="0" distB="0" distL="0" distR="0" wp14:anchorId="2E83077A" wp14:editId="3BD0548F">
             <wp:extent cx="2902226" cy="2794703"/>
             <wp:effectExtent l="0" t="0" r="0" b="5715"/>
             <wp:docPr id="21" name="Imagen 21"/>
@@ -8563,7 +9017,7 @@
                     <pic:cNvPicPr/>
                   </pic:nvPicPr>
                   <pic:blipFill>
-                    <a:blip r:embed="rId20" cstate="print">
+                    <a:blip r:embed="rId19" cstate="print">
                       <a:extLst>
                         <a:ext uri="{28A0092B-C50C-407E-A947-70E740481C1C}">
                           <a14:useLocalDpi xmlns:a14="http://schemas.microsoft.com/office/drawing/2010/main" val="0"/>
@@ -10632,14 +11086,6 @@
 </file>
 
 <file path=customXml/item1.xml><?xml version="1.0" encoding="utf-8"?>
-<p:properties xmlns:p="http://schemas.microsoft.com/office/2006/metadata/properties" xmlns:xsi="http://www.w3.org/2001/XMLSchema-instance" xmlns:pc="http://schemas.microsoft.com/office/infopath/2007/PartnerControls">
-  <documentManagement>
-    <_activity xmlns="f1f31ffb-9912-4459-99c8-b26e82094b51" xsi:nil="true"/>
-  </documentManagement>
-</p:properties>
-</file>
-
-<file path=customXml/item2.xml><?xml version="1.0" encoding="utf-8"?>
 <ct:contentTypeSchema xmlns:ct="http://schemas.microsoft.com/office/2006/metadata/contentType" xmlns:ma="http://schemas.microsoft.com/office/2006/metadata/properties/metaAttributes" ct:_="" ma:_="" ma:contentTypeName="Documento" ma:contentTypeID="0x010100EDB39E34F5A9B445B025C05B2A05D030" ma:contentTypeVersion="18" ma:contentTypeDescription="Crear nuevo documento." ma:contentTypeScope="" ma:versionID="4b8c5b34f0f0da9123a52d787f594f58">
   <xsd:schema xmlns:xsd="http://www.w3.org/2001/XMLSchema" xmlns:xs="http://www.w3.org/2001/XMLSchema" xmlns:p="http://schemas.microsoft.com/office/2006/metadata/properties" xmlns:ns3="f1f31ffb-9912-4459-99c8-b26e82094b51" xmlns:ns4="ce621958-37b1-43fe-a1f1-1aad67996a88" targetNamespace="http://schemas.microsoft.com/office/2006/metadata/properties" ma:root="true" ma:fieldsID="ed7624c736e5958f5cff85571969e9e2" ns3:_="" ns4:_="">
     <xsd:import namespace="f1f31ffb-9912-4459-99c8-b26e82094b51"/>
@@ -10892,6 +11338,14 @@
 </ct:contentTypeSchema>
 </file>
 
+<file path=customXml/item2.xml><?xml version="1.0" encoding="utf-8"?>
+<p:properties xmlns:p="http://schemas.microsoft.com/office/2006/metadata/properties" xmlns:xsi="http://www.w3.org/2001/XMLSchema-instance" xmlns:pc="http://schemas.microsoft.com/office/infopath/2007/PartnerControls">
+  <documentManagement>
+    <_activity xmlns="f1f31ffb-9912-4459-99c8-b26e82094b51" xsi:nil="true"/>
+  </documentManagement>
+</p:properties>
+</file>
+
 <file path=customXml/item3.xml><?xml version="1.0" encoding="utf-8"?>
 <?mso-contentType ?>
 <FormTemplates xmlns="http://schemas.microsoft.com/sharepoint/v3/contenttype/forms">
@@ -10906,16 +11360,6 @@
 </file>
 
 <file path=customXml/itemProps1.xml><?xml version="1.0" encoding="utf-8"?>
-<ds:datastoreItem xmlns:ds="http://schemas.openxmlformats.org/officeDocument/2006/customXml" ds:itemID="{4841E046-27A1-4B2E-9F43-F67D72354C8F}">
-  <ds:schemaRefs>
-    <ds:schemaRef ds:uri="http://schemas.microsoft.com/office/2006/metadata/properties"/>
-    <ds:schemaRef ds:uri="http://schemas.microsoft.com/office/infopath/2007/PartnerControls"/>
-    <ds:schemaRef ds:uri="f1f31ffb-9912-4459-99c8-b26e82094b51"/>
-  </ds:schemaRefs>
-</ds:datastoreItem>
-</file>
-
-<file path=customXml/itemProps2.xml><?xml version="1.0" encoding="utf-8"?>
 <ds:datastoreItem xmlns:ds="http://schemas.openxmlformats.org/officeDocument/2006/customXml" ds:itemID="{355C7FB5-BF0E-4F0F-BA5F-10B843AFE9E5}">
   <ds:schemaRefs>
     <ds:schemaRef ds:uri="http://schemas.microsoft.com/office/2006/metadata/contentType"/>
@@ -10934,6 +11378,16 @@
 </ds:datastoreItem>
 </file>
 
+<file path=customXml/itemProps2.xml><?xml version="1.0" encoding="utf-8"?>
+<ds:datastoreItem xmlns:ds="http://schemas.openxmlformats.org/officeDocument/2006/customXml" ds:itemID="{4841E046-27A1-4B2E-9F43-F67D72354C8F}">
+  <ds:schemaRefs>
+    <ds:schemaRef ds:uri="http://schemas.microsoft.com/office/2006/metadata/properties"/>
+    <ds:schemaRef ds:uri="http://schemas.microsoft.com/office/infopath/2007/PartnerControls"/>
+    <ds:schemaRef ds:uri="f1f31ffb-9912-4459-99c8-b26e82094b51"/>
+  </ds:schemaRefs>
+</ds:datastoreItem>
+</file>
+
 <file path=customXml/itemProps3.xml><?xml version="1.0" encoding="utf-8"?>
 <ds:datastoreItem xmlns:ds="http://schemas.openxmlformats.org/officeDocument/2006/customXml" ds:itemID="{D97C98BB-D733-4755-AF30-F518FC2AEFAB}">
   <ds:schemaRefs>
@@ -10943,7 +11397,7 @@
 </file>
 
 <file path=customXml/itemProps4.xml><?xml version="1.0" encoding="utf-8"?>
-<ds:datastoreItem xmlns:ds="http://schemas.openxmlformats.org/officeDocument/2006/customXml" ds:itemID="{44B77930-3AB1-4072-B9A4-D30F4A1874DA}">
+<ds:datastoreItem xmlns:ds="http://schemas.openxmlformats.org/officeDocument/2006/customXml" ds:itemID="{992CD490-48E4-4566-9693-CF9C8CD5FF5E}">
   <ds:schemaRefs>
     <ds:schemaRef ds:uri="http://schemas.openxmlformats.org/officeDocument/2006/bibliography"/>
   </ds:schemaRefs>

--- a/Practicas Preprofesionales/Rubber_Soul/04MerinoEdnanInformeTecnicoBORRADOR.docx
+++ b/Practicas Preprofesionales/Rubber_Soul/04MerinoEdnanInformeTecnicoBORRADOR.docx
@@ -78,7 +78,7 @@
               </wp:anchor>
             </w:drawing>
           </mc:Choice>
-          <mc:Fallback xmlns:w16se="http://schemas.microsoft.com/office/word/2015/wordml/symex" xmlns:w16sdtfl="http://schemas.microsoft.com/office/word/2024/wordml/sdtformatlock" xmlns:w16sdtdh="http://schemas.microsoft.com/office/word/2020/wordml/sdtdatahash" xmlns:w16du="http://schemas.microsoft.com/office/word/2023/wordml/word16du" xmlns:w16="http://schemas.microsoft.com/office/word/2018/wordml" xmlns:w16cid="http://schemas.microsoft.com/office/word/2016/wordml/cid" xmlns:w16cex="http://schemas.microsoft.com/office/word/2018/wordml/cex" xmlns:oel="http://schemas.microsoft.com/office/2019/extlst" xmlns:am3d="http://schemas.microsoft.com/office/drawing/2017/model3d" xmlns:aink="http://schemas.microsoft.com/office/drawing/2016/ink" xmlns:cx8="http://schemas.microsoft.com/office/drawing/2016/5/14/chartex" xmlns:cx7="http://schemas.microsoft.com/office/drawing/2016/5/13/chartex" xmlns:cx6="http://schemas.microsoft.com/office/drawing/2016/5/12/chartex" xmlns:cx5="http://schemas.microsoft.com/office/drawing/2016/5/11/chartex" xmlns:cx4="http://schemas.microsoft.com/office/drawing/2016/5/10/chartex" xmlns:cx3="http://schemas.microsoft.com/office/drawing/2016/5/9/chartex" xmlns:cx2="http://schemas.microsoft.com/office/drawing/2015/10/21/chartex" xmlns:cx1="http://schemas.microsoft.com/office/drawing/2015/9/8/chartex" xmlns:cx="http://schemas.microsoft.com/office/drawing/2014/chartex">
+          <mc:Fallback xmlns:cx="http://schemas.microsoft.com/office/drawing/2014/chartex" xmlns:cx1="http://schemas.microsoft.com/office/drawing/2015/9/8/chartex" xmlns:cx2="http://schemas.microsoft.com/office/drawing/2015/10/21/chartex" xmlns:cx3="http://schemas.microsoft.com/office/drawing/2016/5/9/chartex" xmlns:cx4="http://schemas.microsoft.com/office/drawing/2016/5/10/chartex" xmlns:cx5="http://schemas.microsoft.com/office/drawing/2016/5/11/chartex" xmlns:cx6="http://schemas.microsoft.com/office/drawing/2016/5/12/chartex" xmlns:cx7="http://schemas.microsoft.com/office/drawing/2016/5/13/chartex" xmlns:cx8="http://schemas.microsoft.com/office/drawing/2016/5/14/chartex" xmlns:aink="http://schemas.microsoft.com/office/drawing/2016/ink" xmlns:am3d="http://schemas.microsoft.com/office/drawing/2017/model3d" xmlns:oel="http://schemas.microsoft.com/office/2019/extlst" xmlns:w16cex="http://schemas.microsoft.com/office/word/2018/wordml/cex" xmlns:w16cid="http://schemas.microsoft.com/office/word/2016/wordml/cid" xmlns:w16="http://schemas.microsoft.com/office/word/2018/wordml" xmlns:w16du="http://schemas.microsoft.com/office/word/2023/wordml/word16du" xmlns:w16sdtdh="http://schemas.microsoft.com/office/word/2020/wordml/sdtdatahash" xmlns:w16sdtfl="http://schemas.microsoft.com/office/word/2024/wordml/sdtformatlock" xmlns:w16se="http://schemas.microsoft.com/office/word/2015/wordml/symex">
             <w:pict>
               <v:line w14:anchorId="1C4AAAF1" id="Line 15" o:spid="_x0000_s1026" style="position:absolute;z-index:251659264;visibility:visible;mso-wrap-style:square;mso-width-percent:0;mso-height-percent:0;mso-wrap-distance-left:9pt;mso-wrap-distance-top:0;mso-wrap-distance-right:9pt;mso-wrap-distance-bottom:0;mso-position-horizontal:absolute;mso-position-horizontal-relative:page;mso-position-vertical:absolute;mso-position-vertical-relative:page;mso-width-percent:0;mso-height-percent:0;mso-width-relative:page;mso-height-relative:page" from="70.95pt,752.3pt" to="214.95pt,752.3pt" o:gfxdata="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" strokeweight=".21169mm">
                 <w10:wrap anchorx="page" anchory="page"/>
@@ -173,7 +173,7 @@
               </wp:anchor>
             </w:drawing>
           </mc:Choice>
-          <mc:Fallback xmlns:w16se="http://schemas.microsoft.com/office/word/2015/wordml/symex" xmlns:w16sdtfl="http://schemas.microsoft.com/office/word/2024/wordml/sdtformatlock" xmlns:w16sdtdh="http://schemas.microsoft.com/office/word/2020/wordml/sdtdatahash" xmlns:w16du="http://schemas.microsoft.com/office/word/2023/wordml/word16du" xmlns:w16="http://schemas.microsoft.com/office/word/2018/wordml" xmlns:w16cid="http://schemas.microsoft.com/office/word/2016/wordml/cid" xmlns:w16cex="http://schemas.microsoft.com/office/word/2018/wordml/cex" xmlns:oel="http://schemas.microsoft.com/office/2019/extlst" xmlns:am3d="http://schemas.microsoft.com/office/drawing/2017/model3d" xmlns:aink="http://schemas.microsoft.com/office/drawing/2016/ink" xmlns:cx8="http://schemas.microsoft.com/office/drawing/2016/5/14/chartex" xmlns:cx7="http://schemas.microsoft.com/office/drawing/2016/5/13/chartex" xmlns:cx6="http://schemas.microsoft.com/office/drawing/2016/5/12/chartex" xmlns:cx5="http://schemas.microsoft.com/office/drawing/2016/5/11/chartex" xmlns:cx4="http://schemas.microsoft.com/office/drawing/2016/5/10/chartex" xmlns:cx3="http://schemas.microsoft.com/office/drawing/2016/5/9/chartex" xmlns:cx2="http://schemas.microsoft.com/office/drawing/2015/10/21/chartex" xmlns:cx1="http://schemas.microsoft.com/office/drawing/2015/9/8/chartex" xmlns:cx="http://schemas.microsoft.com/office/drawing/2014/chartex">
+          <mc:Fallback xmlns:cx="http://schemas.microsoft.com/office/drawing/2014/chartex" xmlns:cx1="http://schemas.microsoft.com/office/drawing/2015/9/8/chartex" xmlns:cx2="http://schemas.microsoft.com/office/drawing/2015/10/21/chartex" xmlns:cx3="http://schemas.microsoft.com/office/drawing/2016/5/9/chartex" xmlns:cx4="http://schemas.microsoft.com/office/drawing/2016/5/10/chartex" xmlns:cx5="http://schemas.microsoft.com/office/drawing/2016/5/11/chartex" xmlns:cx6="http://schemas.microsoft.com/office/drawing/2016/5/12/chartex" xmlns:cx7="http://schemas.microsoft.com/office/drawing/2016/5/13/chartex" xmlns:cx8="http://schemas.microsoft.com/office/drawing/2016/5/14/chartex" xmlns:aink="http://schemas.microsoft.com/office/drawing/2016/ink" xmlns:am3d="http://schemas.microsoft.com/office/drawing/2017/model3d" xmlns:oel="http://schemas.microsoft.com/office/2019/extlst" xmlns:w16cex="http://schemas.microsoft.com/office/word/2018/wordml/cex" xmlns:w16cid="http://schemas.microsoft.com/office/word/2016/wordml/cid" xmlns:w16="http://schemas.microsoft.com/office/word/2018/wordml" xmlns:w16du="http://schemas.microsoft.com/office/word/2023/wordml/word16du" xmlns:w16sdtdh="http://schemas.microsoft.com/office/word/2020/wordml/sdtdatahash" xmlns:w16sdtfl="http://schemas.microsoft.com/office/word/2024/wordml/sdtformatlock" xmlns:w16se="http://schemas.microsoft.com/office/word/2015/wordml/symex">
             <w:pict>
               <v:line w14:anchorId="761B1C8A" id="Line 14" o:spid="_x0000_s1026" style="position:absolute;z-index:251658240;visibility:visible;mso-wrap-style:square;mso-width-percent:0;mso-height-percent:0;mso-wrap-distance-left:9pt;mso-wrap-distance-top:0;mso-wrap-distance-right:9pt;mso-wrap-distance-bottom:0;mso-position-horizontal:absolute;mso-position-horizontal-relative:page;mso-position-vertical:absolute;mso-position-vertical-relative:text;mso-width-percent:0;mso-height-percent:0;mso-width-relative:page;mso-height-relative:page" from="207.4pt,24.65pt" to="387.9pt,24.65pt" o:gfxdata="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" strokeweight="1.08pt">
                 <w10:wrap anchorx="page"/>
@@ -7588,7 +7588,10 @@
           </w:tcPr>
           <w:p>
             <w:r>
-              <w:t>Mejoras en diseño de pantallas, consistencia visual y facilidad de navegación.</w:t>
+              <w:t xml:space="preserve">Mejoras en diseño de pantallas, </w:t>
+            </w:r>
+            <w:r>
+              <w:t>y consistencia visual.</w:t>
             </w:r>
           </w:p>
         </w:tc>
@@ -7659,8 +7662,13 @@
           </w:tcPr>
           <w:p>
             <w:r>
-              <w:t>Mejoras en diseño de pantallas, consistencia visual y facilidad de navegación.</w:t>
-            </w:r>
+              <w:t>Mejoras en diseño</w:t>
+            </w:r>
+            <w:r>
+              <w:t xml:space="preserve"> y facilidad de navegación.</w:t>
+            </w:r>
+            <w:bookmarkStart w:id="1" w:name="_GoBack"/>
+            <w:bookmarkEnd w:id="1"/>
           </w:p>
         </w:tc>
         <w:tc>
@@ -7680,6 +7688,7 @@
         <w:tc>
           <w:tcPr>
             <w:tcW w:w="0" w:type="auto"/>
+            <w:shd w:val="clear" w:color="auto" w:fill="9BBB59" w:themeFill="accent3"/>
             <w:hideMark/>
           </w:tcPr>
           <w:p>
@@ -7691,6 +7700,7 @@
         <w:tc>
           <w:tcPr>
             <w:tcW w:w="0" w:type="auto"/>
+            <w:shd w:val="clear" w:color="auto" w:fill="9BBB59" w:themeFill="accent3"/>
             <w:hideMark/>
           </w:tcPr>
           <w:p>
@@ -7702,6 +7712,7 @@
         <w:tc>
           <w:tcPr>
             <w:tcW w:w="0" w:type="auto"/>
+            <w:shd w:val="clear" w:color="auto" w:fill="9BBB59" w:themeFill="accent3"/>
           </w:tcPr>
           <w:p>
             <w:r>
@@ -7712,6 +7723,7 @@
         <w:tc>
           <w:tcPr>
             <w:tcW w:w="0" w:type="auto"/>
+            <w:shd w:val="clear" w:color="auto" w:fill="9BBB59" w:themeFill="accent3"/>
           </w:tcPr>
           <w:p>
             <w:pPr>
@@ -7720,46 +7732,33 @@
               </w:rPr>
             </w:pPr>
             <w:r>
+              <w:t>Ajustes de interfaz, usabilidad y corrección de errores III</w:t>
+            </w:r>
+          </w:p>
+        </w:tc>
+        <w:tc>
+          <w:tcPr>
+            <w:tcW w:w="0" w:type="auto"/>
+            <w:shd w:val="clear" w:color="auto" w:fill="9BBB59" w:themeFill="accent3"/>
+          </w:tcPr>
+          <w:p>
+            <w:pPr>
               <w:rPr>
                 <w:color w:val="C0504D" w:themeColor="accent2"/>
               </w:rPr>
-              <w:t>Ajustes de interfaz,</w:t>
-            </w:r>
-            <w:r>
-              <w:rPr>
-                <w:color w:val="C0504D" w:themeColor="accent2"/>
-              </w:rPr>
-              <w:t xml:space="preserve"> usabilidad</w:t>
-            </w:r>
-            <w:r>
-              <w:rPr>
-                <w:color w:val="C0504D" w:themeColor="accent2"/>
-              </w:rPr>
-              <w:t xml:space="preserve"> y corrección de errores III</w:t>
-            </w:r>
-          </w:p>
-        </w:tc>
-        <w:tc>
-          <w:tcPr>
-            <w:tcW w:w="0" w:type="auto"/>
-          </w:tcPr>
-          <w:p>
-            <w:pPr>
-              <w:rPr>
-                <w:color w:val="C0504D" w:themeColor="accent2"/>
-              </w:rPr>
             </w:pPr>
             <w:r>
               <w:rPr>
-                <w:color w:val="C0504D" w:themeColor="accent2"/>
-              </w:rPr>
-              <w:t>Mejoras en diseño de pantallas, consistencia visual y facilidad de navegación.</w:t>
-            </w:r>
-          </w:p>
-        </w:tc>
-        <w:tc>
-          <w:tcPr>
-            <w:tcW w:w="0" w:type="auto"/>
+                <w:szCs w:val="18"/>
+              </w:rPr>
+              <w:t>Corrección de errores, ajustes en la usabilidad orientado al usuario administrador.</w:t>
+            </w:r>
+          </w:p>
+        </w:tc>
+        <w:tc>
+          <w:tcPr>
+            <w:tcW w:w="0" w:type="auto"/>
+            <w:shd w:val="clear" w:color="auto" w:fill="9BBB59" w:themeFill="accent3"/>
             <w:hideMark/>
           </w:tcPr>
           <w:p>
@@ -8993,8 +8992,6 @@
         </w:tabs>
         <w:ind w:firstLine="0"/>
       </w:pPr>
-      <w:bookmarkStart w:id="1" w:name="_GoBack"/>
-      <w:bookmarkEnd w:id="1"/>
       <w:r>
         <w:rPr>
           <w:noProof/>
@@ -11086,6 +11083,14 @@
 </file>
 
 <file path=customXml/item1.xml><?xml version="1.0" encoding="utf-8"?>
+<p:properties xmlns:p="http://schemas.microsoft.com/office/2006/metadata/properties" xmlns:xsi="http://www.w3.org/2001/XMLSchema-instance" xmlns:pc="http://schemas.microsoft.com/office/infopath/2007/PartnerControls">
+  <documentManagement>
+    <_activity xmlns="f1f31ffb-9912-4459-99c8-b26e82094b51" xsi:nil="true"/>
+  </documentManagement>
+</p:properties>
+</file>
+
+<file path=customXml/item2.xml><?xml version="1.0" encoding="utf-8"?>
 <ct:contentTypeSchema xmlns:ct="http://schemas.microsoft.com/office/2006/metadata/contentType" xmlns:ma="http://schemas.microsoft.com/office/2006/metadata/properties/metaAttributes" ct:_="" ma:_="" ma:contentTypeName="Documento" ma:contentTypeID="0x010100EDB39E34F5A9B445B025C05B2A05D030" ma:contentTypeVersion="18" ma:contentTypeDescription="Crear nuevo documento." ma:contentTypeScope="" ma:versionID="4b8c5b34f0f0da9123a52d787f594f58">
   <xsd:schema xmlns:xsd="http://www.w3.org/2001/XMLSchema" xmlns:xs="http://www.w3.org/2001/XMLSchema" xmlns:p="http://schemas.microsoft.com/office/2006/metadata/properties" xmlns:ns3="f1f31ffb-9912-4459-99c8-b26e82094b51" xmlns:ns4="ce621958-37b1-43fe-a1f1-1aad67996a88" targetNamespace="http://schemas.microsoft.com/office/2006/metadata/properties" ma:root="true" ma:fieldsID="ed7624c736e5958f5cff85571969e9e2" ns3:_="" ns4:_="">
     <xsd:import namespace="f1f31ffb-9912-4459-99c8-b26e82094b51"/>
@@ -11338,14 +11343,6 @@
 </ct:contentTypeSchema>
 </file>
 
-<file path=customXml/item2.xml><?xml version="1.0" encoding="utf-8"?>
-<p:properties xmlns:p="http://schemas.microsoft.com/office/2006/metadata/properties" xmlns:xsi="http://www.w3.org/2001/XMLSchema-instance" xmlns:pc="http://schemas.microsoft.com/office/infopath/2007/PartnerControls">
-  <documentManagement>
-    <_activity xmlns="f1f31ffb-9912-4459-99c8-b26e82094b51" xsi:nil="true"/>
-  </documentManagement>
-</p:properties>
-</file>
-
 <file path=customXml/item3.xml><?xml version="1.0" encoding="utf-8"?>
 <?mso-contentType ?>
 <FormTemplates xmlns="http://schemas.microsoft.com/sharepoint/v3/contenttype/forms">
@@ -11360,6 +11357,16 @@
 </file>
 
 <file path=customXml/itemProps1.xml><?xml version="1.0" encoding="utf-8"?>
+<ds:datastoreItem xmlns:ds="http://schemas.openxmlformats.org/officeDocument/2006/customXml" ds:itemID="{4841E046-27A1-4B2E-9F43-F67D72354C8F}">
+  <ds:schemaRefs>
+    <ds:schemaRef ds:uri="http://schemas.microsoft.com/office/2006/metadata/properties"/>
+    <ds:schemaRef ds:uri="http://schemas.microsoft.com/office/infopath/2007/PartnerControls"/>
+    <ds:schemaRef ds:uri="f1f31ffb-9912-4459-99c8-b26e82094b51"/>
+  </ds:schemaRefs>
+</ds:datastoreItem>
+</file>
+
+<file path=customXml/itemProps2.xml><?xml version="1.0" encoding="utf-8"?>
 <ds:datastoreItem xmlns:ds="http://schemas.openxmlformats.org/officeDocument/2006/customXml" ds:itemID="{355C7FB5-BF0E-4F0F-BA5F-10B843AFE9E5}">
   <ds:schemaRefs>
     <ds:schemaRef ds:uri="http://schemas.microsoft.com/office/2006/metadata/contentType"/>
@@ -11378,16 +11385,6 @@
 </ds:datastoreItem>
 </file>
 
-<file path=customXml/itemProps2.xml><?xml version="1.0" encoding="utf-8"?>
-<ds:datastoreItem xmlns:ds="http://schemas.openxmlformats.org/officeDocument/2006/customXml" ds:itemID="{4841E046-27A1-4B2E-9F43-F67D72354C8F}">
-  <ds:schemaRefs>
-    <ds:schemaRef ds:uri="http://schemas.microsoft.com/office/2006/metadata/properties"/>
-    <ds:schemaRef ds:uri="http://schemas.microsoft.com/office/infopath/2007/PartnerControls"/>
-    <ds:schemaRef ds:uri="f1f31ffb-9912-4459-99c8-b26e82094b51"/>
-  </ds:schemaRefs>
-</ds:datastoreItem>
-</file>
-
 <file path=customXml/itemProps3.xml><?xml version="1.0" encoding="utf-8"?>
 <ds:datastoreItem xmlns:ds="http://schemas.openxmlformats.org/officeDocument/2006/customXml" ds:itemID="{D97C98BB-D733-4755-AF30-F518FC2AEFAB}">
   <ds:schemaRefs>
@@ -11397,7 +11394,7 @@
 </file>
 
 <file path=customXml/itemProps4.xml><?xml version="1.0" encoding="utf-8"?>
-<ds:datastoreItem xmlns:ds="http://schemas.openxmlformats.org/officeDocument/2006/customXml" ds:itemID="{992CD490-48E4-4566-9693-CF9C8CD5FF5E}">
+<ds:datastoreItem xmlns:ds="http://schemas.openxmlformats.org/officeDocument/2006/customXml" ds:itemID="{A8C627AE-095C-4040-AE6A-DB97B297C36D}">
   <ds:schemaRefs>
     <ds:schemaRef ds:uri="http://schemas.openxmlformats.org/officeDocument/2006/bibliography"/>
   </ds:schemaRefs>

--- a/Practicas Preprofesionales/Rubber_Soul/04MerinoEdnanInformeTecnicoBORRADOR.docx
+++ b/Practicas Preprofesionales/Rubber_Soul/04MerinoEdnanInformeTecnicoBORRADOR.docx
@@ -2693,6 +2693,14 @@
           </mc:Fallback>
         </mc:AlternateContent>
       </w:r>
+      <w:r>
+        <w:rPr>
+          <w:b/>
+        </w:rPr>
+        <w:t xml:space="preserve">  </w:t>
+      </w:r>
+      <w:bookmarkStart w:id="1" w:name="_GoBack"/>
+      <w:bookmarkEnd w:id="1"/>
     </w:p>
     <w:p>
       <w:pPr>
@@ -4459,8 +4467,8 @@
         <w:gridCol w:w="456"/>
         <w:gridCol w:w="1310"/>
         <w:gridCol w:w="1176"/>
-        <w:gridCol w:w="2410"/>
-        <w:gridCol w:w="4022"/>
+        <w:gridCol w:w="2423"/>
+        <w:gridCol w:w="4009"/>
         <w:gridCol w:w="576"/>
       </w:tblGrid>
       <w:tr>
@@ -4982,7 +4990,7 @@
               <w:tblLook w:val="04A0" w:firstRow="1" w:lastRow="0" w:firstColumn="1" w:lastColumn="0" w:noHBand="0" w:noVBand="1"/>
             </w:tblPr>
             <w:tblGrid>
-              <w:gridCol w:w="2194"/>
+              <w:gridCol w:w="2207"/>
             </w:tblGrid>
             <w:tr>
               <w:trPr>
@@ -5443,7 +5451,7 @@
               <w:tblLook w:val="04A0" w:firstRow="1" w:lastRow="0" w:firstColumn="1" w:lastColumn="0" w:noHBand="0" w:noVBand="1"/>
             </w:tblPr>
             <w:tblGrid>
-              <w:gridCol w:w="2194"/>
+              <w:gridCol w:w="2207"/>
             </w:tblGrid>
             <w:tr>
               <w:trPr>
@@ -5606,7 +5614,7 @@
               <w:tblLook w:val="04A0" w:firstRow="1" w:lastRow="0" w:firstColumn="1" w:lastColumn="0" w:noHBand="0" w:noVBand="1"/>
             </w:tblPr>
             <w:tblGrid>
-              <w:gridCol w:w="2194"/>
+              <w:gridCol w:w="2207"/>
             </w:tblGrid>
             <w:tr>
               <w:trPr>
@@ -5721,7 +5729,7 @@
               <w:tblLook w:val="04A0" w:firstRow="1" w:lastRow="0" w:firstColumn="1" w:lastColumn="0" w:noHBand="0" w:noVBand="1"/>
             </w:tblPr>
             <w:tblGrid>
-              <w:gridCol w:w="2194"/>
+              <w:gridCol w:w="2207"/>
             </w:tblGrid>
             <w:tr>
               <w:trPr>
@@ -5890,7 +5898,7 @@
               <w:tblLook w:val="04A0" w:firstRow="1" w:lastRow="0" w:firstColumn="1" w:lastColumn="0" w:noHBand="0" w:noVBand="1"/>
             </w:tblPr>
             <w:tblGrid>
-              <w:gridCol w:w="3806"/>
+              <w:gridCol w:w="3793"/>
             </w:tblGrid>
             <w:tr>
               <w:trPr>
@@ -6316,7 +6324,7 @@
               <w:tblLook w:val="04A0" w:firstRow="1" w:lastRow="0" w:firstColumn="1" w:lastColumn="0" w:noHBand="0" w:noVBand="1"/>
             </w:tblPr>
             <w:tblGrid>
-              <w:gridCol w:w="2194"/>
+              <w:gridCol w:w="2207"/>
             </w:tblGrid>
             <w:tr>
               <w:trPr>
@@ -6485,7 +6493,7 @@
               <w:tblLook w:val="04A0" w:firstRow="1" w:lastRow="0" w:firstColumn="1" w:lastColumn="0" w:noHBand="0" w:noVBand="1"/>
             </w:tblPr>
             <w:tblGrid>
-              <w:gridCol w:w="2194"/>
+              <w:gridCol w:w="2207"/>
             </w:tblGrid>
             <w:tr>
               <w:trPr>
@@ -6847,7 +6855,7 @@
               <w:tblLook w:val="04A0" w:firstRow="1" w:lastRow="0" w:firstColumn="1" w:lastColumn="0" w:noHBand="0" w:noVBand="1"/>
             </w:tblPr>
             <w:tblGrid>
-              <w:gridCol w:w="2194"/>
+              <w:gridCol w:w="2207"/>
             </w:tblGrid>
             <w:tr>
               <w:trPr>
@@ -7295,7 +7303,7 @@
               <w:tblLook w:val="04A0" w:firstRow="1" w:lastRow="0" w:firstColumn="1" w:lastColumn="0" w:noHBand="0" w:noVBand="1"/>
             </w:tblPr>
             <w:tblGrid>
-              <w:gridCol w:w="2194"/>
+              <w:gridCol w:w="2207"/>
             </w:tblGrid>
             <w:tr>
               <w:trPr>
@@ -7467,7 +7475,7 @@
               <w:tblLook w:val="04A0" w:firstRow="1" w:lastRow="0" w:firstColumn="1" w:lastColumn="0" w:noHBand="0" w:noVBand="1"/>
             </w:tblPr>
             <w:tblGrid>
-              <w:gridCol w:w="3806"/>
+              <w:gridCol w:w="3793"/>
             </w:tblGrid>
             <w:tr>
               <w:trPr>
@@ -7667,8 +7675,6 @@
             <w:r>
               <w:t xml:space="preserve"> y facilidad de navegación.</w:t>
             </w:r>
-            <w:bookmarkStart w:id="1" w:name="_GoBack"/>
-            <w:bookmarkEnd w:id="1"/>
           </w:p>
         </w:tc>
         <w:tc>
@@ -7726,11 +7732,6 @@
             <w:shd w:val="clear" w:color="auto" w:fill="9BBB59" w:themeFill="accent3"/>
           </w:tcPr>
           <w:p>
-            <w:pPr>
-              <w:rPr>
-                <w:color w:val="C0504D" w:themeColor="accent2"/>
-              </w:rPr>
-            </w:pPr>
             <w:r>
               <w:t>Ajustes de interfaz, usabilidad y corrección de errores III</w:t>
             </w:r>
@@ -7742,11 +7743,6 @@
             <w:shd w:val="clear" w:color="auto" w:fill="9BBB59" w:themeFill="accent3"/>
           </w:tcPr>
           <w:p>
-            <w:pPr>
-              <w:rPr>
-                <w:color w:val="C0504D" w:themeColor="accent2"/>
-              </w:rPr>
-            </w:pPr>
             <w:r>
               <w:rPr>
                 <w:szCs w:val="18"/>
@@ -7788,34 +7784,26 @@
           </w:tcPr>
           <w:p>
             <w:r>
-              <w:t>09/10/2025</w:t>
-            </w:r>
-          </w:p>
-        </w:tc>
-        <w:tc>
-          <w:tcPr>
-            <w:tcW w:w="0" w:type="auto"/>
-          </w:tcPr>
-          <w:p>
-            <w:r>
-              <w:t>Jueves</w:t>
-            </w:r>
-          </w:p>
-        </w:tc>
-        <w:tc>
-          <w:tcPr>
-            <w:tcW w:w="0" w:type="auto"/>
-          </w:tcPr>
-          <w:p>
-            <w:pPr>
-              <w:rPr>
-                <w:color w:val="C0504D" w:themeColor="accent2"/>
-              </w:rPr>
-            </w:pPr>
-            <w:r>
-              <w:rPr>
-                <w:color w:val="C0504D" w:themeColor="accent2"/>
-              </w:rPr>
+              <w:t>13/10/2025</w:t>
+            </w:r>
+          </w:p>
+        </w:tc>
+        <w:tc>
+          <w:tcPr>
+            <w:tcW w:w="0" w:type="auto"/>
+          </w:tcPr>
+          <w:p>
+            <w:r>
+              <w:t>Lunes</w:t>
+            </w:r>
+          </w:p>
+        </w:tc>
+        <w:tc>
+          <w:tcPr>
+            <w:tcW w:w="0" w:type="auto"/>
+          </w:tcPr>
+          <w:p>
+            <w:r>
               <w:t>Reunión: Interfaz y Usabilidad.</w:t>
             </w:r>
           </w:p>
@@ -7825,15 +7813,7 @@
             <w:tcW w:w="0" w:type="auto"/>
           </w:tcPr>
           <w:p>
-            <w:pPr>
-              <w:rPr>
-                <w:color w:val="C0504D" w:themeColor="accent2"/>
-              </w:rPr>
-            </w:pPr>
-            <w:r>
-              <w:rPr>
-                <w:color w:val="C0504D" w:themeColor="accent2"/>
-              </w:rPr>
+            <w:r>
               <w:t>Revisión del prototipo, feedback</w:t>
             </w:r>
           </w:p>
@@ -7869,58 +7849,36 @@
           </w:tcPr>
           <w:p>
             <w:r>
-              <w:t>13/10/2025</w:t>
-            </w:r>
-          </w:p>
-        </w:tc>
-        <w:tc>
-          <w:tcPr>
-            <w:tcW w:w="0" w:type="auto"/>
-          </w:tcPr>
-          <w:p>
-            <w:r>
-              <w:t>Lunes</w:t>
-            </w:r>
-          </w:p>
-        </w:tc>
-        <w:tc>
-          <w:tcPr>
-            <w:tcW w:w="0" w:type="auto"/>
-          </w:tcPr>
-          <w:p>
-            <w:pPr>
-              <w:rPr>
-                <w:color w:val="C0504D" w:themeColor="accent2"/>
-              </w:rPr>
-            </w:pPr>
-            <w:r>
-              <w:rPr>
-                <w:color w:val="C0504D" w:themeColor="accent2"/>
-              </w:rPr>
-              <w:t>Desarrollo de módulo de gestión de usuarios</w:t>
-            </w:r>
-            <w:r>
-              <w:rPr>
-                <w:color w:val="C0504D" w:themeColor="accent2"/>
-              </w:rPr>
-              <w:t xml:space="preserve"> I</w:t>
-            </w:r>
-          </w:p>
-        </w:tc>
-        <w:tc>
-          <w:tcPr>
-            <w:tcW w:w="0" w:type="auto"/>
-          </w:tcPr>
-          <w:p>
-            <w:pPr>
-              <w:rPr>
-                <w:color w:val="C0504D" w:themeColor="accent2"/>
-              </w:rPr>
-            </w:pPr>
-            <w:r>
-              <w:rPr>
-                <w:color w:val="C0504D" w:themeColor="accent2"/>
-              </w:rPr>
+              <w:t>14/10/2025</w:t>
+            </w:r>
+          </w:p>
+        </w:tc>
+        <w:tc>
+          <w:tcPr>
+            <w:tcW w:w="0" w:type="auto"/>
+          </w:tcPr>
+          <w:p>
+            <w:r>
+              <w:t>Martes</w:t>
+            </w:r>
+          </w:p>
+        </w:tc>
+        <w:tc>
+          <w:tcPr>
+            <w:tcW w:w="0" w:type="auto"/>
+          </w:tcPr>
+          <w:p>
+            <w:r>
+              <w:t>Desarrollo de módulo de gestión de usuarios I</w:t>
+            </w:r>
+          </w:p>
+        </w:tc>
+        <w:tc>
+          <w:tcPr>
+            <w:tcW w:w="0" w:type="auto"/>
+          </w:tcPr>
+          <w:p>
+            <w:r>
               <w:t>Implementación de funcionalidades básicas para administradores.</w:t>
             </w:r>
           </w:p>
@@ -7956,59 +7914,37 @@
           </w:tcPr>
           <w:p>
             <w:r>
-              <w:t>14/10/2025</w:t>
-            </w:r>
-          </w:p>
-        </w:tc>
-        <w:tc>
-          <w:tcPr>
-            <w:tcW w:w="0" w:type="auto"/>
-          </w:tcPr>
-          <w:p>
-            <w:r>
-              <w:t>Martes</w:t>
-            </w:r>
-          </w:p>
-        </w:tc>
-        <w:tc>
-          <w:tcPr>
-            <w:tcW w:w="0" w:type="auto"/>
-          </w:tcPr>
-          <w:p>
-            <w:pPr>
-              <w:rPr>
-                <w:color w:val="C0504D" w:themeColor="accent2"/>
-              </w:rPr>
-            </w:pPr>
-            <w:r>
-              <w:rPr>
-                <w:color w:val="C0504D" w:themeColor="accent2"/>
-              </w:rPr>
-              <w:t>Desarrollo de módulo de gestión de usuarios</w:t>
-            </w:r>
-            <w:r>
-              <w:rPr>
-                <w:color w:val="C0504D" w:themeColor="accent2"/>
-              </w:rPr>
-              <w:t xml:space="preserve"> II</w:t>
-            </w:r>
-          </w:p>
-        </w:tc>
-        <w:tc>
-          <w:tcPr>
-            <w:tcW w:w="0" w:type="auto"/>
-          </w:tcPr>
-          <w:p>
-            <w:pPr>
-              <w:rPr>
-                <w:color w:val="C0504D" w:themeColor="accent2"/>
-              </w:rPr>
-            </w:pPr>
-            <w:r>
-              <w:rPr>
-                <w:color w:val="C0504D" w:themeColor="accent2"/>
-              </w:rPr>
-              <w:t>Implementación de funcionalidades básicas para administradores.</w:t>
+              <w:t>15/10/2025</w:t>
+            </w:r>
+          </w:p>
+        </w:tc>
+        <w:tc>
+          <w:tcPr>
+            <w:tcW w:w="0" w:type="auto"/>
+          </w:tcPr>
+          <w:p>
+            <w:r>
+              <w:t>Miércoles</w:t>
+            </w:r>
+          </w:p>
+        </w:tc>
+        <w:tc>
+          <w:tcPr>
+            <w:tcW w:w="0" w:type="auto"/>
+          </w:tcPr>
+          <w:p>
+            <w:r>
+              <w:t>Desarrollo de módulo de gestión de usuarios II</w:t>
+            </w:r>
+          </w:p>
+        </w:tc>
+        <w:tc>
+          <w:tcPr>
+            <w:tcW w:w="0" w:type="auto"/>
+          </w:tcPr>
+          <w:p>
+            <w:r>
+              <w:t>Optimización de funcionalidades básicas para administradores.</w:t>
             </w:r>
           </w:p>
         </w:tc>
@@ -8043,17 +7979,17 @@
           </w:tcPr>
           <w:p>
             <w:r>
-              <w:t>15/10/2025</w:t>
-            </w:r>
-          </w:p>
-        </w:tc>
-        <w:tc>
-          <w:tcPr>
-            <w:tcW w:w="0" w:type="auto"/>
-          </w:tcPr>
-          <w:p>
-            <w:r>
-              <w:t>Miércoles</w:t>
+              <w:t>16/10/2025</w:t>
+            </w:r>
+          </w:p>
+        </w:tc>
+        <w:tc>
+          <w:tcPr>
+            <w:tcW w:w="0" w:type="auto"/>
+          </w:tcPr>
+          <w:p>
+            <w:r>
+              <w:t>Jueves</w:t>
             </w:r>
           </w:p>
         </w:tc>
@@ -8074,7 +8010,7 @@
               <w:tblLook w:val="04A0" w:firstRow="1" w:lastRow="0" w:firstColumn="1" w:lastColumn="0" w:noHBand="0" w:noVBand="1"/>
             </w:tblPr>
             <w:tblGrid>
-              <w:gridCol w:w="2194"/>
+              <w:gridCol w:w="2207"/>
             </w:tblGrid>
             <w:tr>
               <w:trPr>
@@ -8092,7 +8028,6 @@
                     <w:autoSpaceDE/>
                     <w:autoSpaceDN/>
                     <w:rPr>
-                      <w:color w:val="C0504D" w:themeColor="accent2"/>
                       <w:sz w:val="24"/>
                       <w:szCs w:val="24"/>
                       <w:lang w:val="es-EC" w:eastAsia="es-EC" w:bidi="ar-SA"/>
@@ -8100,7 +8035,6 @@
                   </w:pPr>
                   <w:r>
                     <w:rPr>
-                      <w:color w:val="C0504D" w:themeColor="accent2"/>
                       <w:sz w:val="24"/>
                       <w:szCs w:val="24"/>
                       <w:lang w:val="es-EC" w:eastAsia="es-EC" w:bidi="ar-SA"/>
@@ -8115,7 +8049,6 @@
             <w:pPr>
               <w:rPr>
                 <w:vanish/>
-                <w:color w:val="C0504D" w:themeColor="accent2"/>
                 <w:lang w:val="es-EC" w:eastAsia="es-EC" w:bidi="ar-SA"/>
               </w:rPr>
             </w:pPr>
@@ -8151,7 +8084,6 @@
                     <w:autoSpaceDE/>
                     <w:autoSpaceDN/>
                     <w:rPr>
-                      <w:color w:val="C0504D" w:themeColor="accent2"/>
                       <w:sz w:val="24"/>
                       <w:szCs w:val="24"/>
                       <w:lang w:val="es-EC" w:eastAsia="es-EC" w:bidi="ar-SA"/>
@@ -8164,7 +8096,6 @@
           <w:p>
             <w:pPr>
               <w:rPr>
-                <w:color w:val="C0504D" w:themeColor="accent2"/>
                 <w:lang w:val="es-EC"/>
               </w:rPr>
             </w:pPr>
@@ -8175,14 +8106,8 @@
             <w:tcW w:w="0" w:type="auto"/>
           </w:tcPr>
           <w:p>
-            <w:pPr>
-              <w:rPr>
-                <w:color w:val="C0504D" w:themeColor="accent2"/>
-              </w:rPr>
-            </w:pPr>
-            <w:r>
-              <w:rPr>
-                <w:color w:val="C0504D" w:themeColor="accent2"/>
+            <w:r>
+              <w:rPr>
                 <w:lang w:val="es-EC" w:eastAsia="es-EC" w:bidi="ar-SA"/>
               </w:rPr>
               <w:t>Creación de pantallas con información completa del curso en el prototipo.</w:t>
@@ -8221,34 +8146,26 @@
           </w:tcPr>
           <w:p>
             <w:r>
-              <w:t>16/10/2025</w:t>
-            </w:r>
-          </w:p>
-        </w:tc>
-        <w:tc>
-          <w:tcPr>
-            <w:tcW w:w="0" w:type="auto"/>
-          </w:tcPr>
-          <w:p>
-            <w:r>
-              <w:t>Jueves</w:t>
-            </w:r>
-          </w:p>
-        </w:tc>
-        <w:tc>
-          <w:tcPr>
-            <w:tcW w:w="0" w:type="auto"/>
-          </w:tcPr>
-          <w:p>
-            <w:pPr>
-              <w:rPr>
-                <w:color w:val="C0504D" w:themeColor="accent2"/>
-              </w:rPr>
-            </w:pPr>
-            <w:r>
-              <w:rPr>
-                <w:color w:val="C0504D" w:themeColor="accent2"/>
-              </w:rPr>
+              <w:t>17/10/2025</w:t>
+            </w:r>
+          </w:p>
+        </w:tc>
+        <w:tc>
+          <w:tcPr>
+            <w:tcW w:w="0" w:type="auto"/>
+          </w:tcPr>
+          <w:p>
+            <w:r>
+              <w:t>Viernes</w:t>
+            </w:r>
+          </w:p>
+        </w:tc>
+        <w:tc>
+          <w:tcPr>
+            <w:tcW w:w="0" w:type="auto"/>
+          </w:tcPr>
+          <w:p>
+            <w:r>
               <w:t>Documentación de mejoras aplicadas</w:t>
             </w:r>
           </w:p>
@@ -8258,15 +8175,7 @@
             <w:tcW w:w="0" w:type="auto"/>
           </w:tcPr>
           <w:p>
-            <w:pPr>
-              <w:rPr>
-                <w:color w:val="C0504D" w:themeColor="accent2"/>
-              </w:rPr>
-            </w:pPr>
-            <w:r>
-              <w:rPr>
-                <w:color w:val="C0504D" w:themeColor="accent2"/>
-              </w:rPr>
+            <w:r>
               <w:t>Registro de todos los cambios realizados en el prototipo durante la semana.</w:t>
             </w:r>
           </w:p>
@@ -8303,34 +8212,26 @@
           </w:tcPr>
           <w:p>
             <w:r>
-              <w:t>17/10/2025</w:t>
-            </w:r>
-          </w:p>
-        </w:tc>
-        <w:tc>
-          <w:tcPr>
-            <w:tcW w:w="0" w:type="auto"/>
-          </w:tcPr>
-          <w:p>
-            <w:r>
-              <w:t>Viernes</w:t>
-            </w:r>
-          </w:p>
-        </w:tc>
-        <w:tc>
-          <w:tcPr>
-            <w:tcW w:w="0" w:type="auto"/>
-          </w:tcPr>
-          <w:p>
-            <w:pPr>
-              <w:rPr>
-                <w:color w:val="C0504D" w:themeColor="accent2"/>
-              </w:rPr>
-            </w:pPr>
-            <w:r>
-              <w:rPr>
-                <w:color w:val="C0504D" w:themeColor="accent2"/>
-              </w:rPr>
+              <w:t>20/10/2025</w:t>
+            </w:r>
+          </w:p>
+        </w:tc>
+        <w:tc>
+          <w:tcPr>
+            <w:tcW w:w="0" w:type="auto"/>
+          </w:tcPr>
+          <w:p>
+            <w:r>
+              <w:t>Lunes</w:t>
+            </w:r>
+          </w:p>
+        </w:tc>
+        <w:tc>
+          <w:tcPr>
+            <w:tcW w:w="0" w:type="auto"/>
+          </w:tcPr>
+          <w:p>
+            <w:r>
               <w:t>Reunión: Revisión General del Prototipo</w:t>
             </w:r>
           </w:p>
@@ -8340,15 +8241,7 @@
             <w:tcW w:w="0" w:type="auto"/>
           </w:tcPr>
           <w:p>
-            <w:pPr>
-              <w:rPr>
-                <w:color w:val="C0504D" w:themeColor="accent2"/>
-              </w:rPr>
-            </w:pPr>
-            <w:r>
-              <w:rPr>
-                <w:color w:val="C0504D" w:themeColor="accent2"/>
-              </w:rPr>
+            <w:r>
               <w:t>Validación de coherencia entre módulos, funcionalidad y diseño</w:t>
             </w:r>
           </w:p>
@@ -8384,34 +8277,26 @@
           </w:tcPr>
           <w:p>
             <w:r>
-              <w:t>20/10/2025</w:t>
-            </w:r>
-          </w:p>
-        </w:tc>
-        <w:tc>
-          <w:tcPr>
-            <w:tcW w:w="0" w:type="auto"/>
-          </w:tcPr>
-          <w:p>
-            <w:r>
-              <w:t>Lunes</w:t>
-            </w:r>
-          </w:p>
-        </w:tc>
-        <w:tc>
-          <w:tcPr>
-            <w:tcW w:w="0" w:type="auto"/>
-          </w:tcPr>
-          <w:p>
-            <w:pPr>
-              <w:rPr>
-                <w:color w:val="C0504D" w:themeColor="accent2"/>
-              </w:rPr>
-            </w:pPr>
-            <w:r>
-              <w:rPr>
-                <w:color w:val="C0504D" w:themeColor="accent2"/>
-              </w:rPr>
+              <w:t>21/10/2025</w:t>
+            </w:r>
+          </w:p>
+        </w:tc>
+        <w:tc>
+          <w:tcPr>
+            <w:tcW w:w="0" w:type="auto"/>
+          </w:tcPr>
+          <w:p>
+            <w:r>
+              <w:t>Martes</w:t>
+            </w:r>
+          </w:p>
+        </w:tc>
+        <w:tc>
+          <w:tcPr>
+            <w:tcW w:w="0" w:type="auto"/>
+          </w:tcPr>
+          <w:p>
+            <w:r>
               <w:t>Ajustes finales del prototipo I</w:t>
             </w:r>
           </w:p>
@@ -8421,16 +8306,14 @@
             <w:tcW w:w="0" w:type="auto"/>
           </w:tcPr>
           <w:p>
-            <w:pPr>
-              <w:rPr>
-                <w:color w:val="C0504D" w:themeColor="accent2"/>
-              </w:rPr>
-            </w:pPr>
-            <w:r>
-              <w:rPr>
-                <w:color w:val="C0504D" w:themeColor="accent2"/>
-              </w:rPr>
-              <w:t>Corrección de detalles de diseño, navegación y consistencia entre módulos.</w:t>
+            <w:r>
+              <w:t>Corrección de detalles de diseño,</w:t>
+            </w:r>
+            <w:r>
+              <w:t xml:space="preserve"> y </w:t>
+            </w:r>
+            <w:r>
+              <w:t xml:space="preserve"> navegación </w:t>
             </w:r>
           </w:p>
         </w:tc>
@@ -8465,34 +8348,26 @@
           </w:tcPr>
           <w:p>
             <w:r>
-              <w:t>21/10/2025</w:t>
-            </w:r>
-          </w:p>
-        </w:tc>
-        <w:tc>
-          <w:tcPr>
-            <w:tcW w:w="0" w:type="auto"/>
-          </w:tcPr>
-          <w:p>
-            <w:r>
-              <w:t>Martes</w:t>
-            </w:r>
-          </w:p>
-        </w:tc>
-        <w:tc>
-          <w:tcPr>
-            <w:tcW w:w="0" w:type="auto"/>
-          </w:tcPr>
-          <w:p>
-            <w:pPr>
-              <w:rPr>
-                <w:color w:val="C0504D" w:themeColor="accent2"/>
-              </w:rPr>
-            </w:pPr>
-            <w:r>
-              <w:rPr>
-                <w:color w:val="C0504D" w:themeColor="accent2"/>
-              </w:rPr>
+              <w:t>22/10/2025</w:t>
+            </w:r>
+          </w:p>
+        </w:tc>
+        <w:tc>
+          <w:tcPr>
+            <w:tcW w:w="0" w:type="auto"/>
+          </w:tcPr>
+          <w:p>
+            <w:r>
+              <w:t>Miércoles</w:t>
+            </w:r>
+          </w:p>
+        </w:tc>
+        <w:tc>
+          <w:tcPr>
+            <w:tcW w:w="0" w:type="auto"/>
+          </w:tcPr>
+          <w:p>
+            <w:r>
               <w:t>Ajustes finales del prototipo I</w:t>
             </w:r>
           </w:p>
@@ -8502,16 +8377,8 @@
             <w:tcW w:w="0" w:type="auto"/>
           </w:tcPr>
           <w:p>
-            <w:pPr>
-              <w:rPr>
-                <w:color w:val="C0504D" w:themeColor="accent2"/>
-              </w:rPr>
-            </w:pPr>
-            <w:r>
-              <w:rPr>
-                <w:color w:val="C0504D" w:themeColor="accent2"/>
-              </w:rPr>
-              <w:t>Corrección de detalles de diseño, navegación y consistencia entre módulos.</w:t>
+            <w:r>
+              <w:t>Corrección de consistencia entre módulos.</w:t>
             </w:r>
           </w:p>
         </w:tc>
@@ -8528,6 +8395,9 @@
         </w:tc>
       </w:tr>
       <w:tr>
+        <w:trPr>
+          <w:trHeight w:val="454"/>
+        </w:trPr>
         <w:tc>
           <w:tcPr>
             <w:tcW w:w="0" w:type="auto"/>
@@ -8546,34 +8416,26 @@
           </w:tcPr>
           <w:p>
             <w:r>
-              <w:t>22/10/2025</w:t>
-            </w:r>
-          </w:p>
-        </w:tc>
-        <w:tc>
-          <w:tcPr>
-            <w:tcW w:w="0" w:type="auto"/>
-          </w:tcPr>
-          <w:p>
-            <w:r>
-              <w:t>Miércoles</w:t>
-            </w:r>
-          </w:p>
-        </w:tc>
-        <w:tc>
-          <w:tcPr>
-            <w:tcW w:w="0" w:type="auto"/>
-          </w:tcPr>
-          <w:p>
-            <w:pPr>
-              <w:rPr>
-                <w:color w:val="C0504D" w:themeColor="accent2"/>
-              </w:rPr>
-            </w:pPr>
-            <w:r>
-              <w:rPr>
-                <w:color w:val="C0504D" w:themeColor="accent2"/>
-              </w:rPr>
+              <w:t>23/10/2025</w:t>
+            </w:r>
+          </w:p>
+        </w:tc>
+        <w:tc>
+          <w:tcPr>
+            <w:tcW w:w="0" w:type="auto"/>
+          </w:tcPr>
+          <w:p>
+            <w:r>
+              <w:t>Jueves</w:t>
+            </w:r>
+          </w:p>
+        </w:tc>
+        <w:tc>
+          <w:tcPr>
+            <w:tcW w:w="0" w:type="auto"/>
+          </w:tcPr>
+          <w:p>
+            <w:r>
               <w:t>Optimización del código</w:t>
             </w:r>
           </w:p>
@@ -8583,16 +8445,14 @@
             <w:tcW w:w="0" w:type="auto"/>
           </w:tcPr>
           <w:p>
-            <w:pPr>
-              <w:rPr>
-                <w:color w:val="C0504D" w:themeColor="accent2"/>
-              </w:rPr>
-            </w:pPr>
-            <w:r>
-              <w:rPr>
-                <w:color w:val="C0504D" w:themeColor="accent2"/>
-              </w:rPr>
-              <w:t>Revisión y mejora de código de los módulos del prototipo: refactorización, optimización de consultas y ajustes de funcionalidad para un rendimiento más estable. Para un futuro despliegue</w:t>
+            <w:r>
+              <w:t>Revisión y mejora de código de los módulos del prototipo: refactorización, optimización de consultas y ajustes de funcionalidad p</w:t>
+            </w:r>
+            <w:r>
+              <w:t>ara un rendimiento más estable, p</w:t>
+            </w:r>
+            <w:r>
+              <w:t>ara un futuro despliegue</w:t>
             </w:r>
           </w:p>
         </w:tc>
@@ -8627,134 +8487,37 @@
           </w:tcPr>
           <w:p>
             <w:r>
-              <w:t>23/10/2025</w:t>
-            </w:r>
-          </w:p>
-        </w:tc>
-        <w:tc>
-          <w:tcPr>
-            <w:tcW w:w="0" w:type="auto"/>
-          </w:tcPr>
-          <w:p>
-            <w:r>
-              <w:t>Jueves</w:t>
-            </w:r>
-          </w:p>
-        </w:tc>
-        <w:tc>
-          <w:tcPr>
-            <w:tcW w:w="0" w:type="auto"/>
-          </w:tcPr>
-          <w:p>
-            <w:pPr>
-              <w:rPr>
-                <w:color w:val="C0504D" w:themeColor="accent2"/>
-              </w:rPr>
-            </w:pPr>
-            <w:r>
-              <w:rPr>
-                <w:color w:val="C0504D" w:themeColor="accent2"/>
-              </w:rPr>
-              <w:t>Optimización del código</w:t>
-            </w:r>
-          </w:p>
-        </w:tc>
-        <w:tc>
-          <w:tcPr>
-            <w:tcW w:w="0" w:type="auto"/>
-          </w:tcPr>
-          <w:p>
-            <w:pPr>
-              <w:rPr>
-                <w:color w:val="C0504D" w:themeColor="accent2"/>
-              </w:rPr>
-            </w:pPr>
-            <w:r>
-              <w:rPr>
-                <w:color w:val="C0504D" w:themeColor="accent2"/>
-              </w:rPr>
+              <w:t>24/10/2025</w:t>
+            </w:r>
+          </w:p>
+        </w:tc>
+        <w:tc>
+          <w:tcPr>
+            <w:tcW w:w="0" w:type="auto"/>
+          </w:tcPr>
+          <w:p>
+            <w:r>
+              <w:t>Viernes</w:t>
+            </w:r>
+          </w:p>
+        </w:tc>
+        <w:tc>
+          <w:tcPr>
+            <w:tcW w:w="0" w:type="auto"/>
+          </w:tcPr>
+          <w:p>
+            <w:r>
+              <w:t>Reunión y entrega del prototipo</w:t>
+            </w:r>
+          </w:p>
+        </w:tc>
+        <w:tc>
+          <w:tcPr>
+            <w:tcW w:w="0" w:type="auto"/>
+          </w:tcPr>
+          <w:p>
+            <w:r>
               <w:t>Ajustes de diseño visual, consistencia de estilos, asegurando un uso eficiente de recursos para minimizar consumo y facilitar un próximo despliegue en producción.</w:t>
-            </w:r>
-          </w:p>
-        </w:tc>
-        <w:tc>
-          <w:tcPr>
-            <w:tcW w:w="0" w:type="auto"/>
-            <w:hideMark/>
-          </w:tcPr>
-          <w:p>
-            <w:r>
-              <w:t>6</w:t>
-            </w:r>
-          </w:p>
-        </w:tc>
-      </w:tr>
-      <w:tr>
-        <w:tc>
-          <w:tcPr>
-            <w:tcW w:w="0" w:type="auto"/>
-            <w:hideMark/>
-          </w:tcPr>
-          <w:p>
-            <w:r>
-              <w:t>44</w:t>
-            </w:r>
-          </w:p>
-        </w:tc>
-        <w:tc>
-          <w:tcPr>
-            <w:tcW w:w="0" w:type="auto"/>
-            <w:hideMark/>
-          </w:tcPr>
-          <w:p>
-            <w:r>
-              <w:t>24/10/2025</w:t>
-            </w:r>
-          </w:p>
-        </w:tc>
-        <w:tc>
-          <w:tcPr>
-            <w:tcW w:w="0" w:type="auto"/>
-          </w:tcPr>
-          <w:p>
-            <w:r>
-              <w:t>Viernes</w:t>
-            </w:r>
-          </w:p>
-        </w:tc>
-        <w:tc>
-          <w:tcPr>
-            <w:tcW w:w="0" w:type="auto"/>
-          </w:tcPr>
-          <w:p>
-            <w:pPr>
-              <w:rPr>
-                <w:color w:val="C0504D" w:themeColor="accent2"/>
-              </w:rPr>
-            </w:pPr>
-            <w:r>
-              <w:rPr>
-                <w:color w:val="C0504D" w:themeColor="accent2"/>
-              </w:rPr>
-              <w:t>Reunión: Entrega de prototipo, revisión final</w:t>
-            </w:r>
-          </w:p>
-        </w:tc>
-        <w:tc>
-          <w:tcPr>
-            <w:tcW w:w="0" w:type="auto"/>
-          </w:tcPr>
-          <w:p>
-            <w:pPr>
-              <w:rPr>
-                <w:color w:val="C0504D" w:themeColor="accent2"/>
-              </w:rPr>
-            </w:pPr>
-            <w:r>
-              <w:rPr>
-                <w:color w:val="C0504D" w:themeColor="accent2"/>
-              </w:rPr>
-              <w:t>Presentación del prototipo al gerente de IT y representante legal, retroalimentación y aprobación del trabajo realizado.</w:t>
             </w:r>
           </w:p>
         </w:tc>
@@ -8791,7 +8554,7 @@
           </w:tcPr>
           <w:p>
             <w:r>
-              <w:t>264</w:t>
+              <w:t>258</w:t>
             </w:r>
           </w:p>
         </w:tc>
@@ -8837,7 +8600,7 @@
         <w:t>La tabla de actividades presentada da un total de 2</w:t>
       </w:r>
       <w:r>
-        <w:t>64</w:t>
+        <w:t>58</w:t>
       </w:r>
       <w:r>
         <w:t xml:space="preserve"> horas realizadas.</w:t>
@@ -11083,6 +10846,15 @@
 </file>
 
 <file path=customXml/item1.xml><?xml version="1.0" encoding="utf-8"?>
+<?mso-contentType ?>
+<FormTemplates xmlns="http://schemas.microsoft.com/sharepoint/v3/contenttype/forms">
+  <Display>DocumentLibraryForm</Display>
+  <Edit>DocumentLibraryForm</Edit>
+  <New>DocumentLibraryForm</New>
+</FormTemplates>
+</file>
+
+<file path=customXml/item2.xml><?xml version="1.0" encoding="utf-8"?>
 <p:properties xmlns:p="http://schemas.microsoft.com/office/2006/metadata/properties" xmlns:xsi="http://www.w3.org/2001/XMLSchema-instance" xmlns:pc="http://schemas.microsoft.com/office/infopath/2007/PartnerControls">
   <documentManagement>
     <_activity xmlns="f1f31ffb-9912-4459-99c8-b26e82094b51" xsi:nil="true"/>
@@ -11090,7 +10862,7 @@
 </p:properties>
 </file>
 
-<file path=customXml/item2.xml><?xml version="1.0" encoding="utf-8"?>
+<file path=customXml/item3.xml><?xml version="1.0" encoding="utf-8"?>
 <ct:contentTypeSchema xmlns:ct="http://schemas.microsoft.com/office/2006/metadata/contentType" xmlns:ma="http://schemas.microsoft.com/office/2006/metadata/properties/metaAttributes" ct:_="" ma:_="" ma:contentTypeName="Documento" ma:contentTypeID="0x010100EDB39E34F5A9B445B025C05B2A05D030" ma:contentTypeVersion="18" ma:contentTypeDescription="Crear nuevo documento." ma:contentTypeScope="" ma:versionID="4b8c5b34f0f0da9123a52d787f594f58">
   <xsd:schema xmlns:xsd="http://www.w3.org/2001/XMLSchema" xmlns:xs="http://www.w3.org/2001/XMLSchema" xmlns:p="http://schemas.microsoft.com/office/2006/metadata/properties" xmlns:ns3="f1f31ffb-9912-4459-99c8-b26e82094b51" xmlns:ns4="ce621958-37b1-43fe-a1f1-1aad67996a88" targetNamespace="http://schemas.microsoft.com/office/2006/metadata/properties" ma:root="true" ma:fieldsID="ed7624c736e5958f5cff85571969e9e2" ns3:_="" ns4:_="">
     <xsd:import namespace="f1f31ffb-9912-4459-99c8-b26e82094b51"/>
@@ -11343,20 +11115,19 @@
 </ct:contentTypeSchema>
 </file>
 
-<file path=customXml/item3.xml><?xml version="1.0" encoding="utf-8"?>
-<?mso-contentType ?>
-<FormTemplates xmlns="http://schemas.microsoft.com/sharepoint/v3/contenttype/forms">
-  <Display>DocumentLibraryForm</Display>
-  <Edit>DocumentLibraryForm</Edit>
-  <New>DocumentLibraryForm</New>
-</FormTemplates>
-</file>
-
 <file path=customXml/item4.xml><?xml version="1.0" encoding="utf-8"?>
 <b:Sources xmlns:b="http://schemas.openxmlformats.org/officeDocument/2006/bibliography" xmlns="http://schemas.openxmlformats.org/officeDocument/2006/bibliography" SelectedStyle="\APASixthEditionOfficeOnline.xsl" StyleName="APA" Version="6"/>
 </file>
 
 <file path=customXml/itemProps1.xml><?xml version="1.0" encoding="utf-8"?>
+<ds:datastoreItem xmlns:ds="http://schemas.openxmlformats.org/officeDocument/2006/customXml" ds:itemID="{D97C98BB-D733-4755-AF30-F518FC2AEFAB}">
+  <ds:schemaRefs>
+    <ds:schemaRef ds:uri="http://schemas.microsoft.com/sharepoint/v3/contenttype/forms"/>
+  </ds:schemaRefs>
+</ds:datastoreItem>
+</file>
+
+<file path=customXml/itemProps2.xml><?xml version="1.0" encoding="utf-8"?>
 <ds:datastoreItem xmlns:ds="http://schemas.openxmlformats.org/officeDocument/2006/customXml" ds:itemID="{4841E046-27A1-4B2E-9F43-F67D72354C8F}">
   <ds:schemaRefs>
     <ds:schemaRef ds:uri="http://schemas.microsoft.com/office/2006/metadata/properties"/>
@@ -11366,7 +11137,7 @@
 </ds:datastoreItem>
 </file>
 
-<file path=customXml/itemProps2.xml><?xml version="1.0" encoding="utf-8"?>
+<file path=customXml/itemProps3.xml><?xml version="1.0" encoding="utf-8"?>
 <ds:datastoreItem xmlns:ds="http://schemas.openxmlformats.org/officeDocument/2006/customXml" ds:itemID="{355C7FB5-BF0E-4F0F-BA5F-10B843AFE9E5}">
   <ds:schemaRefs>
     <ds:schemaRef ds:uri="http://schemas.microsoft.com/office/2006/metadata/contentType"/>
@@ -11385,16 +11156,8 @@
 </ds:datastoreItem>
 </file>
 
-<file path=customXml/itemProps3.xml><?xml version="1.0" encoding="utf-8"?>
-<ds:datastoreItem xmlns:ds="http://schemas.openxmlformats.org/officeDocument/2006/customXml" ds:itemID="{D97C98BB-D733-4755-AF30-F518FC2AEFAB}">
-  <ds:schemaRefs>
-    <ds:schemaRef ds:uri="http://schemas.microsoft.com/sharepoint/v3/contenttype/forms"/>
-  </ds:schemaRefs>
-</ds:datastoreItem>
-</file>
-
 <file path=customXml/itemProps4.xml><?xml version="1.0" encoding="utf-8"?>
-<ds:datastoreItem xmlns:ds="http://schemas.openxmlformats.org/officeDocument/2006/customXml" ds:itemID="{A8C627AE-095C-4040-AE6A-DB97B297C36D}">
+<ds:datastoreItem xmlns:ds="http://schemas.openxmlformats.org/officeDocument/2006/customXml" ds:itemID="{400DBBAD-4314-499B-8B99-B7A4E3BD62DA}">
   <ds:schemaRefs>
     <ds:schemaRef ds:uri="http://schemas.openxmlformats.org/officeDocument/2006/bibliography"/>
   </ds:schemaRefs>

--- a/Practicas Preprofesionales/Rubber_Soul/04MerinoEdnanInformeTecnicoBORRADOR.docx
+++ b/Practicas Preprofesionales/Rubber_Soul/04MerinoEdnanInformeTecnicoBORRADOR.docx
@@ -78,7 +78,7 @@
               </wp:anchor>
             </w:drawing>
           </mc:Choice>
-          <mc:Fallback xmlns:cx="http://schemas.microsoft.com/office/drawing/2014/chartex" xmlns:cx1="http://schemas.microsoft.com/office/drawing/2015/9/8/chartex" xmlns:cx2="http://schemas.microsoft.com/office/drawing/2015/10/21/chartex" xmlns:cx3="http://schemas.microsoft.com/office/drawing/2016/5/9/chartex" xmlns:cx4="http://schemas.microsoft.com/office/drawing/2016/5/10/chartex" xmlns:cx5="http://schemas.microsoft.com/office/drawing/2016/5/11/chartex" xmlns:cx6="http://schemas.microsoft.com/office/drawing/2016/5/12/chartex" xmlns:cx7="http://schemas.microsoft.com/office/drawing/2016/5/13/chartex" xmlns:cx8="http://schemas.microsoft.com/office/drawing/2016/5/14/chartex" xmlns:aink="http://schemas.microsoft.com/office/drawing/2016/ink" xmlns:am3d="http://schemas.microsoft.com/office/drawing/2017/model3d" xmlns:oel="http://schemas.microsoft.com/office/2019/extlst" xmlns:w16cex="http://schemas.microsoft.com/office/word/2018/wordml/cex" xmlns:w16cid="http://schemas.microsoft.com/office/word/2016/wordml/cid" xmlns:w16="http://schemas.microsoft.com/office/word/2018/wordml" xmlns:w16du="http://schemas.microsoft.com/office/word/2023/wordml/word16du" xmlns:w16sdtdh="http://schemas.microsoft.com/office/word/2020/wordml/sdtdatahash" xmlns:w16sdtfl="http://schemas.microsoft.com/office/word/2024/wordml/sdtformatlock" xmlns:w16se="http://schemas.microsoft.com/office/word/2015/wordml/symex">
+          <mc:Fallback xmlns:w16se="http://schemas.microsoft.com/office/word/2015/wordml/symex" xmlns:w16sdtfl="http://schemas.microsoft.com/office/word/2024/wordml/sdtformatlock" xmlns:w16sdtdh="http://schemas.microsoft.com/office/word/2020/wordml/sdtdatahash" xmlns:w16du="http://schemas.microsoft.com/office/word/2023/wordml/word16du" xmlns:w16="http://schemas.microsoft.com/office/word/2018/wordml" xmlns:w16cid="http://schemas.microsoft.com/office/word/2016/wordml/cid" xmlns:w16cex="http://schemas.microsoft.com/office/word/2018/wordml/cex" xmlns:oel="http://schemas.microsoft.com/office/2019/extlst" xmlns:am3d="http://schemas.microsoft.com/office/drawing/2017/model3d" xmlns:aink="http://schemas.microsoft.com/office/drawing/2016/ink" xmlns:cx8="http://schemas.microsoft.com/office/drawing/2016/5/14/chartex" xmlns:cx7="http://schemas.microsoft.com/office/drawing/2016/5/13/chartex" xmlns:cx6="http://schemas.microsoft.com/office/drawing/2016/5/12/chartex" xmlns:cx5="http://schemas.microsoft.com/office/drawing/2016/5/11/chartex" xmlns:cx4="http://schemas.microsoft.com/office/drawing/2016/5/10/chartex" xmlns:cx3="http://schemas.microsoft.com/office/drawing/2016/5/9/chartex" xmlns:cx2="http://schemas.microsoft.com/office/drawing/2015/10/21/chartex" xmlns:cx1="http://schemas.microsoft.com/office/drawing/2015/9/8/chartex" xmlns:cx="http://schemas.microsoft.com/office/drawing/2014/chartex">
             <w:pict>
               <v:line w14:anchorId="1C4AAAF1" id="Line 15" o:spid="_x0000_s1026" style="position:absolute;z-index:251659264;visibility:visible;mso-wrap-style:square;mso-width-percent:0;mso-height-percent:0;mso-wrap-distance-left:9pt;mso-wrap-distance-top:0;mso-wrap-distance-right:9pt;mso-wrap-distance-bottom:0;mso-position-horizontal:absolute;mso-position-horizontal-relative:page;mso-position-vertical:absolute;mso-position-vertical-relative:page;mso-width-percent:0;mso-height-percent:0;mso-width-relative:page;mso-height-relative:page" from="70.95pt,752.3pt" to="214.95pt,752.3pt" o:gfxdata="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" strokeweight=".21169mm">
                 <w10:wrap anchorx="page" anchory="page"/>
@@ -173,7 +173,7 @@
               </wp:anchor>
             </w:drawing>
           </mc:Choice>
-          <mc:Fallback xmlns:cx="http://schemas.microsoft.com/office/drawing/2014/chartex" xmlns:cx1="http://schemas.microsoft.com/office/drawing/2015/9/8/chartex" xmlns:cx2="http://schemas.microsoft.com/office/drawing/2015/10/21/chartex" xmlns:cx3="http://schemas.microsoft.com/office/drawing/2016/5/9/chartex" xmlns:cx4="http://schemas.microsoft.com/office/drawing/2016/5/10/chartex" xmlns:cx5="http://schemas.microsoft.com/office/drawing/2016/5/11/chartex" xmlns:cx6="http://schemas.microsoft.com/office/drawing/2016/5/12/chartex" xmlns:cx7="http://schemas.microsoft.com/office/drawing/2016/5/13/chartex" xmlns:cx8="http://schemas.microsoft.com/office/drawing/2016/5/14/chartex" xmlns:aink="http://schemas.microsoft.com/office/drawing/2016/ink" xmlns:am3d="http://schemas.microsoft.com/office/drawing/2017/model3d" xmlns:oel="http://schemas.microsoft.com/office/2019/extlst" xmlns:w16cex="http://schemas.microsoft.com/office/word/2018/wordml/cex" xmlns:w16cid="http://schemas.microsoft.com/office/word/2016/wordml/cid" xmlns:w16="http://schemas.microsoft.com/office/word/2018/wordml" xmlns:w16du="http://schemas.microsoft.com/office/word/2023/wordml/word16du" xmlns:w16sdtdh="http://schemas.microsoft.com/office/word/2020/wordml/sdtdatahash" xmlns:w16sdtfl="http://schemas.microsoft.com/office/word/2024/wordml/sdtformatlock" xmlns:w16se="http://schemas.microsoft.com/office/word/2015/wordml/symex">
+          <mc:Fallback xmlns:w16se="http://schemas.microsoft.com/office/word/2015/wordml/symex" xmlns:w16sdtfl="http://schemas.microsoft.com/office/word/2024/wordml/sdtformatlock" xmlns:w16sdtdh="http://schemas.microsoft.com/office/word/2020/wordml/sdtdatahash" xmlns:w16du="http://schemas.microsoft.com/office/word/2023/wordml/word16du" xmlns:w16="http://schemas.microsoft.com/office/word/2018/wordml" xmlns:w16cid="http://schemas.microsoft.com/office/word/2016/wordml/cid" xmlns:w16cex="http://schemas.microsoft.com/office/word/2018/wordml/cex" xmlns:oel="http://schemas.microsoft.com/office/2019/extlst" xmlns:am3d="http://schemas.microsoft.com/office/drawing/2017/model3d" xmlns:aink="http://schemas.microsoft.com/office/drawing/2016/ink" xmlns:cx8="http://schemas.microsoft.com/office/drawing/2016/5/14/chartex" xmlns:cx7="http://schemas.microsoft.com/office/drawing/2016/5/13/chartex" xmlns:cx6="http://schemas.microsoft.com/office/drawing/2016/5/12/chartex" xmlns:cx5="http://schemas.microsoft.com/office/drawing/2016/5/11/chartex" xmlns:cx4="http://schemas.microsoft.com/office/drawing/2016/5/10/chartex" xmlns:cx3="http://schemas.microsoft.com/office/drawing/2016/5/9/chartex" xmlns:cx2="http://schemas.microsoft.com/office/drawing/2015/10/21/chartex" xmlns:cx1="http://schemas.microsoft.com/office/drawing/2015/9/8/chartex" xmlns:cx="http://schemas.microsoft.com/office/drawing/2014/chartex">
             <w:pict>
               <v:line w14:anchorId="761B1C8A" id="Line 14" o:spid="_x0000_s1026" style="position:absolute;z-index:251658240;visibility:visible;mso-wrap-style:square;mso-width-percent:0;mso-height-percent:0;mso-wrap-distance-left:9pt;mso-wrap-distance-top:0;mso-wrap-distance-right:9pt;mso-wrap-distance-bottom:0;mso-position-horizontal:absolute;mso-position-horizontal-relative:page;mso-position-vertical:absolute;mso-position-vertical-relative:text;mso-width-percent:0;mso-height-percent:0;mso-width-relative:page;mso-height-relative:page" from="207.4pt,24.65pt" to="387.9pt,24.65pt" o:gfxdata="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" strokeweight="1.08pt">
                 <w10:wrap anchorx="page"/>
@@ -1327,14 +1327,7 @@
                                   <w:b/>
                                   <w:sz w:val="16"/>
                                 </w:rPr>
-                                <w:t xml:space="preserve">NOMBRES Y APELLIDOS DEL ESTUDIANTE: </w:t>
-                              </w:r>
-                              <w:r>
-                                <w:rPr>
-                                  <w:b/>
-                                  <w:sz w:val="16"/>
-                                </w:rPr>
-                                <w:t>MERINO CALDERON EDNAN JOSUE</w:t>
+                                <w:t>NOMBRES Y APELLIDOS DEL ESTUDIANTE: MERINO CALDERON EDNAN JOSUE</w:t>
                               </w:r>
                             </w:p>
                             <w:p>
@@ -1362,15 +1355,7 @@
                                   <w:sz w:val="14"/>
                                   <w:szCs w:val="20"/>
                                 </w:rPr>
-                                <w:t xml:space="preserve">ING. </w:t>
-                              </w:r>
-                              <w:r>
-                                <w:rPr>
-                                  <w:b/>
-                                  <w:sz w:val="14"/>
-                                  <w:szCs w:val="20"/>
-                                </w:rPr>
-                                <w:t>LOZA HERRERA WASHINGTON EDUARDO</w:t>
+                                <w:t>ING. LOZA HERRERA WASHINGTON EDUARDO</w:t>
                               </w:r>
                             </w:p>
                           </w:txbxContent>
@@ -1490,28 +1475,7 @@
                                   <w:b/>
                                   <w:sz w:val="18"/>
                                 </w:rPr>
-                                <w:t>FIRMA DE TUTOR</w:t>
-                              </w:r>
-                              <w:r>
-                                <w:rPr>
-                                  <w:b/>
-                                  <w:sz w:val="18"/>
-                                </w:rPr>
-                                <w:t>ÍA</w:t>
-                              </w:r>
-                              <w:r>
-                                <w:rPr>
-                                  <w:b/>
-                                  <w:sz w:val="18"/>
-                                </w:rPr>
-                                <w:t xml:space="preserve"> ACADÉMIC</w:t>
-                              </w:r>
-                              <w:r>
-                                <w:rPr>
-                                  <w:b/>
-                                  <w:sz w:val="18"/>
-                                </w:rPr>
-                                <w:t>A</w:t>
+                                <w:t>FIRMA DE TUTORÍA ACADÉMICA</w:t>
                               </w:r>
                             </w:p>
                             <w:p>
@@ -1866,14 +1830,7 @@
                             <w:b/>
                             <w:sz w:val="16"/>
                           </w:rPr>
-                          <w:t xml:space="preserve">NOMBRES Y APELLIDOS DEL ESTUDIANTE: </w:t>
-                        </w:r>
-                        <w:r>
-                          <w:rPr>
-                            <w:b/>
-                            <w:sz w:val="16"/>
-                          </w:rPr>
-                          <w:t>MERINO CALDERON EDNAN JOSUE</w:t>
+                          <w:t>NOMBRES Y APELLIDOS DEL ESTUDIANTE: MERINO CALDERON EDNAN JOSUE</w:t>
                         </w:r>
                       </w:p>
                       <w:p>
@@ -1901,15 +1858,7 @@
                             <w:sz w:val="14"/>
                             <w:szCs w:val="20"/>
                           </w:rPr>
-                          <w:t xml:space="preserve">ING. </w:t>
-                        </w:r>
-                        <w:r>
-                          <w:rPr>
-                            <w:b/>
-                            <w:sz w:val="14"/>
-                            <w:szCs w:val="20"/>
-                          </w:rPr>
-                          <w:t>LOZA HERRERA WASHINGTON EDUARDO</w:t>
+                          <w:t>ING. LOZA HERRERA WASHINGTON EDUARDO</w:t>
                         </w:r>
                       </w:p>
                     </w:txbxContent>
@@ -1951,28 +1900,7 @@
                             <w:b/>
                             <w:sz w:val="18"/>
                           </w:rPr>
-                          <w:t>FIRMA DE TUTOR</w:t>
-                        </w:r>
-                        <w:r>
-                          <w:rPr>
-                            <w:b/>
-                            <w:sz w:val="18"/>
-                          </w:rPr>
-                          <w:t>ÍA</w:t>
-                        </w:r>
-                        <w:r>
-                          <w:rPr>
-                            <w:b/>
-                            <w:sz w:val="18"/>
-                          </w:rPr>
-                          <w:t xml:space="preserve"> ACADÉMIC</w:t>
-                        </w:r>
-                        <w:r>
-                          <w:rPr>
-                            <w:b/>
-                            <w:sz w:val="18"/>
-                          </w:rPr>
-                          <w:t>A</w:t>
+                          <w:t>FIRMA DE TUTORÍA ACADÉMICA</w:t>
                         </w:r>
                       </w:p>
                       <w:p>
@@ -1983,6 +1911,7 @@
                             <w:sz w:val="18"/>
                           </w:rPr>
                         </w:pPr>
+                        <w:proofErr w:type="spellStart"/>
                         <w:proofErr w:type="gramStart"/>
                         <w:r>
                           <w:rPr>
@@ -1991,6 +1920,7 @@
                           </w:rPr>
                           <w:t>sd</w:t>
                         </w:r>
+                        <w:proofErr w:type="spellEnd"/>
                         <w:proofErr w:type="gramEnd"/>
                       </w:p>
                     </w:txbxContent>
@@ -2326,23 +2256,7 @@
                                 <w:spacing w:val="-3"/>
                                 <w:sz w:val="18"/>
                               </w:rPr>
-                              <w:t xml:space="preserve">. </w:t>
-                            </w:r>
-                            <w:r>
-                              <w:rPr>
-                                <w:bCs/>
-                                <w:spacing w:val="-3"/>
-                                <w:sz w:val="18"/>
-                              </w:rPr>
-                              <w:t xml:space="preserve">Jaramillo Cartagena </w:t>
-                            </w:r>
-                            <w:r>
-                              <w:rPr>
-                                <w:bCs/>
-                                <w:spacing w:val="-3"/>
-                                <w:sz w:val="18"/>
-                              </w:rPr>
-                              <w:t>Fernando Sandino</w:t>
+                              <w:t>. Jaramillo Cartagena Fernando Sandino</w:t>
                             </w:r>
                           </w:p>
                           <w:p>
@@ -2369,28 +2283,7 @@
                                 <w:b/>
                                 <w:sz w:val="20"/>
                               </w:rPr>
-                              <w:t xml:space="preserve">, </w:t>
-                            </w:r>
-                            <w:r>
-                              <w:rPr>
-                                <w:b/>
-                                <w:sz w:val="20"/>
-                              </w:rPr>
-                              <w:t>24/10</w:t>
-                            </w:r>
-                            <w:r>
-                              <w:rPr>
-                                <w:b/>
-                                <w:sz w:val="20"/>
-                              </w:rPr>
-                              <w:t>/202</w:t>
-                            </w:r>
-                            <w:r>
-                              <w:rPr>
-                                <w:b/>
-                                <w:sz w:val="20"/>
-                              </w:rPr>
-                              <w:t>5</w:t>
+                              <w:t>, 24/10/2025</w:t>
                             </w:r>
                           </w:p>
                           <w:p/>
@@ -2413,11 +2306,7 @@
           </mc:Choice>
           <mc:Fallback>
             <w:pict>
-              <v:shapetype w14:anchorId="63ED53BF" id="_x0000_t202" coordsize="21600,21600" o:spt="202" path="m,l,21600r21600,l21600,xe">
-                <v:stroke joinstyle="miter"/>
-                <v:path gradientshapeok="t" o:connecttype="rect"/>
-              </v:shapetype>
-              <v:shape id="Text Box 19" o:spid="_x0000_s1039" type="#_x0000_t202" style="position:absolute;margin-left:94.5pt;margin-top:521.95pt;width:254pt;height:55.5pt;z-index:251673600;visibility:visible;mso-wrap-style:square;mso-width-percent:0;mso-height-percent:0;mso-wrap-distance-left:9pt;mso-wrap-distance-top:0;mso-wrap-distance-right:9pt;mso-wrap-distance-bottom:0;mso-position-horizontal:absolute;mso-position-horizontal-relative:text;mso-position-vertical:absolute;mso-position-vertical-relative:text;mso-width-percent:0;mso-height-percent:0;mso-width-relative:page;mso-height-relative:page;v-text-anchor:top" o:gfxdata="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" filled="f" stroked="f">
+              <v:shape w14:anchorId="63ED53BF" id="Text Box 19" o:spid="_x0000_s1039" type="#_x0000_t202" style="position:absolute;margin-left:94.5pt;margin-top:521.95pt;width:254pt;height:55.5pt;z-index:251673600;visibility:visible;mso-wrap-style:square;mso-width-percent:0;mso-height-percent:0;mso-wrap-distance-left:9pt;mso-wrap-distance-top:0;mso-wrap-distance-right:9pt;mso-wrap-distance-bottom:0;mso-position-horizontal:absolute;mso-position-horizontal-relative:text;mso-position-vertical:absolute;mso-position-vertical-relative:text;mso-width-percent:0;mso-height-percent:0;mso-width-relative:page;mso-height-relative:page;v-text-anchor:top" o:gfxdata="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" filled="f" stroked="f">
                 <v:textbox>
                   <w:txbxContent>
                     <w:p>
@@ -2480,23 +2369,7 @@
                           <w:spacing w:val="-3"/>
                           <w:sz w:val="18"/>
                         </w:rPr>
-                        <w:t xml:space="preserve">. </w:t>
-                      </w:r>
-                      <w:r>
-                        <w:rPr>
-                          <w:bCs/>
-                          <w:spacing w:val="-3"/>
-                          <w:sz w:val="18"/>
-                        </w:rPr>
-                        <w:t xml:space="preserve">Jaramillo Cartagena </w:t>
-                      </w:r>
-                      <w:r>
-                        <w:rPr>
-                          <w:bCs/>
-                          <w:spacing w:val="-3"/>
-                          <w:sz w:val="18"/>
-                        </w:rPr>
-                        <w:t>Fernando Sandino</w:t>
+                        <w:t>. Jaramillo Cartagena Fernando Sandino</w:t>
                       </w:r>
                     </w:p>
                     <w:p>
@@ -2509,33 +2382,21 @@
                           <w:sz w:val="20"/>
                         </w:rPr>
                       </w:pPr>
+                      <w:proofErr w:type="spellStart"/>
                       <w:r>
                         <w:rPr>
                           <w:b/>
                           <w:sz w:val="20"/>
                         </w:rPr>
-                        <w:t xml:space="preserve">Sangolquí, </w:t>
+                        <w:t>Sangolquí</w:t>
                       </w:r>
+                      <w:proofErr w:type="spellEnd"/>
                       <w:r>
                         <w:rPr>
                           <w:b/>
                           <w:sz w:val="20"/>
                         </w:rPr>
-                        <w:t>24/10</w:t>
-                      </w:r>
-                      <w:r>
-                        <w:rPr>
-                          <w:b/>
-                          <w:sz w:val="20"/>
-                        </w:rPr>
-                        <w:t>/202</w:t>
-                      </w:r>
-                      <w:r>
-                        <w:rPr>
-                          <w:b/>
-                          <w:sz w:val="20"/>
-                        </w:rPr>
-                        <w:t>5</w:t>
+                        <w:t>, 24/10/2025</w:t>
                       </w:r>
                     </w:p>
                     <w:p/>
@@ -2682,7 +2543,25 @@
                           <w:szCs w:val="20"/>
                           <w:lang w:val="es-MX"/>
                         </w:rPr>
-                        <w:t>Merino Calderón Ednan Josué</w:t>
+                        <w:t xml:space="preserve">Merino Calderón </w:t>
+                      </w:r>
+                      <w:proofErr w:type="spellStart"/>
+                      <w:r>
+                        <w:rPr>
+                          <w:sz w:val="20"/>
+                          <w:szCs w:val="20"/>
+                          <w:lang w:val="es-MX"/>
+                        </w:rPr>
+                        <w:t>Ednan</w:t>
+                      </w:r>
+                      <w:proofErr w:type="spellEnd"/>
+                      <w:r>
+                        <w:rPr>
+                          <w:sz w:val="20"/>
+                          <w:szCs w:val="20"/>
+                          <w:lang w:val="es-MX"/>
+                        </w:rPr>
+                        <w:t xml:space="preserve"> Josué</w:t>
                       </w:r>
                     </w:p>
                   </w:txbxContent>
@@ -2699,8 +2578,6 @@
         </w:rPr>
         <w:t xml:space="preserve">  </w:t>
       </w:r>
-      <w:bookmarkStart w:id="1" w:name="_GoBack"/>
-      <w:bookmarkEnd w:id="1"/>
     </w:p>
     <w:p>
       <w:pPr>
@@ -7550,6 +7427,7 @@
             <w:hideMark/>
           </w:tcPr>
           <w:p>
+            <w:bookmarkStart w:id="1" w:name="_GoBack" w:colFirst="0" w:colLast="5"/>
             <w:r>
               <w:t>31</w:t>
             </w:r>
@@ -7764,14 +7642,24 @@
           </w:p>
         </w:tc>
       </w:tr>
+      <w:bookmarkEnd w:id="1"/>
       <w:tr>
         <w:tc>
           <w:tcPr>
             <w:tcW w:w="0" w:type="auto"/>
-            <w:hideMark/>
-          </w:tcPr>
-          <w:p>
-            <w:r>
+            <w:shd w:val="clear" w:color="auto" w:fill="9BBB59" w:themeFill="accent3"/>
+            <w:hideMark/>
+          </w:tcPr>
+          <w:p>
+            <w:pPr>
+              <w:rPr>
+                <w:b/>
+              </w:rPr>
+            </w:pPr>
+            <w:r>
+              <w:rPr>
+                <w:b/>
+              </w:rPr>
               <w:t>34</w:t>
             </w:r>
           </w:p>
@@ -7779,11 +7667,19 @@
         <w:tc>
           <w:tcPr>
             <w:tcW w:w="0" w:type="auto"/>
-            <w:shd w:val="clear" w:color="auto" w:fill="4BACC6" w:themeFill="accent5"/>
-            <w:hideMark/>
-          </w:tcPr>
-          <w:p>
-            <w:r>
+            <w:shd w:val="clear" w:color="auto" w:fill="9BBB59" w:themeFill="accent3"/>
+            <w:hideMark/>
+          </w:tcPr>
+          <w:p>
+            <w:pPr>
+              <w:rPr>
+                <w:b/>
+              </w:rPr>
+            </w:pPr>
+            <w:r>
+              <w:rPr>
+                <w:b/>
+              </w:rPr>
               <w:t>13/10/2025</w:t>
             </w:r>
           </w:p>
@@ -7791,9 +7687,18 @@
         <w:tc>
           <w:tcPr>
             <w:tcW w:w="0" w:type="auto"/>
-          </w:tcPr>
-          <w:p>
-            <w:r>
+            <w:shd w:val="clear" w:color="auto" w:fill="9BBB59" w:themeFill="accent3"/>
+          </w:tcPr>
+          <w:p>
+            <w:pPr>
+              <w:rPr>
+                <w:b/>
+              </w:rPr>
+            </w:pPr>
+            <w:r>
+              <w:rPr>
+                <w:b/>
+              </w:rPr>
               <w:t>Lunes</w:t>
             </w:r>
           </w:p>
@@ -7801,9 +7706,18 @@
         <w:tc>
           <w:tcPr>
             <w:tcW w:w="0" w:type="auto"/>
-          </w:tcPr>
-          <w:p>
-            <w:r>
+            <w:shd w:val="clear" w:color="auto" w:fill="9BBB59" w:themeFill="accent3"/>
+          </w:tcPr>
+          <w:p>
+            <w:pPr>
+              <w:rPr>
+                <w:b/>
+              </w:rPr>
+            </w:pPr>
+            <w:r>
+              <w:rPr>
+                <w:b/>
+              </w:rPr>
               <w:t>Reunión: Interfaz y Usabilidad.</w:t>
             </w:r>
           </w:p>
@@ -7811,9 +7725,18 @@
         <w:tc>
           <w:tcPr>
             <w:tcW w:w="0" w:type="auto"/>
-          </w:tcPr>
-          <w:p>
-            <w:r>
+            <w:shd w:val="clear" w:color="auto" w:fill="9BBB59" w:themeFill="accent3"/>
+          </w:tcPr>
+          <w:p>
+            <w:pPr>
+              <w:rPr>
+                <w:b/>
+              </w:rPr>
+            </w:pPr>
+            <w:r>
+              <w:rPr>
+                <w:b/>
+              </w:rPr>
               <w:t>Revisión del prototipo, feedback</w:t>
             </w:r>
           </w:p>
@@ -7821,10 +7744,19 @@
         <w:tc>
           <w:tcPr>
             <w:tcW w:w="0" w:type="auto"/>
-            <w:hideMark/>
-          </w:tcPr>
-          <w:p>
-            <w:r>
+            <w:shd w:val="clear" w:color="auto" w:fill="9BBB59" w:themeFill="accent3"/>
+            <w:hideMark/>
+          </w:tcPr>
+          <w:p>
+            <w:pPr>
+              <w:rPr>
+                <w:b/>
+              </w:rPr>
+            </w:pPr>
+            <w:r>
+              <w:rPr>
+                <w:b/>
+              </w:rPr>
               <w:t>6</w:t>
             </w:r>
           </w:p>
@@ -7834,6 +7766,7 @@
         <w:tc>
           <w:tcPr>
             <w:tcW w:w="0" w:type="auto"/>
+            <w:shd w:val="clear" w:color="auto" w:fill="9BBB59" w:themeFill="accent3"/>
             <w:hideMark/>
           </w:tcPr>
           <w:p>
@@ -7845,6 +7778,7 @@
         <w:tc>
           <w:tcPr>
             <w:tcW w:w="0" w:type="auto"/>
+            <w:shd w:val="clear" w:color="auto" w:fill="9BBB59" w:themeFill="accent3"/>
             <w:hideMark/>
           </w:tcPr>
           <w:p>
@@ -7856,6 +7790,7 @@
         <w:tc>
           <w:tcPr>
             <w:tcW w:w="0" w:type="auto"/>
+            <w:shd w:val="clear" w:color="auto" w:fill="9BBB59" w:themeFill="accent3"/>
           </w:tcPr>
           <w:p>
             <w:r>
@@ -7866,6 +7801,7 @@
         <w:tc>
           <w:tcPr>
             <w:tcW w:w="0" w:type="auto"/>
+            <w:shd w:val="clear" w:color="auto" w:fill="9BBB59" w:themeFill="accent3"/>
           </w:tcPr>
           <w:p>
             <w:r>
@@ -7876,6 +7812,7 @@
         <w:tc>
           <w:tcPr>
             <w:tcW w:w="0" w:type="auto"/>
+            <w:shd w:val="clear" w:color="auto" w:fill="9BBB59" w:themeFill="accent3"/>
           </w:tcPr>
           <w:p>
             <w:r>
@@ -7886,6 +7823,7 @@
         <w:tc>
           <w:tcPr>
             <w:tcW w:w="0" w:type="auto"/>
+            <w:shd w:val="clear" w:color="auto" w:fill="9BBB59" w:themeFill="accent3"/>
             <w:hideMark/>
           </w:tcPr>
           <w:p>
@@ -7899,6 +7837,7 @@
         <w:tc>
           <w:tcPr>
             <w:tcW w:w="0" w:type="auto"/>
+            <w:shd w:val="clear" w:color="auto" w:fill="9BBB59" w:themeFill="accent3"/>
             <w:hideMark/>
           </w:tcPr>
           <w:p>
@@ -7910,6 +7849,7 @@
         <w:tc>
           <w:tcPr>
             <w:tcW w:w="0" w:type="auto"/>
+            <w:shd w:val="clear" w:color="auto" w:fill="9BBB59" w:themeFill="accent3"/>
             <w:hideMark/>
           </w:tcPr>
           <w:p>
@@ -7921,6 +7861,7 @@
         <w:tc>
           <w:tcPr>
             <w:tcW w:w="0" w:type="auto"/>
+            <w:shd w:val="clear" w:color="auto" w:fill="9BBB59" w:themeFill="accent3"/>
           </w:tcPr>
           <w:p>
             <w:r>
@@ -7931,6 +7872,7 @@
         <w:tc>
           <w:tcPr>
             <w:tcW w:w="0" w:type="auto"/>
+            <w:shd w:val="clear" w:color="auto" w:fill="9BBB59" w:themeFill="accent3"/>
           </w:tcPr>
           <w:p>
             <w:r>
@@ -7941,6 +7883,7 @@
         <w:tc>
           <w:tcPr>
             <w:tcW w:w="0" w:type="auto"/>
+            <w:shd w:val="clear" w:color="auto" w:fill="9BBB59" w:themeFill="accent3"/>
           </w:tcPr>
           <w:p>
             <w:r>
@@ -7951,6 +7894,7 @@
         <w:tc>
           <w:tcPr>
             <w:tcW w:w="0" w:type="auto"/>
+            <w:shd w:val="clear" w:color="auto" w:fill="9BBB59" w:themeFill="accent3"/>
             <w:hideMark/>
           </w:tcPr>
           <w:p>
@@ -7964,6 +7908,7 @@
         <w:tc>
           <w:tcPr>
             <w:tcW w:w="0" w:type="auto"/>
+            <w:shd w:val="clear" w:color="auto" w:fill="9BBB59" w:themeFill="accent3"/>
             <w:hideMark/>
           </w:tcPr>
           <w:p>
@@ -7975,6 +7920,7 @@
         <w:tc>
           <w:tcPr>
             <w:tcW w:w="0" w:type="auto"/>
+            <w:shd w:val="clear" w:color="auto" w:fill="9BBB59" w:themeFill="accent3"/>
             <w:hideMark/>
           </w:tcPr>
           <w:p>
@@ -7986,6 +7932,7 @@
         <w:tc>
           <w:tcPr>
             <w:tcW w:w="0" w:type="auto"/>
+            <w:shd w:val="clear" w:color="auto" w:fill="9BBB59" w:themeFill="accent3"/>
           </w:tcPr>
           <w:p>
             <w:r>
@@ -7996,6 +7943,7 @@
         <w:tc>
           <w:tcPr>
             <w:tcW w:w="0" w:type="auto"/>
+            <w:shd w:val="clear" w:color="auto" w:fill="9BBB59" w:themeFill="accent3"/>
           </w:tcPr>
           <w:tbl>
             <w:tblPr>
@@ -8104,6 +8052,7 @@
         <w:tc>
           <w:tcPr>
             <w:tcW w:w="0" w:type="auto"/>
+            <w:shd w:val="clear" w:color="auto" w:fill="9BBB59" w:themeFill="accent3"/>
           </w:tcPr>
           <w:p>
             <w:r>
@@ -8117,6 +8066,7 @@
         <w:tc>
           <w:tcPr>
             <w:tcW w:w="0" w:type="auto"/>
+            <w:shd w:val="clear" w:color="auto" w:fill="9BBB59" w:themeFill="accent3"/>
             <w:hideMark/>
           </w:tcPr>
           <w:p>
@@ -8130,6 +8080,7 @@
         <w:tc>
           <w:tcPr>
             <w:tcW w:w="0" w:type="auto"/>
+            <w:shd w:val="clear" w:color="auto" w:fill="9BBB59" w:themeFill="accent3"/>
             <w:hideMark/>
           </w:tcPr>
           <w:p>
@@ -8142,6 +8093,7 @@
         <w:tc>
           <w:tcPr>
             <w:tcW w:w="0" w:type="auto"/>
+            <w:shd w:val="clear" w:color="auto" w:fill="9BBB59" w:themeFill="accent3"/>
             <w:hideMark/>
           </w:tcPr>
           <w:p>
@@ -8153,6 +8105,7 @@
         <w:tc>
           <w:tcPr>
             <w:tcW w:w="0" w:type="auto"/>
+            <w:shd w:val="clear" w:color="auto" w:fill="9BBB59" w:themeFill="accent3"/>
           </w:tcPr>
           <w:p>
             <w:r>
@@ -8163,6 +8116,7 @@
         <w:tc>
           <w:tcPr>
             <w:tcW w:w="0" w:type="auto"/>
+            <w:shd w:val="clear" w:color="auto" w:fill="9BBB59" w:themeFill="accent3"/>
           </w:tcPr>
           <w:p>
             <w:r>
@@ -8173,6 +8127,7 @@
         <w:tc>
           <w:tcPr>
             <w:tcW w:w="0" w:type="auto"/>
+            <w:shd w:val="clear" w:color="auto" w:fill="9BBB59" w:themeFill="accent3"/>
           </w:tcPr>
           <w:p>
             <w:r>
@@ -8183,6 +8138,7 @@
         <w:tc>
           <w:tcPr>
             <w:tcW w:w="0" w:type="auto"/>
+            <w:shd w:val="clear" w:color="auto" w:fill="9BBB59" w:themeFill="accent3"/>
             <w:hideMark/>
           </w:tcPr>
           <w:p>
@@ -8196,10 +8152,19 @@
         <w:tc>
           <w:tcPr>
             <w:tcW w:w="0" w:type="auto"/>
-            <w:hideMark/>
-          </w:tcPr>
-          <w:p>
-            <w:r>
+            <w:shd w:val="clear" w:color="auto" w:fill="9BBB59" w:themeFill="accent3"/>
+            <w:hideMark/>
+          </w:tcPr>
+          <w:p>
+            <w:pPr>
+              <w:rPr>
+                <w:b/>
+              </w:rPr>
+            </w:pPr>
+            <w:r>
+              <w:rPr>
+                <w:b/>
+              </w:rPr>
               <w:t>39</w:t>
             </w:r>
           </w:p>
@@ -8207,11 +8172,19 @@
         <w:tc>
           <w:tcPr>
             <w:tcW w:w="0" w:type="auto"/>
-            <w:shd w:val="clear" w:color="auto" w:fill="4BACC6" w:themeFill="accent5"/>
-            <w:hideMark/>
-          </w:tcPr>
-          <w:p>
-            <w:r>
+            <w:shd w:val="clear" w:color="auto" w:fill="9BBB59" w:themeFill="accent3"/>
+            <w:hideMark/>
+          </w:tcPr>
+          <w:p>
+            <w:pPr>
+              <w:rPr>
+                <w:b/>
+              </w:rPr>
+            </w:pPr>
+            <w:r>
+              <w:rPr>
+                <w:b/>
+              </w:rPr>
               <w:t>20/10/2025</w:t>
             </w:r>
           </w:p>
@@ -8219,9 +8192,18 @@
         <w:tc>
           <w:tcPr>
             <w:tcW w:w="0" w:type="auto"/>
-          </w:tcPr>
-          <w:p>
-            <w:r>
+            <w:shd w:val="clear" w:color="auto" w:fill="9BBB59" w:themeFill="accent3"/>
+          </w:tcPr>
+          <w:p>
+            <w:pPr>
+              <w:rPr>
+                <w:b/>
+              </w:rPr>
+            </w:pPr>
+            <w:r>
+              <w:rPr>
+                <w:b/>
+              </w:rPr>
               <w:t>Lunes</w:t>
             </w:r>
           </w:p>
@@ -8229,9 +8211,18 @@
         <w:tc>
           <w:tcPr>
             <w:tcW w:w="0" w:type="auto"/>
-          </w:tcPr>
-          <w:p>
-            <w:r>
+            <w:shd w:val="clear" w:color="auto" w:fill="9BBB59" w:themeFill="accent3"/>
+          </w:tcPr>
+          <w:p>
+            <w:pPr>
+              <w:rPr>
+                <w:b/>
+              </w:rPr>
+            </w:pPr>
+            <w:r>
+              <w:rPr>
+                <w:b/>
+              </w:rPr>
               <w:t>Reunión: Revisión General del Prototipo</w:t>
             </w:r>
           </w:p>
@@ -8239,9 +8230,18 @@
         <w:tc>
           <w:tcPr>
             <w:tcW w:w="0" w:type="auto"/>
-          </w:tcPr>
-          <w:p>
-            <w:r>
+            <w:shd w:val="clear" w:color="auto" w:fill="9BBB59" w:themeFill="accent3"/>
+          </w:tcPr>
+          <w:p>
+            <w:pPr>
+              <w:rPr>
+                <w:b/>
+              </w:rPr>
+            </w:pPr>
+            <w:r>
+              <w:rPr>
+                <w:b/>
+              </w:rPr>
               <w:t>Validación de coherencia entre módulos, funcionalidad y diseño</w:t>
             </w:r>
           </w:p>
@@ -8249,10 +8249,19 @@
         <w:tc>
           <w:tcPr>
             <w:tcW w:w="0" w:type="auto"/>
-            <w:hideMark/>
-          </w:tcPr>
-          <w:p>
-            <w:r>
+            <w:shd w:val="clear" w:color="auto" w:fill="9BBB59" w:themeFill="accent3"/>
+            <w:hideMark/>
+          </w:tcPr>
+          <w:p>
+            <w:pPr>
+              <w:rPr>
+                <w:b/>
+              </w:rPr>
+            </w:pPr>
+            <w:r>
+              <w:rPr>
+                <w:b/>
+              </w:rPr>
               <w:t>6</w:t>
             </w:r>
           </w:p>
@@ -8262,6 +8271,7 @@
         <w:tc>
           <w:tcPr>
             <w:tcW w:w="0" w:type="auto"/>
+            <w:shd w:val="clear" w:color="auto" w:fill="9BBB59" w:themeFill="accent3"/>
             <w:hideMark/>
           </w:tcPr>
           <w:p>
@@ -8273,6 +8283,7 @@
         <w:tc>
           <w:tcPr>
             <w:tcW w:w="0" w:type="auto"/>
+            <w:shd w:val="clear" w:color="auto" w:fill="9BBB59" w:themeFill="accent3"/>
             <w:hideMark/>
           </w:tcPr>
           <w:p>
@@ -8284,6 +8295,7 @@
         <w:tc>
           <w:tcPr>
             <w:tcW w:w="0" w:type="auto"/>
+            <w:shd w:val="clear" w:color="auto" w:fill="9BBB59" w:themeFill="accent3"/>
           </w:tcPr>
           <w:p>
             <w:r>
@@ -8294,6 +8306,7 @@
         <w:tc>
           <w:tcPr>
             <w:tcW w:w="0" w:type="auto"/>
+            <w:shd w:val="clear" w:color="auto" w:fill="9BBB59" w:themeFill="accent3"/>
           </w:tcPr>
           <w:p>
             <w:r>
@@ -8304,6 +8317,7 @@
         <w:tc>
           <w:tcPr>
             <w:tcW w:w="0" w:type="auto"/>
+            <w:shd w:val="clear" w:color="auto" w:fill="9BBB59" w:themeFill="accent3"/>
           </w:tcPr>
           <w:p>
             <w:r>
@@ -8320,6 +8334,7 @@
         <w:tc>
           <w:tcPr>
             <w:tcW w:w="0" w:type="auto"/>
+            <w:shd w:val="clear" w:color="auto" w:fill="9BBB59" w:themeFill="accent3"/>
             <w:hideMark/>
           </w:tcPr>
           <w:p>
@@ -8333,6 +8348,7 @@
         <w:tc>
           <w:tcPr>
             <w:tcW w:w="0" w:type="auto"/>
+            <w:shd w:val="clear" w:color="auto" w:fill="9BBB59" w:themeFill="accent3"/>
             <w:hideMark/>
           </w:tcPr>
           <w:p>
@@ -8344,6 +8360,7 @@
         <w:tc>
           <w:tcPr>
             <w:tcW w:w="0" w:type="auto"/>
+            <w:shd w:val="clear" w:color="auto" w:fill="9BBB59" w:themeFill="accent3"/>
             <w:hideMark/>
           </w:tcPr>
           <w:p>
@@ -8355,6 +8372,7 @@
         <w:tc>
           <w:tcPr>
             <w:tcW w:w="0" w:type="auto"/>
+            <w:shd w:val="clear" w:color="auto" w:fill="9BBB59" w:themeFill="accent3"/>
           </w:tcPr>
           <w:p>
             <w:r>
@@ -8365,6 +8383,7 @@
         <w:tc>
           <w:tcPr>
             <w:tcW w:w="0" w:type="auto"/>
+            <w:shd w:val="clear" w:color="auto" w:fill="9BBB59" w:themeFill="accent3"/>
           </w:tcPr>
           <w:p>
             <w:r>
@@ -8375,6 +8394,7 @@
         <w:tc>
           <w:tcPr>
             <w:tcW w:w="0" w:type="auto"/>
+            <w:shd w:val="clear" w:color="auto" w:fill="9BBB59" w:themeFill="accent3"/>
           </w:tcPr>
           <w:p>
             <w:r>
@@ -8385,6 +8405,7 @@
         <w:tc>
           <w:tcPr>
             <w:tcW w:w="0" w:type="auto"/>
+            <w:shd w:val="clear" w:color="auto" w:fill="9BBB59" w:themeFill="accent3"/>
             <w:hideMark/>
           </w:tcPr>
           <w:p>
@@ -8401,6 +8422,7 @@
         <w:tc>
           <w:tcPr>
             <w:tcW w:w="0" w:type="auto"/>
+            <w:shd w:val="clear" w:color="auto" w:fill="9BBB59" w:themeFill="accent3"/>
             <w:hideMark/>
           </w:tcPr>
           <w:p>
@@ -8412,6 +8434,7 @@
         <w:tc>
           <w:tcPr>
             <w:tcW w:w="0" w:type="auto"/>
+            <w:shd w:val="clear" w:color="auto" w:fill="9BBB59" w:themeFill="accent3"/>
             <w:hideMark/>
           </w:tcPr>
           <w:p>
@@ -8423,6 +8446,7 @@
         <w:tc>
           <w:tcPr>
             <w:tcW w:w="0" w:type="auto"/>
+            <w:shd w:val="clear" w:color="auto" w:fill="9BBB59" w:themeFill="accent3"/>
           </w:tcPr>
           <w:p>
             <w:r>
@@ -8433,6 +8457,7 @@
         <w:tc>
           <w:tcPr>
             <w:tcW w:w="0" w:type="auto"/>
+            <w:shd w:val="clear" w:color="auto" w:fill="9BBB59" w:themeFill="accent3"/>
           </w:tcPr>
           <w:p>
             <w:r>
@@ -8443,6 +8468,7 @@
         <w:tc>
           <w:tcPr>
             <w:tcW w:w="0" w:type="auto"/>
+            <w:shd w:val="clear" w:color="auto" w:fill="9BBB59" w:themeFill="accent3"/>
           </w:tcPr>
           <w:p>
             <w:r>
@@ -8459,6 +8485,7 @@
         <w:tc>
           <w:tcPr>
             <w:tcW w:w="0" w:type="auto"/>
+            <w:shd w:val="clear" w:color="auto" w:fill="9BBB59" w:themeFill="accent3"/>
             <w:hideMark/>
           </w:tcPr>
           <w:p>
@@ -8472,10 +8499,19 @@
         <w:tc>
           <w:tcPr>
             <w:tcW w:w="0" w:type="auto"/>
-            <w:hideMark/>
-          </w:tcPr>
-          <w:p>
-            <w:r>
+            <w:shd w:val="clear" w:color="auto" w:fill="9BBB59" w:themeFill="accent3"/>
+            <w:hideMark/>
+          </w:tcPr>
+          <w:p>
+            <w:pPr>
+              <w:rPr>
+                <w:b/>
+              </w:rPr>
+            </w:pPr>
+            <w:r>
+              <w:rPr>
+                <w:b/>
+              </w:rPr>
               <w:t>43</w:t>
             </w:r>
           </w:p>
@@ -8483,10 +8519,19 @@
         <w:tc>
           <w:tcPr>
             <w:tcW w:w="0" w:type="auto"/>
-            <w:hideMark/>
-          </w:tcPr>
-          <w:p>
-            <w:r>
+            <w:shd w:val="clear" w:color="auto" w:fill="9BBB59" w:themeFill="accent3"/>
+            <w:hideMark/>
+          </w:tcPr>
+          <w:p>
+            <w:pPr>
+              <w:rPr>
+                <w:b/>
+              </w:rPr>
+            </w:pPr>
+            <w:r>
+              <w:rPr>
+                <w:b/>
+              </w:rPr>
               <w:t>24/10/2025</w:t>
             </w:r>
           </w:p>
@@ -8494,9 +8539,18 @@
         <w:tc>
           <w:tcPr>
             <w:tcW w:w="0" w:type="auto"/>
-          </w:tcPr>
-          <w:p>
-            <w:r>
+            <w:shd w:val="clear" w:color="auto" w:fill="9BBB59" w:themeFill="accent3"/>
+          </w:tcPr>
+          <w:p>
+            <w:pPr>
+              <w:rPr>
+                <w:b/>
+              </w:rPr>
+            </w:pPr>
+            <w:r>
+              <w:rPr>
+                <w:b/>
+              </w:rPr>
               <w:t>Viernes</w:t>
             </w:r>
           </w:p>
@@ -8504,9 +8558,18 @@
         <w:tc>
           <w:tcPr>
             <w:tcW w:w="0" w:type="auto"/>
-          </w:tcPr>
-          <w:p>
-            <w:r>
+            <w:shd w:val="clear" w:color="auto" w:fill="9BBB59" w:themeFill="accent3"/>
+          </w:tcPr>
+          <w:p>
+            <w:pPr>
+              <w:rPr>
+                <w:b/>
+              </w:rPr>
+            </w:pPr>
+            <w:r>
+              <w:rPr>
+                <w:b/>
+              </w:rPr>
               <w:t>Reunión y entrega del prototipo</w:t>
             </w:r>
           </w:p>
@@ -8514,9 +8577,18 @@
         <w:tc>
           <w:tcPr>
             <w:tcW w:w="0" w:type="auto"/>
-          </w:tcPr>
-          <w:p>
-            <w:r>
+            <w:shd w:val="clear" w:color="auto" w:fill="9BBB59" w:themeFill="accent3"/>
+          </w:tcPr>
+          <w:p>
+            <w:pPr>
+              <w:rPr>
+                <w:b/>
+              </w:rPr>
+            </w:pPr>
+            <w:r>
+              <w:rPr>
+                <w:b/>
+              </w:rPr>
               <w:t>Ajustes de diseño visual, consistencia de estilos, asegurando un uso eficiente de recursos para minimizar consumo y facilitar un próximo despliegue en producción.</w:t>
             </w:r>
           </w:p>
@@ -8524,10 +8596,19 @@
         <w:tc>
           <w:tcPr>
             <w:tcW w:w="0" w:type="auto"/>
-            <w:hideMark/>
-          </w:tcPr>
-          <w:p>
-            <w:r>
+            <w:shd w:val="clear" w:color="auto" w:fill="9BBB59" w:themeFill="accent3"/>
+            <w:hideMark/>
+          </w:tcPr>
+          <w:p>
+            <w:pPr>
+              <w:rPr>
+                <w:b/>
+              </w:rPr>
+            </w:pPr>
+            <w:r>
+              <w:rPr>
+                <w:b/>
+              </w:rPr>
               <w:t>6</w:t>
             </w:r>
           </w:p>
@@ -10846,23 +10927,6 @@
 </file>
 
 <file path=customXml/item1.xml><?xml version="1.0" encoding="utf-8"?>
-<?mso-contentType ?>
-<FormTemplates xmlns="http://schemas.microsoft.com/sharepoint/v3/contenttype/forms">
-  <Display>DocumentLibraryForm</Display>
-  <Edit>DocumentLibraryForm</Edit>
-  <New>DocumentLibraryForm</New>
-</FormTemplates>
-</file>
-
-<file path=customXml/item2.xml><?xml version="1.0" encoding="utf-8"?>
-<p:properties xmlns:p="http://schemas.microsoft.com/office/2006/metadata/properties" xmlns:xsi="http://www.w3.org/2001/XMLSchema-instance" xmlns:pc="http://schemas.microsoft.com/office/infopath/2007/PartnerControls">
-  <documentManagement>
-    <_activity xmlns="f1f31ffb-9912-4459-99c8-b26e82094b51" xsi:nil="true"/>
-  </documentManagement>
-</p:properties>
-</file>
-
-<file path=customXml/item3.xml><?xml version="1.0" encoding="utf-8"?>
 <ct:contentTypeSchema xmlns:ct="http://schemas.microsoft.com/office/2006/metadata/contentType" xmlns:ma="http://schemas.microsoft.com/office/2006/metadata/properties/metaAttributes" ct:_="" ma:_="" ma:contentTypeName="Documento" ma:contentTypeID="0x010100EDB39E34F5A9B445B025C05B2A05D030" ma:contentTypeVersion="18" ma:contentTypeDescription="Crear nuevo documento." ma:contentTypeScope="" ma:versionID="4b8c5b34f0f0da9123a52d787f594f58">
   <xsd:schema xmlns:xsd="http://www.w3.org/2001/XMLSchema" xmlns:xs="http://www.w3.org/2001/XMLSchema" xmlns:p="http://schemas.microsoft.com/office/2006/metadata/properties" xmlns:ns3="f1f31ffb-9912-4459-99c8-b26e82094b51" xmlns:ns4="ce621958-37b1-43fe-a1f1-1aad67996a88" targetNamespace="http://schemas.microsoft.com/office/2006/metadata/properties" ma:root="true" ma:fieldsID="ed7624c736e5958f5cff85571969e9e2" ns3:_="" ns4:_="">
     <xsd:import namespace="f1f31ffb-9912-4459-99c8-b26e82094b51"/>
@@ -11115,29 +11179,28 @@
 </ct:contentTypeSchema>
 </file>
 
+<file path=customXml/item2.xml><?xml version="1.0" encoding="utf-8"?>
+<p:properties xmlns:p="http://schemas.microsoft.com/office/2006/metadata/properties" xmlns:xsi="http://www.w3.org/2001/XMLSchema-instance" xmlns:pc="http://schemas.microsoft.com/office/infopath/2007/PartnerControls">
+  <documentManagement>
+    <_activity xmlns="f1f31ffb-9912-4459-99c8-b26e82094b51" xsi:nil="true"/>
+  </documentManagement>
+</p:properties>
+</file>
+
+<file path=customXml/item3.xml><?xml version="1.0" encoding="utf-8"?>
+<?mso-contentType ?>
+<FormTemplates xmlns="http://schemas.microsoft.com/sharepoint/v3/contenttype/forms">
+  <Display>DocumentLibraryForm</Display>
+  <Edit>DocumentLibraryForm</Edit>
+  <New>DocumentLibraryForm</New>
+</FormTemplates>
+</file>
+
 <file path=customXml/item4.xml><?xml version="1.0" encoding="utf-8"?>
 <b:Sources xmlns:b="http://schemas.openxmlformats.org/officeDocument/2006/bibliography" xmlns="http://schemas.openxmlformats.org/officeDocument/2006/bibliography" SelectedStyle="\APASixthEditionOfficeOnline.xsl" StyleName="APA" Version="6"/>
 </file>
 
 <file path=customXml/itemProps1.xml><?xml version="1.0" encoding="utf-8"?>
-<ds:datastoreItem xmlns:ds="http://schemas.openxmlformats.org/officeDocument/2006/customXml" ds:itemID="{D97C98BB-D733-4755-AF30-F518FC2AEFAB}">
-  <ds:schemaRefs>
-    <ds:schemaRef ds:uri="http://schemas.microsoft.com/sharepoint/v3/contenttype/forms"/>
-  </ds:schemaRefs>
-</ds:datastoreItem>
-</file>
-
-<file path=customXml/itemProps2.xml><?xml version="1.0" encoding="utf-8"?>
-<ds:datastoreItem xmlns:ds="http://schemas.openxmlformats.org/officeDocument/2006/customXml" ds:itemID="{4841E046-27A1-4B2E-9F43-F67D72354C8F}">
-  <ds:schemaRefs>
-    <ds:schemaRef ds:uri="http://schemas.microsoft.com/office/2006/metadata/properties"/>
-    <ds:schemaRef ds:uri="http://schemas.microsoft.com/office/infopath/2007/PartnerControls"/>
-    <ds:schemaRef ds:uri="f1f31ffb-9912-4459-99c8-b26e82094b51"/>
-  </ds:schemaRefs>
-</ds:datastoreItem>
-</file>
-
-<file path=customXml/itemProps3.xml><?xml version="1.0" encoding="utf-8"?>
 <ds:datastoreItem xmlns:ds="http://schemas.openxmlformats.org/officeDocument/2006/customXml" ds:itemID="{355C7FB5-BF0E-4F0F-BA5F-10B843AFE9E5}">
   <ds:schemaRefs>
     <ds:schemaRef ds:uri="http://schemas.microsoft.com/office/2006/metadata/contentType"/>
@@ -11156,8 +11219,26 @@
 </ds:datastoreItem>
 </file>
 
+<file path=customXml/itemProps2.xml><?xml version="1.0" encoding="utf-8"?>
+<ds:datastoreItem xmlns:ds="http://schemas.openxmlformats.org/officeDocument/2006/customXml" ds:itemID="{4841E046-27A1-4B2E-9F43-F67D72354C8F}">
+  <ds:schemaRefs>
+    <ds:schemaRef ds:uri="http://schemas.microsoft.com/office/2006/metadata/properties"/>
+    <ds:schemaRef ds:uri="http://schemas.microsoft.com/office/infopath/2007/PartnerControls"/>
+    <ds:schemaRef ds:uri="f1f31ffb-9912-4459-99c8-b26e82094b51"/>
+  </ds:schemaRefs>
+</ds:datastoreItem>
+</file>
+
+<file path=customXml/itemProps3.xml><?xml version="1.0" encoding="utf-8"?>
+<ds:datastoreItem xmlns:ds="http://schemas.openxmlformats.org/officeDocument/2006/customXml" ds:itemID="{D97C98BB-D733-4755-AF30-F518FC2AEFAB}">
+  <ds:schemaRefs>
+    <ds:schemaRef ds:uri="http://schemas.microsoft.com/sharepoint/v3/contenttype/forms"/>
+  </ds:schemaRefs>
+</ds:datastoreItem>
+</file>
+
 <file path=customXml/itemProps4.xml><?xml version="1.0" encoding="utf-8"?>
-<ds:datastoreItem xmlns:ds="http://schemas.openxmlformats.org/officeDocument/2006/customXml" ds:itemID="{400DBBAD-4314-499B-8B99-B7A4E3BD62DA}">
+<ds:datastoreItem xmlns:ds="http://schemas.openxmlformats.org/officeDocument/2006/customXml" ds:itemID="{166C2892-887A-45BD-9747-1FF89168C969}">
   <ds:schemaRefs>
     <ds:schemaRef ds:uri="http://schemas.openxmlformats.org/officeDocument/2006/bibliography"/>
   </ds:schemaRefs>
